--- a/DATA MODELING QUESTIONS.docx
+++ b/DATA MODELING QUESTIONS.docx
@@ -14,6 +14,208 @@
           <w:b/>
           <w:bCs/>
         </w:rPr>
+        <w:t>Data Modeling is the process of designing the structure and relationships of data in a way that supports business processes, analytics, and efficient data storage and retrieval.</w:t>
+      </w:r>
+    </w:p>
+    <w:p>
+      <w:pPr>
+        <w:rPr>
+          <w:b/>
+          <w:bCs/>
+        </w:rPr>
+      </w:pPr>
+      <w:r>
+        <w:rPr>
+          <w:b/>
+          <w:bCs/>
+        </w:rPr>
+        <w:drawing>
+          <wp:inline distT="0" distB="0" distL="0" distR="0" wp14:anchorId="719C4544" wp14:editId="2735FF87">
+            <wp:extent cx="5943600" cy="1680845"/>
+            <wp:effectExtent l="0" t="0" r="0" b="0"/>
+            <wp:docPr id="666810518" name="Picture 1" descr="A screenshot of a computer&#10;&#10;AI-generated content may be incorrect."/>
+            <wp:cNvGraphicFramePr>
+              <a:graphicFrameLocks xmlns:a="http://schemas.openxmlformats.org/drawingml/2006/main" noChangeAspect="1"/>
+            </wp:cNvGraphicFramePr>
+            <a:graphic xmlns:a="http://schemas.openxmlformats.org/drawingml/2006/main">
+              <a:graphicData uri="http://schemas.openxmlformats.org/drawingml/2006/picture">
+                <pic:pic xmlns:pic="http://schemas.openxmlformats.org/drawingml/2006/picture">
+                  <pic:nvPicPr>
+                    <pic:cNvPr id="666810518" name="Picture 1" descr="A screenshot of a computer&#10;&#10;AI-generated content may be incorrect."/>
+                    <pic:cNvPicPr/>
+                  </pic:nvPicPr>
+                  <pic:blipFill>
+                    <a:blip r:embed="rId5"/>
+                    <a:stretch>
+                      <a:fillRect/>
+                    </a:stretch>
+                  </pic:blipFill>
+                  <pic:spPr>
+                    <a:xfrm>
+                      <a:off x="0" y="0"/>
+                      <a:ext cx="5943600" cy="1680845"/>
+                    </a:xfrm>
+                    <a:prstGeom prst="rect">
+                      <a:avLst/>
+                    </a:prstGeom>
+                  </pic:spPr>
+                </pic:pic>
+              </a:graphicData>
+            </a:graphic>
+          </wp:inline>
+        </w:drawing>
+      </w:r>
+    </w:p>
+    <w:p>
+      <w:pPr>
+        <w:rPr>
+          <w:b/>
+          <w:bCs/>
+        </w:rPr>
+      </w:pPr>
+      <w:r>
+        <w:rPr>
+          <w:b/>
+          <w:bCs/>
+        </w:rPr>
+        <w:drawing>
+          <wp:inline distT="0" distB="0" distL="0" distR="0" wp14:anchorId="79F7A84C" wp14:editId="1A9A0727">
+            <wp:extent cx="3791479" cy="1876687"/>
+            <wp:effectExtent l="0" t="0" r="0" b="9525"/>
+            <wp:docPr id="812133149" name="Picture 1" descr="A white paper with black text&#10;&#10;AI-generated content may be incorrect."/>
+            <wp:cNvGraphicFramePr>
+              <a:graphicFrameLocks xmlns:a="http://schemas.openxmlformats.org/drawingml/2006/main" noChangeAspect="1"/>
+            </wp:cNvGraphicFramePr>
+            <a:graphic xmlns:a="http://schemas.openxmlformats.org/drawingml/2006/main">
+              <a:graphicData uri="http://schemas.openxmlformats.org/drawingml/2006/picture">
+                <pic:pic xmlns:pic="http://schemas.openxmlformats.org/drawingml/2006/picture">
+                  <pic:nvPicPr>
+                    <pic:cNvPr id="812133149" name="Picture 1" descr="A white paper with black text&#10;&#10;AI-generated content may be incorrect."/>
+                    <pic:cNvPicPr/>
+                  </pic:nvPicPr>
+                  <pic:blipFill>
+                    <a:blip r:embed="rId6"/>
+                    <a:stretch>
+                      <a:fillRect/>
+                    </a:stretch>
+                  </pic:blipFill>
+                  <pic:spPr>
+                    <a:xfrm>
+                      <a:off x="0" y="0"/>
+                      <a:ext cx="3791479" cy="1876687"/>
+                    </a:xfrm>
+                    <a:prstGeom prst="rect">
+                      <a:avLst/>
+                    </a:prstGeom>
+                  </pic:spPr>
+                </pic:pic>
+              </a:graphicData>
+            </a:graphic>
+          </wp:inline>
+        </w:drawing>
+      </w:r>
+    </w:p>
+    <w:p>
+      <w:pPr>
+        <w:rPr>
+          <w:b/>
+          <w:bCs/>
+        </w:rPr>
+      </w:pPr>
+      <w:r>
+        <w:rPr>
+          <w:b/>
+          <w:bCs/>
+        </w:rPr>
+        <w:drawing>
+          <wp:inline distT="0" distB="0" distL="0" distR="0" wp14:anchorId="5FED4708" wp14:editId="3AAA052C">
+            <wp:extent cx="5943600" cy="2733675"/>
+            <wp:effectExtent l="0" t="0" r="0" b="9525"/>
+            <wp:docPr id="482420449" name="Picture 1" descr="A screenshot of a white screen&#10;&#10;AI-generated content may be incorrect."/>
+            <wp:cNvGraphicFramePr>
+              <a:graphicFrameLocks xmlns:a="http://schemas.openxmlformats.org/drawingml/2006/main" noChangeAspect="1"/>
+            </wp:cNvGraphicFramePr>
+            <a:graphic xmlns:a="http://schemas.openxmlformats.org/drawingml/2006/main">
+              <a:graphicData uri="http://schemas.openxmlformats.org/drawingml/2006/picture">
+                <pic:pic xmlns:pic="http://schemas.openxmlformats.org/drawingml/2006/picture">
+                  <pic:nvPicPr>
+                    <pic:cNvPr id="482420449" name="Picture 1" descr="A screenshot of a white screen&#10;&#10;AI-generated content may be incorrect."/>
+                    <pic:cNvPicPr/>
+                  </pic:nvPicPr>
+                  <pic:blipFill>
+                    <a:blip r:embed="rId7"/>
+                    <a:stretch>
+                      <a:fillRect/>
+                    </a:stretch>
+                  </pic:blipFill>
+                  <pic:spPr>
+                    <a:xfrm>
+                      <a:off x="0" y="0"/>
+                      <a:ext cx="5943600" cy="2733675"/>
+                    </a:xfrm>
+                    <a:prstGeom prst="rect">
+                      <a:avLst/>
+                    </a:prstGeom>
+                  </pic:spPr>
+                </pic:pic>
+              </a:graphicData>
+            </a:graphic>
+          </wp:inline>
+        </w:drawing>
+      </w:r>
+    </w:p>
+    <w:p>
+      <w:pPr>
+        <w:rPr>
+          <w:b/>
+          <w:bCs/>
+        </w:rPr>
+      </w:pPr>
+    </w:p>
+    <w:p>
+      <w:pPr>
+        <w:rPr>
+          <w:b/>
+          <w:bCs/>
+        </w:rPr>
+      </w:pPr>
+    </w:p>
+    <w:p>
+      <w:pPr>
+        <w:rPr>
+          <w:b/>
+          <w:bCs/>
+        </w:rPr>
+      </w:pPr>
+    </w:p>
+    <w:p>
+      <w:pPr>
+        <w:rPr>
+          <w:b/>
+          <w:bCs/>
+        </w:rPr>
+      </w:pPr>
+    </w:p>
+    <w:p>
+      <w:pPr>
+        <w:rPr>
+          <w:b/>
+          <w:bCs/>
+        </w:rPr>
+      </w:pPr>
+    </w:p>
+    <w:p>
+      <w:pPr>
+        <w:rPr>
+          <w:b/>
+          <w:bCs/>
+        </w:rPr>
+      </w:pPr>
+      <w:r>
+        <w:rPr>
+          <w:b/>
+          <w:bCs/>
+        </w:rPr>
         <w:t>Data Modeling Interview Questions:</w:t>
       </w:r>
     </w:p>
@@ -364,6 +566,7 @@
           <w:b/>
           <w:bCs/>
         </w:rPr>
+        <w:lastRenderedPageBreak/>
         <w:t>&gt; What is relational data modeling? When you will use relational data modeling?</w:t>
       </w:r>
     </w:p>
@@ -776,6 +979,7 @@
           <w:b/>
           <w:bCs/>
         </w:rPr>
+        <w:lastRenderedPageBreak/>
         <w:t>&gt; How version controlling is done in a data model?</w:t>
       </w:r>
     </w:p>
@@ -812,7 +1016,6 @@
           <w:rFonts w:ascii="Arial" w:hAnsi="Arial" w:cs="Arial"/>
           <w:color w:val="000000" w:themeColor="text1"/>
         </w:rPr>
-        <w:lastRenderedPageBreak/>
         <w:t>There are two ways of approaches to Data Warehouse.</w:t>
       </w:r>
     </w:p>
@@ -1342,7 +1545,6 @@
         <w:rPr>
           <w:rFonts w:ascii="Arial" w:hAnsi="Arial" w:cs="Arial"/>
         </w:rPr>
-        <w:lastRenderedPageBreak/>
         <w:t>summarized, otherwise refined</w:t>
       </w:r>
     </w:p>
@@ -2145,16 +2347,13 @@
           <w:b/>
           <w:bCs/>
         </w:rPr>
+        <w:lastRenderedPageBreak/>
         <w:t>NoSQL Data Model</w:t>
       </w:r>
     </w:p>
     <w:p>
       <w:r>
-        <w:t>There isn't a one-size-fits-all approach in NoSQL, and the modeling can significantly vary with the specific NoSQL database type (document, key-value, graph, etc.). For instance, in the document model, data can be nested under a document, and it's usually self-</w:t>
-      </w:r>
-      <w:r>
-        <w:lastRenderedPageBreak/>
-        <w:t>contained. In contrast, graph models center around nodes and edges to represent relationships, and key-value stores are much more simplistic in that they link single keys to single values.</w:t>
+        <w:t>There isn't a one-size-fits-all approach in NoSQL, and the modeling can significantly vary with the specific NoSQL database type (document, key-value, graph, etc.). For instance, in the document model, data can be nested under a document, and it's usually self-contained. In contrast, graph models center around nodes and edges to represent relationships, and key-value stores are much more simplistic in that they link single keys to single values.</w:t>
       </w:r>
     </w:p>
     <w:p>
@@ -2519,6 +2718,7 @@
           <w:b/>
           <w:bCs/>
         </w:rPr>
+        <w:lastRenderedPageBreak/>
         <w:t>Conceptual</w:t>
       </w:r>
       <w:r>
@@ -2555,7 +2755,6 @@
           <w:b/>
           <w:bCs/>
         </w:rPr>
-        <w:lastRenderedPageBreak/>
         <w:t>Physical</w:t>
       </w:r>
       <w:r>
@@ -2808,6 +3007,7 @@
           <w:b/>
           <w:bCs/>
         </w:rPr>
+        <w:lastRenderedPageBreak/>
         <w:t>ERD Tools</w:t>
       </w:r>
       <w:r>
@@ -2842,7 +3042,6 @@
           <w:b/>
           <w:bCs/>
         </w:rPr>
-        <w:lastRenderedPageBreak/>
         <w:t>Data Modeling Tools</w:t>
       </w:r>
       <w:r>
@@ -3131,6 +3330,7 @@
         </w:numPr>
       </w:pPr>
       <w:r>
+        <w:lastRenderedPageBreak/>
         <w:t>This is a rare relationship where each record in Table A links to one and only one record in Table B, and vice versa.</w:t>
       </w:r>
     </w:p>
@@ -3146,7 +3346,6 @@
           <w:b/>
           <w:bCs/>
         </w:rPr>
-        <w:lastRenderedPageBreak/>
         <w:t>Example</w:t>
       </w:r>
       <w:r>
@@ -3298,12 +3497,15 @@
     </w:p>
     <w:p>
       <w:r>
+        <w:rPr>
+          <w:noProof/>
+        </w:rPr>
         <w:drawing>
           <wp:inline distT="0" distB="0" distL="0" distR="0">
             <wp:extent cx="5943600" cy="1630045"/>
             <wp:effectExtent l="0" t="0" r="0" b="8255"/>
             <wp:docPr id="1038690235" name="Picture 4" descr="Relationship Types">
-              <a:hlinkClick xmlns:a="http://schemas.openxmlformats.org/drawingml/2006/main" r:id="rId5" tgtFrame="&quot;_blank&quot;"/>
+              <a:hlinkClick xmlns:a="http://schemas.openxmlformats.org/drawingml/2006/main" r:id="rId8" tgtFrame="&quot;_blank&quot;"/>
             </wp:docPr>
             <wp:cNvGraphicFramePr>
               <a:graphicFrameLocks xmlns:a="http://schemas.openxmlformats.org/drawingml/2006/main" noChangeAspect="1"/>
@@ -3313,14 +3515,14 @@
                 <pic:pic xmlns:pic="http://schemas.openxmlformats.org/drawingml/2006/picture">
                   <pic:nvPicPr>
                     <pic:cNvPr id="0" name="Picture 11" descr="Relationship Types">
-                      <a:hlinkClick r:id="rId5" tgtFrame="&quot;_blank&quot;"/>
+                      <a:hlinkClick r:id="rId8" tgtFrame="&quot;_blank&quot;"/>
                     </pic:cNvPr>
                     <pic:cNvPicPr>
                       <a:picLocks noChangeAspect="1" noChangeArrowheads="1"/>
                     </pic:cNvPicPr>
                   </pic:nvPicPr>
                   <pic:blipFill>
-                    <a:blip r:embed="rId6" cstate="print">
+                    <a:blip r:embed="rId9" cstate="print">
                       <a:extLst>
                         <a:ext uri="{28A0092B-C50C-407E-A947-70E740481C1C}">
                           <a14:useLocalDpi xmlns:a14="http://schemas.microsoft.com/office/drawing/2010/main" val="0"/>
@@ -3466,6 +3668,7 @@
           <w:b/>
           <w:bCs/>
         </w:rPr>
+        <w:lastRenderedPageBreak/>
         <w:t>Foreign Keys</w:t>
       </w:r>
       <w:r>
@@ -3484,7 +3687,6 @@
           <w:b/>
           <w:bCs/>
         </w:rPr>
-        <w:lastRenderedPageBreak/>
         <w:t>Atomicity</w:t>
       </w:r>
       <w:r>
@@ -4837,12 +5039,15 @@
     </w:p>
     <w:p>
       <w:r>
+        <w:rPr>
+          <w:noProof/>
+        </w:rPr>
         <w:drawing>
           <wp:inline distT="0" distB="0" distL="0" distR="0">
             <wp:extent cx="5943600" cy="4034155"/>
             <wp:effectExtent l="0" t="0" r="0" b="4445"/>
             <wp:docPr id="1638445269" name="Picture 3" descr="SCD Types">
-              <a:hlinkClick xmlns:a="http://schemas.openxmlformats.org/drawingml/2006/main" r:id="rId7" tgtFrame="&quot;_blank&quot;"/>
+              <a:hlinkClick xmlns:a="http://schemas.openxmlformats.org/drawingml/2006/main" r:id="rId10" tgtFrame="&quot;_blank&quot;"/>
             </wp:docPr>
             <wp:cNvGraphicFramePr>
               <a:graphicFrameLocks xmlns:a="http://schemas.openxmlformats.org/drawingml/2006/main" noChangeAspect="1"/>
@@ -4852,14 +5057,14 @@
                 <pic:pic xmlns:pic="http://schemas.openxmlformats.org/drawingml/2006/picture">
                   <pic:nvPicPr>
                     <pic:cNvPr id="0" name="Picture 12" descr="SCD Types">
-                      <a:hlinkClick r:id="rId7" tgtFrame="&quot;_blank&quot;"/>
+                      <a:hlinkClick r:id="rId10" tgtFrame="&quot;_blank&quot;"/>
                     </pic:cNvPr>
                     <pic:cNvPicPr>
                       <a:picLocks noChangeAspect="1" noChangeArrowheads="1"/>
                     </pic:cNvPicPr>
                   </pic:nvPicPr>
                   <pic:blipFill>
-                    <a:blip r:embed="rId8">
+                    <a:blip r:embed="rId11">
                       <a:extLst>
                         <a:ext uri="{28A0092B-C50C-407E-A947-70E740481C1C}">
                           <a14:useLocalDpi xmlns:a14="http://schemas.microsoft.com/office/drawing/2010/main" val="0"/>
@@ -5079,24 +5284,8 @@
       </w:r>
     </w:p>
     <w:p>
-      <w:pPr>
-        <w:rPr>
-          <w:lang w:val="fr-FR"/>
-        </w:rPr>
-      </w:pPr>
-      <w:proofErr w:type="gramStart"/>
-      <w:r>
-        <w:rPr>
-          <w:lang w:val="fr-FR"/>
-        </w:rPr>
-        <w:t>product</w:t>
-      </w:r>
-      <w:proofErr w:type="gramEnd"/>
-      <w:r>
-        <w:rPr>
-          <w:lang w:val="fr-FR"/>
-        </w:rPr>
-        <w:t>_dim_scd1 = ProductDimensionSCD1()</w:t>
+      <w:r>
+        <w:t>product_dim_scd1 = ProductDimensionSCD1()</w:t>
       </w:r>
     </w:p>
     <w:p>
@@ -5530,24 +5719,8 @@
       </w:r>
     </w:p>
     <w:p>
-      <w:pPr>
-        <w:rPr>
-          <w:lang w:val="fr-FR"/>
-        </w:rPr>
-      </w:pPr>
-      <w:proofErr w:type="gramStart"/>
-      <w:r>
-        <w:rPr>
-          <w:lang w:val="fr-FR"/>
-        </w:rPr>
-        <w:t>product</w:t>
-      </w:r>
-      <w:proofErr w:type="gramEnd"/>
-      <w:r>
-        <w:rPr>
-          <w:lang w:val="fr-FR"/>
-        </w:rPr>
-        <w:t>_dim_scd2 = ProductDimensionSCD2()</w:t>
+      <w:r>
+        <w:t>product_dim_scd2 = ProductDimensionSCD2()</w:t>
       </w:r>
     </w:p>
     <w:p>
@@ -5730,24 +5903,8 @@
       </w:r>
     </w:p>
     <w:p>
-      <w:pPr>
-        <w:rPr>
-          <w:lang w:val="fr-FR"/>
-        </w:rPr>
-      </w:pPr>
-      <w:proofErr w:type="gramStart"/>
-      <w:r>
-        <w:rPr>
-          <w:lang w:val="fr-FR"/>
-        </w:rPr>
-        <w:t>product</w:t>
-      </w:r>
-      <w:proofErr w:type="gramEnd"/>
-      <w:r>
-        <w:rPr>
-          <w:lang w:val="fr-FR"/>
-        </w:rPr>
-        <w:t>_dim_scd3 = ProductDimensionSCD3()</w:t>
+      <w:r>
+        <w:t>product_dim_scd3 = ProductDimensionSCD3()</w:t>
       </w:r>
     </w:p>
     <w:p>

--- a/DATA MODELING QUESTIONS.docx
+++ b/DATA MODELING QUESTIONS.docx
@@ -195,27 +195,1176 @@
           <w:bCs/>
         </w:rPr>
       </w:pPr>
-    </w:p>
-    <w:p>
-      <w:pPr>
-        <w:rPr>
-          <w:b/>
-          <w:bCs/>
-        </w:rPr>
-      </w:pPr>
-    </w:p>
-    <w:p>
-      <w:pPr>
-        <w:rPr>
-          <w:b/>
-          <w:bCs/>
-        </w:rPr>
-      </w:pPr>
-      <w:r>
-        <w:rPr>
-          <w:b/>
-          <w:bCs/>
-        </w:rPr>
+      <w:r>
+        <w:rPr>
+          <w:b/>
+          <w:bCs/>
+        </w:rPr>
+        <w:t>General ETL Pipeline Design Questions (from scratch)</w:t>
+      </w:r>
+    </w:p>
+    <w:p>
+      <w:pPr>
+        <w:rPr>
+          <w:b/>
+          <w:bCs/>
+        </w:rPr>
+      </w:pPr>
+      <w:r>
+        <w:rPr>
+          <w:b/>
+          <w:bCs/>
+        </w:rPr>
+        <w:t>1. Designing a Sales Data Pipeline</w:t>
+      </w:r>
+    </w:p>
+    <w:p>
+      <w:pPr>
+        <w:rPr>
+          <w:b/>
+          <w:bCs/>
+        </w:rPr>
+      </w:pPr>
+      <w:r>
+        <w:rPr>
+          <w:b/>
+          <w:bCs/>
+        </w:rPr>
+        <w:t>Scenario:</w:t>
+      </w:r>
+      <w:r>
+        <w:rPr>
+          <w:b/>
+          <w:bCs/>
+        </w:rPr>
+        <w:br/>
+        <w:t>You are tasked with building an ETL pipeline to process daily sales data from multiple retail stores (CSV files on S3) into a Snowflake data warehouse for reporting.</w:t>
+      </w:r>
+    </w:p>
+    <w:p>
+      <w:pPr>
+        <w:rPr>
+          <w:b/>
+          <w:bCs/>
+        </w:rPr>
+      </w:pPr>
+      <w:r>
+        <w:rPr>
+          <w:b/>
+          <w:bCs/>
+        </w:rPr>
+        <w:t>Questions:</w:t>
+      </w:r>
+    </w:p>
+    <w:p>
+      <w:pPr>
+        <w:numPr>
+          <w:ilvl w:val="0"/>
+          <w:numId w:val="39"/>
+        </w:numPr>
+        <w:rPr>
+          <w:b/>
+          <w:bCs/>
+        </w:rPr>
+      </w:pPr>
+      <w:r>
+        <w:rPr>
+          <w:b/>
+          <w:bCs/>
+        </w:rPr>
+        <w:t>How would you design this ETL pipeline end-to-end?</w:t>
+      </w:r>
+    </w:p>
+    <w:p>
+      <w:pPr>
+        <w:numPr>
+          <w:ilvl w:val="0"/>
+          <w:numId w:val="39"/>
+        </w:numPr>
+        <w:rPr>
+          <w:b/>
+          <w:bCs/>
+        </w:rPr>
+      </w:pPr>
+      <w:r>
+        <w:rPr>
+          <w:b/>
+          <w:bCs/>
+        </w:rPr>
+        <w:t>What stages would you break the pipeline into (extract, transform, load)?</w:t>
+      </w:r>
+    </w:p>
+    <w:p>
+      <w:pPr>
+        <w:numPr>
+          <w:ilvl w:val="0"/>
+          <w:numId w:val="39"/>
+        </w:numPr>
+        <w:rPr>
+          <w:b/>
+          <w:bCs/>
+        </w:rPr>
+      </w:pPr>
+      <w:r>
+        <w:rPr>
+          <w:b/>
+          <w:bCs/>
+        </w:rPr>
+        <w:t>How would you handle schema evolution in the source files?</w:t>
+      </w:r>
+    </w:p>
+    <w:p>
+      <w:pPr>
+        <w:numPr>
+          <w:ilvl w:val="0"/>
+          <w:numId w:val="39"/>
+        </w:numPr>
+        <w:rPr>
+          <w:b/>
+          <w:bCs/>
+        </w:rPr>
+      </w:pPr>
+      <w:r>
+        <w:rPr>
+          <w:b/>
+          <w:bCs/>
+        </w:rPr>
+        <w:t>How would you deal with duplicate or missing sales records?</w:t>
+      </w:r>
+    </w:p>
+    <w:p>
+      <w:pPr>
+        <w:rPr>
+          <w:b/>
+          <w:bCs/>
+        </w:rPr>
+      </w:pPr>
+      <w:r>
+        <w:rPr>
+          <w:b/>
+          <w:bCs/>
+        </w:rPr>
+        <w:pict>
+          <v:rect id="_x0000_i1073" style="width:0;height:1.5pt" o:hralign="center" o:hrstd="t" o:hr="t" fillcolor="#a0a0a0" stroked="f"/>
+        </w:pict>
+      </w:r>
+    </w:p>
+    <w:p>
+      <w:pPr>
+        <w:rPr>
+          <w:b/>
+          <w:bCs/>
+        </w:rPr>
+      </w:pPr>
+      <w:r>
+        <w:rPr>
+          <w:b/>
+          <w:bCs/>
+        </w:rPr>
+        <w:t>2. Real-time vs Batch</w:t>
+      </w:r>
+    </w:p>
+    <w:p>
+      <w:pPr>
+        <w:rPr>
+          <w:b/>
+          <w:bCs/>
+        </w:rPr>
+      </w:pPr>
+      <w:r>
+        <w:rPr>
+          <w:b/>
+          <w:bCs/>
+        </w:rPr>
+        <w:t>Scenario:</w:t>
+      </w:r>
+      <w:r>
+        <w:rPr>
+          <w:b/>
+          <w:bCs/>
+        </w:rPr>
+        <w:br/>
+        <w:t>Your business wants daily sales reports but is now requesting near real-time dashboard updates.</w:t>
+      </w:r>
+    </w:p>
+    <w:p>
+      <w:pPr>
+        <w:rPr>
+          <w:b/>
+          <w:bCs/>
+        </w:rPr>
+      </w:pPr>
+      <w:r>
+        <w:rPr>
+          <w:b/>
+          <w:bCs/>
+        </w:rPr>
+        <w:t>Questions:</w:t>
+      </w:r>
+    </w:p>
+    <w:p>
+      <w:pPr>
+        <w:numPr>
+          <w:ilvl w:val="0"/>
+          <w:numId w:val="40"/>
+        </w:numPr>
+        <w:rPr>
+          <w:b/>
+          <w:bCs/>
+        </w:rPr>
+      </w:pPr>
+      <w:r>
+        <w:rPr>
+          <w:b/>
+          <w:bCs/>
+        </w:rPr>
+        <w:t>How would you convert your batch ETL pipeline to near real-time?</w:t>
+      </w:r>
+    </w:p>
+    <w:p>
+      <w:pPr>
+        <w:numPr>
+          <w:ilvl w:val="0"/>
+          <w:numId w:val="40"/>
+        </w:numPr>
+        <w:rPr>
+          <w:b/>
+          <w:bCs/>
+        </w:rPr>
+      </w:pPr>
+      <w:r>
+        <w:rPr>
+          <w:b/>
+          <w:bCs/>
+        </w:rPr>
+        <w:t>What tools or frameworks would you consider (e.g., Kafka, Spark Structured Streaming)?</w:t>
+      </w:r>
+    </w:p>
+    <w:p>
+      <w:pPr>
+        <w:numPr>
+          <w:ilvl w:val="0"/>
+          <w:numId w:val="40"/>
+        </w:numPr>
+        <w:rPr>
+          <w:b/>
+          <w:bCs/>
+        </w:rPr>
+      </w:pPr>
+      <w:r>
+        <w:rPr>
+          <w:b/>
+          <w:bCs/>
+        </w:rPr>
+        <w:t>What trade-offs would you face when switching from batch to streaming?</w:t>
+      </w:r>
+    </w:p>
+    <w:p>
+      <w:pPr>
+        <w:rPr>
+          <w:b/>
+          <w:bCs/>
+        </w:rPr>
+      </w:pPr>
+      <w:r>
+        <w:rPr>
+          <w:b/>
+          <w:bCs/>
+        </w:rPr>
+        <w:pict>
+          <v:rect id="_x0000_i1074" style="width:0;height:1.5pt" o:hralign="center" o:hrstd="t" o:hr="t" fillcolor="#a0a0a0" stroked="f"/>
+        </w:pict>
+      </w:r>
+    </w:p>
+    <w:p>
+      <w:pPr>
+        <w:rPr>
+          <w:b/>
+          <w:bCs/>
+        </w:rPr>
+      </w:pPr>
+      <w:r>
+        <w:rPr>
+          <w:b/>
+          <w:bCs/>
+        </w:rPr>
+        <w:t>3. Pipeline Failure Recovery</w:t>
+      </w:r>
+    </w:p>
+    <w:p>
+      <w:pPr>
+        <w:rPr>
+          <w:b/>
+          <w:bCs/>
+        </w:rPr>
+      </w:pPr>
+      <w:r>
+        <w:rPr>
+          <w:b/>
+          <w:bCs/>
+        </w:rPr>
+        <w:t>Scenario:</w:t>
+      </w:r>
+      <w:r>
+        <w:rPr>
+          <w:b/>
+          <w:bCs/>
+        </w:rPr>
+        <w:br/>
+        <w:t>You built a batch pipeline that runs nightly, but it failed halfway due to a corrupt file. The client insists no data duplication or loss is allowed.</w:t>
+      </w:r>
+    </w:p>
+    <w:p>
+      <w:pPr>
+        <w:rPr>
+          <w:b/>
+          <w:bCs/>
+        </w:rPr>
+      </w:pPr>
+      <w:r>
+        <w:rPr>
+          <w:b/>
+          <w:bCs/>
+        </w:rPr>
+        <w:t>Questions:</w:t>
+      </w:r>
+    </w:p>
+    <w:p>
+      <w:pPr>
+        <w:numPr>
+          <w:ilvl w:val="0"/>
+          <w:numId w:val="41"/>
+        </w:numPr>
+        <w:rPr>
+          <w:b/>
+          <w:bCs/>
+        </w:rPr>
+      </w:pPr>
+      <w:r>
+        <w:rPr>
+          <w:b/>
+          <w:bCs/>
+        </w:rPr>
+        <w:t>How would you design the pipeline to support recovery and idempotency?</w:t>
+      </w:r>
+    </w:p>
+    <w:p>
+      <w:pPr>
+        <w:numPr>
+          <w:ilvl w:val="0"/>
+          <w:numId w:val="41"/>
+        </w:numPr>
+        <w:rPr>
+          <w:b/>
+          <w:bCs/>
+        </w:rPr>
+      </w:pPr>
+      <w:r>
+        <w:rPr>
+          <w:b/>
+          <w:bCs/>
+        </w:rPr>
+        <w:lastRenderedPageBreak/>
+        <w:t>What strategies would you use to track processed vs unprocessed data?</w:t>
+      </w:r>
+    </w:p>
+    <w:p>
+      <w:pPr>
+        <w:numPr>
+          <w:ilvl w:val="0"/>
+          <w:numId w:val="41"/>
+        </w:numPr>
+        <w:rPr>
+          <w:b/>
+          <w:bCs/>
+        </w:rPr>
+      </w:pPr>
+      <w:r>
+        <w:rPr>
+          <w:b/>
+          <w:bCs/>
+        </w:rPr>
+        <w:t>How would you alert, monitor, and retry failed jobs?</w:t>
+      </w:r>
+    </w:p>
+    <w:p>
+      <w:pPr>
+        <w:rPr>
+          <w:b/>
+          <w:bCs/>
+        </w:rPr>
+      </w:pPr>
+      <w:r>
+        <w:rPr>
+          <w:b/>
+          <w:bCs/>
+        </w:rPr>
+        <w:pict>
+          <v:rect id="_x0000_i1075" style="width:0;height:1.5pt" o:hralign="center" o:hrstd="t" o:hr="t" fillcolor="#a0a0a0" stroked="f"/>
+        </w:pict>
+      </w:r>
+    </w:p>
+    <w:p>
+      <w:pPr>
+        <w:rPr>
+          <w:b/>
+          <w:bCs/>
+        </w:rPr>
+      </w:pPr>
+      <w:r>
+        <w:rPr>
+          <w:b/>
+          <w:bCs/>
+        </w:rPr>
+        <w:t>4. SCD Type 2 Implementation</w:t>
+      </w:r>
+    </w:p>
+    <w:p>
+      <w:pPr>
+        <w:rPr>
+          <w:b/>
+          <w:bCs/>
+        </w:rPr>
+      </w:pPr>
+      <w:r>
+        <w:rPr>
+          <w:b/>
+          <w:bCs/>
+        </w:rPr>
+        <w:t>Scenario:</w:t>
+      </w:r>
+      <w:r>
+        <w:rPr>
+          <w:b/>
+          <w:bCs/>
+        </w:rPr>
+        <w:br/>
+        <w:t>The business wants to track customer address changes over time.</w:t>
+      </w:r>
+    </w:p>
+    <w:p>
+      <w:pPr>
+        <w:rPr>
+          <w:b/>
+          <w:bCs/>
+        </w:rPr>
+      </w:pPr>
+      <w:r>
+        <w:rPr>
+          <w:b/>
+          <w:bCs/>
+        </w:rPr>
+        <w:t>Questions:</w:t>
+      </w:r>
+    </w:p>
+    <w:p>
+      <w:pPr>
+        <w:numPr>
+          <w:ilvl w:val="0"/>
+          <w:numId w:val="42"/>
+        </w:numPr>
+        <w:rPr>
+          <w:b/>
+          <w:bCs/>
+        </w:rPr>
+      </w:pPr>
+      <w:r>
+        <w:rPr>
+          <w:b/>
+          <w:bCs/>
+        </w:rPr>
+        <w:t>How would you implement Slowly Changing Dimension (SCD) Type 2 in your ETL pipeline?</w:t>
+      </w:r>
+    </w:p>
+    <w:p>
+      <w:pPr>
+        <w:numPr>
+          <w:ilvl w:val="0"/>
+          <w:numId w:val="42"/>
+        </w:numPr>
+        <w:rPr>
+          <w:b/>
+          <w:bCs/>
+        </w:rPr>
+      </w:pPr>
+      <w:r>
+        <w:rPr>
+          <w:b/>
+          <w:bCs/>
+        </w:rPr>
+        <w:t>What changes would you make to your target data model?</w:t>
+      </w:r>
+    </w:p>
+    <w:p>
+      <w:pPr>
+        <w:numPr>
+          <w:ilvl w:val="0"/>
+          <w:numId w:val="42"/>
+        </w:numPr>
+        <w:rPr>
+          <w:b/>
+          <w:bCs/>
+        </w:rPr>
+      </w:pPr>
+      <w:r>
+        <w:rPr>
+          <w:b/>
+          <w:bCs/>
+        </w:rPr>
+        <w:t>How would you identify inserts vs updates vs unchanged rows?</w:t>
+      </w:r>
+    </w:p>
+    <w:p>
+      <w:pPr>
+        <w:rPr>
+          <w:b/>
+          <w:bCs/>
+        </w:rPr>
+      </w:pPr>
+      <w:r>
+        <w:rPr>
+          <w:b/>
+          <w:bCs/>
+        </w:rPr>
+        <w:pict>
+          <v:rect id="_x0000_i1076" style="width:0;height:1.5pt" o:hralign="center" o:hrstd="t" o:hr="t" fillcolor="#a0a0a0" stroked="f"/>
+        </w:pict>
+      </w:r>
+    </w:p>
+    <w:p>
+      <w:pPr>
+        <w:rPr>
+          <w:b/>
+          <w:bCs/>
+        </w:rPr>
+      </w:pPr>
+      <w:r>
+        <w:rPr>
+          <w:b/>
+          <w:bCs/>
+        </w:rPr>
+        <w:t>5. Delta/Incremental Load Design</w:t>
+      </w:r>
+    </w:p>
+    <w:p>
+      <w:pPr>
+        <w:rPr>
+          <w:b/>
+          <w:bCs/>
+        </w:rPr>
+      </w:pPr>
+      <w:r>
+        <w:rPr>
+          <w:b/>
+          <w:bCs/>
+        </w:rPr>
+        <w:t>Scenario:</w:t>
+      </w:r>
+      <w:r>
+        <w:rPr>
+          <w:b/>
+          <w:bCs/>
+        </w:rPr>
+        <w:br/>
+        <w:t>Your source database holds 50 million transaction records. You need to load only new or updated records every day into your data warehouse.</w:t>
+      </w:r>
+    </w:p>
+    <w:p>
+      <w:pPr>
+        <w:rPr>
+          <w:b/>
+          <w:bCs/>
+        </w:rPr>
+      </w:pPr>
+      <w:r>
+        <w:rPr>
+          <w:b/>
+          <w:bCs/>
+        </w:rPr>
+        <w:t>Questions:</w:t>
+      </w:r>
+    </w:p>
+    <w:p>
+      <w:pPr>
+        <w:numPr>
+          <w:ilvl w:val="0"/>
+          <w:numId w:val="43"/>
+        </w:numPr>
+        <w:rPr>
+          <w:b/>
+          <w:bCs/>
+        </w:rPr>
+      </w:pPr>
+      <w:r>
+        <w:rPr>
+          <w:b/>
+          <w:bCs/>
+        </w:rPr>
+        <w:t>How would you implement a delta load?</w:t>
+      </w:r>
+    </w:p>
+    <w:p>
+      <w:pPr>
+        <w:numPr>
+          <w:ilvl w:val="0"/>
+          <w:numId w:val="43"/>
+        </w:numPr>
+        <w:rPr>
+          <w:b/>
+          <w:bCs/>
+        </w:rPr>
+      </w:pPr>
+      <w:r>
+        <w:rPr>
+          <w:b/>
+          <w:bCs/>
+        </w:rPr>
+        <w:t>What options do you have if the source doesn’t support CDC or timestamps?</w:t>
+      </w:r>
+    </w:p>
+    <w:p>
+      <w:pPr>
+        <w:numPr>
+          <w:ilvl w:val="0"/>
+          <w:numId w:val="43"/>
+        </w:numPr>
+        <w:rPr>
+          <w:b/>
+          <w:bCs/>
+        </w:rPr>
+      </w:pPr>
+      <w:r>
+        <w:rPr>
+          <w:b/>
+          <w:bCs/>
+        </w:rPr>
+        <w:t>How would you verify data consistency between source and destination?</w:t>
+      </w:r>
+    </w:p>
+    <w:p>
+      <w:pPr>
+        <w:rPr>
+          <w:b/>
+          <w:bCs/>
+        </w:rPr>
+      </w:pPr>
+      <w:r>
+        <w:rPr>
+          <w:b/>
+          <w:bCs/>
+        </w:rPr>
+        <w:pict>
+          <v:rect id="_x0000_i1077" style="width:0;height:1.5pt" o:hralign="center" o:hrstd="t" o:hr="t" fillcolor="#a0a0a0" stroked="f"/>
+        </w:pict>
+      </w:r>
+    </w:p>
+    <w:p>
+      <w:pPr>
+        <w:rPr>
+          <w:b/>
+          <w:bCs/>
+        </w:rPr>
+      </w:pPr>
+      <w:r>
+        <w:rPr>
+          <w:b/>
+          <w:bCs/>
+        </w:rPr>
+        <w:t>6. Data Quality and Validation</w:t>
+      </w:r>
+    </w:p>
+    <w:p>
+      <w:pPr>
+        <w:rPr>
+          <w:b/>
+          <w:bCs/>
+        </w:rPr>
+      </w:pPr>
+      <w:r>
+        <w:rPr>
+          <w:b/>
+          <w:bCs/>
+        </w:rPr>
+        <w:t>Scenario:</w:t>
+      </w:r>
+      <w:r>
+        <w:rPr>
+          <w:b/>
+          <w:bCs/>
+        </w:rPr>
+        <w:br/>
+        <w:t>Users report inconsistent revenue numbers in dashboards generated from your ETL output.</w:t>
+      </w:r>
+    </w:p>
+    <w:p>
+      <w:pPr>
+        <w:rPr>
+          <w:b/>
+          <w:bCs/>
+        </w:rPr>
+      </w:pPr>
+      <w:r>
+        <w:rPr>
+          <w:b/>
+          <w:bCs/>
+        </w:rPr>
+        <w:t>Questions:</w:t>
+      </w:r>
+    </w:p>
+    <w:p>
+      <w:pPr>
+        <w:numPr>
+          <w:ilvl w:val="0"/>
+          <w:numId w:val="44"/>
+        </w:numPr>
+        <w:rPr>
+          <w:b/>
+          <w:bCs/>
+        </w:rPr>
+      </w:pPr>
+      <w:r>
+        <w:rPr>
+          <w:b/>
+          <w:bCs/>
+        </w:rPr>
+        <w:t>How would you design the pipeline to detect and prevent data quality issues?</w:t>
+      </w:r>
+    </w:p>
+    <w:p>
+      <w:pPr>
+        <w:numPr>
+          <w:ilvl w:val="0"/>
+          <w:numId w:val="44"/>
+        </w:numPr>
+        <w:rPr>
+          <w:b/>
+          <w:bCs/>
+        </w:rPr>
+      </w:pPr>
+      <w:r>
+        <w:rPr>
+          <w:b/>
+          <w:bCs/>
+        </w:rPr>
+        <w:t>What checks would you put in place (e.g., nulls, duplicates, totals)?</w:t>
+      </w:r>
+    </w:p>
+    <w:p>
+      <w:pPr>
+        <w:numPr>
+          <w:ilvl w:val="0"/>
+          <w:numId w:val="44"/>
+        </w:numPr>
+        <w:rPr>
+          <w:b/>
+          <w:bCs/>
+        </w:rPr>
+      </w:pPr>
+      <w:r>
+        <w:rPr>
+          <w:b/>
+          <w:bCs/>
+        </w:rPr>
+        <w:lastRenderedPageBreak/>
+        <w:t>Would you implement validation frameworks? If so, which ones?</w:t>
+      </w:r>
+    </w:p>
+    <w:p>
+      <w:pPr>
+        <w:rPr>
+          <w:b/>
+          <w:bCs/>
+        </w:rPr>
+      </w:pPr>
+      <w:r>
+        <w:rPr>
+          <w:b/>
+          <w:bCs/>
+        </w:rPr>
+        <w:pict>
+          <v:rect id="_x0000_i1078" style="width:0;height:1.5pt" o:hralign="center" o:hrstd="t" o:hr="t" fillcolor="#a0a0a0" stroked="f"/>
+        </w:pict>
+      </w:r>
+    </w:p>
+    <w:p>
+      <w:pPr>
+        <w:rPr>
+          <w:b/>
+          <w:bCs/>
+        </w:rPr>
+      </w:pPr>
+      <w:r>
+        <w:rPr>
+          <w:b/>
+          <w:bCs/>
+        </w:rPr>
+        <w:t>7. Handling Large Volumes / Partitioning</w:t>
+      </w:r>
+    </w:p>
+    <w:p>
+      <w:pPr>
+        <w:rPr>
+          <w:b/>
+          <w:bCs/>
+        </w:rPr>
+      </w:pPr>
+      <w:r>
+        <w:rPr>
+          <w:b/>
+          <w:bCs/>
+        </w:rPr>
+        <w:t>Scenario:</w:t>
+      </w:r>
+      <w:r>
+        <w:rPr>
+          <w:b/>
+          <w:bCs/>
+        </w:rPr>
+        <w:br/>
+        <w:t>You are loading data into a distributed storage system (e.g., Hive or Delta Lake), and performance degrades with increasing data size.</w:t>
+      </w:r>
+    </w:p>
+    <w:p>
+      <w:pPr>
+        <w:rPr>
+          <w:b/>
+          <w:bCs/>
+        </w:rPr>
+      </w:pPr>
+      <w:r>
+        <w:rPr>
+          <w:b/>
+          <w:bCs/>
+        </w:rPr>
+        <w:t>Questions:</w:t>
+      </w:r>
+    </w:p>
+    <w:p>
+      <w:pPr>
+        <w:numPr>
+          <w:ilvl w:val="0"/>
+          <w:numId w:val="45"/>
+        </w:numPr>
+        <w:rPr>
+          <w:b/>
+          <w:bCs/>
+        </w:rPr>
+      </w:pPr>
+      <w:r>
+        <w:rPr>
+          <w:b/>
+          <w:bCs/>
+        </w:rPr>
+        <w:t>How would you optimize the pipeline for performance?</w:t>
+      </w:r>
+    </w:p>
+    <w:p>
+      <w:pPr>
+        <w:numPr>
+          <w:ilvl w:val="0"/>
+          <w:numId w:val="45"/>
+        </w:numPr>
+        <w:rPr>
+          <w:b/>
+          <w:bCs/>
+        </w:rPr>
+      </w:pPr>
+      <w:r>
+        <w:rPr>
+          <w:b/>
+          <w:bCs/>
+        </w:rPr>
+        <w:t>How would you partition the data during load and storage?</w:t>
+      </w:r>
+    </w:p>
+    <w:p>
+      <w:pPr>
+        <w:numPr>
+          <w:ilvl w:val="0"/>
+          <w:numId w:val="45"/>
+        </w:numPr>
+        <w:rPr>
+          <w:b/>
+          <w:bCs/>
+        </w:rPr>
+      </w:pPr>
+      <w:r>
+        <w:rPr>
+          <w:b/>
+          <w:bCs/>
+        </w:rPr>
+        <w:t>Would you consider compaction or file format tuning (e.g., Parquet)?</w:t>
+      </w:r>
+    </w:p>
+    <w:p>
+      <w:pPr>
+        <w:rPr>
+          <w:b/>
+          <w:bCs/>
+        </w:rPr>
+      </w:pPr>
+      <w:r>
+        <w:rPr>
+          <w:b/>
+          <w:bCs/>
+        </w:rPr>
+        <w:pict>
+          <v:rect id="_x0000_i1079" style="width:0;height:1.5pt" o:hralign="center" o:hrstd="t" o:hr="t" fillcolor="#a0a0a0" stroked="f"/>
+        </w:pict>
+      </w:r>
+    </w:p>
+    <w:p>
+      <w:pPr>
+        <w:rPr>
+          <w:b/>
+          <w:bCs/>
+        </w:rPr>
+      </w:pPr>
+      <w:r>
+        <w:rPr>
+          <w:b/>
+          <w:bCs/>
+        </w:rPr>
+        <w:t>8. Scheduling and Orchestration</w:t>
+      </w:r>
+    </w:p>
+    <w:p>
+      <w:pPr>
+        <w:rPr>
+          <w:b/>
+          <w:bCs/>
+        </w:rPr>
+      </w:pPr>
+      <w:r>
+        <w:rPr>
+          <w:b/>
+          <w:bCs/>
+        </w:rPr>
+        <w:t>Scenario:</w:t>
+      </w:r>
+      <w:r>
+        <w:rPr>
+          <w:b/>
+          <w:bCs/>
+        </w:rPr>
+        <w:br/>
+        <w:t xml:space="preserve">You need to build a pipeline that fetches data from an API every 6 hours and loads it into </w:t>
+      </w:r>
+      <w:proofErr w:type="spellStart"/>
+      <w:r>
+        <w:rPr>
+          <w:b/>
+          <w:bCs/>
+        </w:rPr>
+        <w:t>BigQuery</w:t>
+      </w:r>
+      <w:proofErr w:type="spellEnd"/>
+      <w:r>
+        <w:rPr>
+          <w:b/>
+          <w:bCs/>
+        </w:rPr>
+        <w:t>.</w:t>
+      </w:r>
+    </w:p>
+    <w:p>
+      <w:pPr>
+        <w:rPr>
+          <w:b/>
+          <w:bCs/>
+        </w:rPr>
+      </w:pPr>
+      <w:r>
+        <w:rPr>
+          <w:b/>
+          <w:bCs/>
+        </w:rPr>
+        <w:t>Questions:</w:t>
+      </w:r>
+    </w:p>
+    <w:p>
+      <w:pPr>
+        <w:numPr>
+          <w:ilvl w:val="0"/>
+          <w:numId w:val="46"/>
+        </w:numPr>
+        <w:rPr>
+          <w:b/>
+          <w:bCs/>
+        </w:rPr>
+      </w:pPr>
+      <w:r>
+        <w:rPr>
+          <w:b/>
+          <w:bCs/>
+        </w:rPr>
+        <w:t>How would you schedule and orchestrate this pipeline (Airflow, Prefect, etc.)?</w:t>
+      </w:r>
+    </w:p>
+    <w:p>
+      <w:pPr>
+        <w:numPr>
+          <w:ilvl w:val="0"/>
+          <w:numId w:val="46"/>
+        </w:numPr>
+        <w:rPr>
+          <w:b/>
+          <w:bCs/>
+        </w:rPr>
+      </w:pPr>
+      <w:r>
+        <w:rPr>
+          <w:b/>
+          <w:bCs/>
+        </w:rPr>
+        <w:t>How would you handle API rate limits or timeouts?</w:t>
+      </w:r>
+    </w:p>
+    <w:p>
+      <w:pPr>
+        <w:numPr>
+          <w:ilvl w:val="0"/>
+          <w:numId w:val="46"/>
+        </w:numPr>
+        <w:rPr>
+          <w:b/>
+          <w:bCs/>
+        </w:rPr>
+      </w:pPr>
+      <w:r>
+        <w:rPr>
+          <w:b/>
+          <w:bCs/>
+        </w:rPr>
+        <w:t>How would you version your code and configurations?</w:t>
+      </w:r>
+    </w:p>
+    <w:p>
+      <w:pPr>
+        <w:rPr>
+          <w:b/>
+          <w:bCs/>
+        </w:rPr>
+      </w:pPr>
+      <w:r>
+        <w:rPr>
+          <w:b/>
+          <w:bCs/>
+        </w:rPr>
+        <w:pict>
+          <v:rect id="_x0000_i1080" style="width:0;height:1.5pt" o:hralign="center" o:hrstd="t" o:hr="t" fillcolor="#a0a0a0" stroked="f"/>
+        </w:pict>
+      </w:r>
+    </w:p>
+    <w:p>
+      <w:pPr>
+        <w:rPr>
+          <w:b/>
+          <w:bCs/>
+        </w:rPr>
+      </w:pPr>
+      <w:r>
+        <w:rPr>
+          <w:rFonts w:ascii="Segoe UI Emoji" w:hAnsi="Segoe UI Emoji" w:cs="Segoe UI Emoji"/>
+          <w:b/>
+          <w:bCs/>
+        </w:rPr>
+        <w:t>📌</w:t>
+      </w:r>
+      <w:r>
+        <w:rPr>
+          <w:b/>
+          <w:bCs/>
+        </w:rPr>
+        <w:t xml:space="preserve"> Bonus: "Design on Whiteboard" or "Talk Me Through" Challenges</w:t>
+      </w:r>
+    </w:p>
+    <w:p>
+      <w:pPr>
+        <w:numPr>
+          <w:ilvl w:val="0"/>
+          <w:numId w:val="47"/>
+        </w:numPr>
+        <w:rPr>
+          <w:b/>
+          <w:bCs/>
+        </w:rPr>
+      </w:pPr>
+      <w:r>
+        <w:rPr>
+          <w:b/>
+          <w:bCs/>
+        </w:rPr>
+        <w:t>“Design a full pipeline to load Twitter data and aggregate hashtag trends.”</w:t>
+      </w:r>
+    </w:p>
+    <w:p>
+      <w:pPr>
+        <w:numPr>
+          <w:ilvl w:val="0"/>
+          <w:numId w:val="47"/>
+        </w:numPr>
+        <w:rPr>
+          <w:b/>
+          <w:bCs/>
+        </w:rPr>
+      </w:pPr>
+      <w:r>
+        <w:rPr>
+          <w:b/>
+          <w:bCs/>
+        </w:rPr>
+        <w:t>“If I gave you raw IoT sensor data in Kafka, how would you store it for real-time analytics?”</w:t>
+      </w:r>
+    </w:p>
+    <w:p>
+      <w:pPr>
+        <w:numPr>
+          <w:ilvl w:val="0"/>
+          <w:numId w:val="47"/>
+        </w:numPr>
+        <w:rPr>
+          <w:b/>
+          <w:bCs/>
+        </w:rPr>
+      </w:pPr>
+      <w:r>
+        <w:rPr>
+          <w:b/>
+          <w:bCs/>
+        </w:rPr>
+        <w:t>“Design a CDC-based pipeline from PostgreSQL to Snowflake</w:t>
+      </w:r>
+    </w:p>
+    <w:p>
+      <w:pPr>
+        <w:rPr>
+          <w:b/>
+          <w:bCs/>
+        </w:rPr>
+      </w:pPr>
+    </w:p>
+    <w:p>
+      <w:pPr>
+        <w:rPr>
+          <w:b/>
+          <w:bCs/>
+        </w:rPr>
+      </w:pPr>
+    </w:p>
+    <w:p>
+      <w:pPr>
+        <w:rPr>
+          <w:b/>
+          <w:bCs/>
+        </w:rPr>
+      </w:pPr>
+      <w:r>
+        <w:rPr>
+          <w:b/>
+          <w:bCs/>
+        </w:rPr>
+        <w:lastRenderedPageBreak/>
         <w:t>Data Modeling Interview Questions:</w:t>
       </w:r>
     </w:p>
@@ -566,7 +1715,6 @@
           <w:b/>
           <w:bCs/>
         </w:rPr>
-        <w:lastRenderedPageBreak/>
         <w:t>&gt; What is relational data modeling? When you will use relational data modeling?</w:t>
       </w:r>
     </w:p>
@@ -979,7 +2127,6 @@
           <w:b/>
           <w:bCs/>
         </w:rPr>
-        <w:lastRenderedPageBreak/>
         <w:t>&gt; How version controlling is done in a data model?</w:t>
       </w:r>
     </w:p>
@@ -1016,6 +2163,7 @@
           <w:rFonts w:ascii="Arial" w:hAnsi="Arial" w:cs="Arial"/>
           <w:color w:val="000000" w:themeColor="text1"/>
         </w:rPr>
+        <w:lastRenderedPageBreak/>
         <w:t>There are two ways of approaches to Data Warehouse.</w:t>
       </w:r>
     </w:p>
@@ -1030,21 +2178,12 @@
           <w:color w:val="000000" w:themeColor="text1"/>
         </w:rPr>
       </w:pPr>
-      <w:proofErr w:type="gramStart"/>
       <w:r>
         <w:rPr>
           <w:rFonts w:ascii="Arial" w:hAnsi="Arial" w:cs="Arial"/>
           <w:color w:val="000000" w:themeColor="text1"/>
         </w:rPr>
-        <w:t>Top Down</w:t>
-      </w:r>
-      <w:proofErr w:type="gramEnd"/>
-      <w:r>
-        <w:rPr>
-          <w:rFonts w:ascii="Arial" w:hAnsi="Arial" w:cs="Arial"/>
-          <w:color w:val="000000" w:themeColor="text1"/>
-        </w:rPr>
-        <w:t xml:space="preserve"> approach or Inmon Approach</w:t>
+        <w:t>Top Down approach or Inmon Approach</w:t>
       </w:r>
     </w:p>
     <w:p>
@@ -1095,7 +2234,6 @@
           <w:u w:val="single"/>
         </w:rPr>
       </w:pPr>
-      <w:proofErr w:type="gramStart"/>
       <w:r>
         <w:rPr>
           <w:rFonts w:ascii="Arial" w:hAnsi="Arial" w:cs="Arial"/>
@@ -1105,10 +2243,90 @@
           <w:highlight w:val="yellow"/>
           <w:u w:val="single"/>
         </w:rPr>
-        <w:t>TOP DOWN</w:t>
-      </w:r>
-      <w:proofErr w:type="gramEnd"/>
-      <w:r>
+        <w:t>TOP DOWN APPROACH OR DRILL DOWN APPROACH</w:t>
+      </w:r>
+    </w:p>
+    <w:p>
+      <w:pPr>
+        <w:numPr>
+          <w:ilvl w:val="0"/>
+          <w:numId w:val="33"/>
+        </w:numPr>
+        <w:spacing w:before="100" w:beforeAutospacing="1" w:after="100" w:afterAutospacing="1" w:line="240" w:lineRule="auto"/>
+        <w:rPr>
+          <w:color w:val="000000" w:themeColor="text1"/>
+        </w:rPr>
+      </w:pPr>
+      <w:r>
+        <w:rPr>
+          <w:rFonts w:ascii="Arial" w:hAnsi="Arial" w:cs="Arial"/>
+          <w:color w:val="000000" w:themeColor="text1"/>
+        </w:rPr>
+        <w:t>First build data warehouse and then load data marts</w:t>
+      </w:r>
+    </w:p>
+    <w:p>
+      <w:pPr>
+        <w:numPr>
+          <w:ilvl w:val="0"/>
+          <w:numId w:val="33"/>
+        </w:numPr>
+        <w:spacing w:before="100" w:beforeAutospacing="1" w:after="100" w:afterAutospacing="1" w:line="240" w:lineRule="auto"/>
+        <w:rPr>
+          <w:color w:val="000000" w:themeColor="text1"/>
+        </w:rPr>
+      </w:pPr>
+      <w:r>
+        <w:rPr>
+          <w:rFonts w:ascii="Arial" w:hAnsi="Arial" w:cs="Arial"/>
+          <w:color w:val="000000" w:themeColor="text1"/>
+        </w:rPr>
+        <w:t>Faster approach</w:t>
+      </w:r>
+    </w:p>
+    <w:p>
+      <w:pPr>
+        <w:numPr>
+          <w:ilvl w:val="0"/>
+          <w:numId w:val="33"/>
+        </w:numPr>
+        <w:spacing w:before="100" w:beforeAutospacing="1" w:after="100" w:afterAutospacing="1" w:line="240" w:lineRule="auto"/>
+        <w:rPr>
+          <w:color w:val="000000" w:themeColor="text1"/>
+        </w:rPr>
+      </w:pPr>
+      <w:r>
+        <w:rPr>
+          <w:rFonts w:ascii="Arial" w:hAnsi="Arial" w:cs="Arial"/>
+          <w:color w:val="000000" w:themeColor="text1"/>
+        </w:rPr>
+        <w:t>Bill Inmon definition on data warehouse is – “It is a subject oriented, nonvolatile, integrated, time variant collection of data in support of management's decisions”.</w:t>
+      </w:r>
+    </w:p>
+    <w:p>
+      <w:pPr>
+        <w:numPr>
+          <w:ilvl w:val="0"/>
+          <w:numId w:val="33"/>
+        </w:numPr>
+        <w:spacing w:before="100" w:beforeAutospacing="1" w:after="100" w:afterAutospacing="1" w:line="240" w:lineRule="auto"/>
+        <w:rPr>
+          <w:color w:val="000000" w:themeColor="text1"/>
+        </w:rPr>
+      </w:pPr>
+      <w:r>
+        <w:rPr>
+          <w:rFonts w:ascii="Arial" w:hAnsi="Arial" w:cs="Arial"/>
+          <w:color w:val="000000" w:themeColor="text1"/>
+        </w:rPr>
+        <w:t>Data mart are dependent on DWH</w:t>
+      </w:r>
+    </w:p>
+    <w:p>
+      <w:pPr>
+        <w:pBdr>
+          <w:bottom w:val="dotted" w:sz="24" w:space="1" w:color="auto"/>
+        </w:pBdr>
         <w:rPr>
           <w:rFonts w:ascii="Arial" w:hAnsi="Arial" w:cs="Arial"/>
           <w:b/>
@@ -1117,106 +2335,8 @@
           <w:highlight w:val="yellow"/>
           <w:u w:val="single"/>
         </w:rPr>
-        <w:t xml:space="preserve"> APPROACH OR DRILL DOWN APPROACH</w:t>
-      </w:r>
-    </w:p>
-    <w:p>
-      <w:pPr>
-        <w:numPr>
-          <w:ilvl w:val="0"/>
-          <w:numId w:val="33"/>
-        </w:numPr>
-        <w:spacing w:before="100" w:beforeAutospacing="1" w:after="100" w:afterAutospacing="1" w:line="240" w:lineRule="auto"/>
-        <w:rPr>
-          <w:color w:val="000000" w:themeColor="text1"/>
-        </w:rPr>
-      </w:pPr>
-      <w:r>
-        <w:rPr>
-          <w:rFonts w:ascii="Arial" w:hAnsi="Arial" w:cs="Arial"/>
-          <w:color w:val="000000" w:themeColor="text1"/>
-        </w:rPr>
-        <w:t>First build data warehouse and then load data marts</w:t>
-      </w:r>
-    </w:p>
-    <w:p>
-      <w:pPr>
-        <w:numPr>
-          <w:ilvl w:val="0"/>
-          <w:numId w:val="33"/>
-        </w:numPr>
-        <w:spacing w:before="100" w:beforeAutospacing="1" w:after="100" w:afterAutospacing="1" w:line="240" w:lineRule="auto"/>
-        <w:rPr>
-          <w:color w:val="000000" w:themeColor="text1"/>
-        </w:rPr>
-      </w:pPr>
-      <w:r>
-        <w:rPr>
-          <w:rFonts w:ascii="Arial" w:hAnsi="Arial" w:cs="Arial"/>
-          <w:color w:val="000000" w:themeColor="text1"/>
-        </w:rPr>
-        <w:t>Faster approach</w:t>
-      </w:r>
-    </w:p>
-    <w:p>
-      <w:pPr>
-        <w:numPr>
-          <w:ilvl w:val="0"/>
-          <w:numId w:val="33"/>
-        </w:numPr>
-        <w:spacing w:before="100" w:beforeAutospacing="1" w:after="100" w:afterAutospacing="1" w:line="240" w:lineRule="auto"/>
-        <w:rPr>
-          <w:color w:val="000000" w:themeColor="text1"/>
-        </w:rPr>
-      </w:pPr>
-      <w:r>
-        <w:rPr>
-          <w:rFonts w:ascii="Arial" w:hAnsi="Arial" w:cs="Arial"/>
-          <w:color w:val="000000" w:themeColor="text1"/>
-        </w:rPr>
-        <w:t>Bill Inmon definition on data warehouse is – “It is a subject oriented, nonvolatile, integrated, time variant collection of data in support of management's decisions”.</w:t>
-      </w:r>
-    </w:p>
-    <w:p>
-      <w:pPr>
-        <w:numPr>
-          <w:ilvl w:val="0"/>
-          <w:numId w:val="33"/>
-        </w:numPr>
-        <w:spacing w:before="100" w:beforeAutospacing="1" w:after="100" w:afterAutospacing="1" w:line="240" w:lineRule="auto"/>
-        <w:rPr>
-          <w:color w:val="000000" w:themeColor="text1"/>
-        </w:rPr>
-      </w:pPr>
-      <w:r>
-        <w:rPr>
-          <w:rFonts w:ascii="Arial" w:hAnsi="Arial" w:cs="Arial"/>
-          <w:color w:val="000000" w:themeColor="text1"/>
-        </w:rPr>
-        <w:t xml:space="preserve">Data mart </w:t>
-      </w:r>
-      <w:proofErr w:type="gramStart"/>
-      <w:r>
-        <w:rPr>
-          <w:rFonts w:ascii="Arial" w:hAnsi="Arial" w:cs="Arial"/>
-          <w:color w:val="000000" w:themeColor="text1"/>
-        </w:rPr>
-        <w:t>are</w:t>
-      </w:r>
-      <w:proofErr w:type="gramEnd"/>
-      <w:r>
-        <w:rPr>
-          <w:rFonts w:ascii="Arial" w:hAnsi="Arial" w:cs="Arial"/>
-          <w:color w:val="000000" w:themeColor="text1"/>
-        </w:rPr>
-        <w:t xml:space="preserve"> dependent on DWH</w:t>
-      </w:r>
-    </w:p>
-    <w:p>
-      <w:pPr>
-        <w:pBdr>
-          <w:bottom w:val="dotted" w:sz="24" w:space="1" w:color="auto"/>
-        </w:pBdr>
+      </w:pPr>
+      <w:r>
         <w:rPr>
           <w:rFonts w:ascii="Arial" w:hAnsi="Arial" w:cs="Arial"/>
           <w:b/>
@@ -1225,30 +2345,7 @@
           <w:highlight w:val="yellow"/>
           <w:u w:val="single"/>
         </w:rPr>
-      </w:pPr>
-      <w:proofErr w:type="gramStart"/>
-      <w:r>
-        <w:rPr>
-          <w:rFonts w:ascii="Arial" w:hAnsi="Arial" w:cs="Arial"/>
-          <w:b/>
-          <w:bCs/>
-          <w:color w:val="000000" w:themeColor="text1"/>
-          <w:highlight w:val="yellow"/>
-          <w:u w:val="single"/>
-        </w:rPr>
-        <w:t>BOTTOM UP</w:t>
-      </w:r>
-      <w:proofErr w:type="gramEnd"/>
-      <w:r>
-        <w:rPr>
-          <w:rFonts w:ascii="Arial" w:hAnsi="Arial" w:cs="Arial"/>
-          <w:b/>
-          <w:bCs/>
-          <w:color w:val="000000" w:themeColor="text1"/>
-          <w:highlight w:val="yellow"/>
-          <w:u w:val="single"/>
-        </w:rPr>
-        <w:t xml:space="preserve"> APPROACH OR DRILL UP APPROACH</w:t>
+        <w:t>BOTTOM UP APPROACH OR DRILL UP APPROACH</w:t>
       </w:r>
     </w:p>
     <w:p>
@@ -1545,6 +2642,7 @@
         <w:rPr>
           <w:rFonts w:ascii="Arial" w:hAnsi="Arial" w:cs="Arial"/>
         </w:rPr>
+        <w:lastRenderedPageBreak/>
         <w:t>summarized, otherwise refined</w:t>
       </w:r>
     </w:p>
@@ -2347,13 +3445,16 @@
           <w:b/>
           <w:bCs/>
         </w:rPr>
+        <w:t>NoSQL Data Model</w:t>
+      </w:r>
+    </w:p>
+    <w:p>
+      <w:r>
+        <w:t>There isn't a one-size-fits-all approach in NoSQL, and the modeling can significantly vary with the specific NoSQL database type (document, key-value, graph, etc.). For instance, in the document model, data can be nested under a document, and it's usually self-</w:t>
+      </w:r>
+      <w:r>
         <w:lastRenderedPageBreak/>
-        <w:t>NoSQL Data Model</w:t>
-      </w:r>
-    </w:p>
-    <w:p>
-      <w:r>
-        <w:t>There isn't a one-size-fits-all approach in NoSQL, and the modeling can significantly vary with the specific NoSQL database type (document, key-value, graph, etc.). For instance, in the document model, data can be nested under a document, and it's usually self-contained. In contrast, graph models center around nodes and edges to represent relationships, and key-value stores are much more simplistic in that they link single keys to single values.</w:t>
+        <w:t>contained. In contrast, graph models center around nodes and edges to represent relationships, and key-value stores are much more simplistic in that they link single keys to single values.</w:t>
       </w:r>
     </w:p>
     <w:p>
@@ -2718,7 +3819,6 @@
           <w:b/>
           <w:bCs/>
         </w:rPr>
-        <w:lastRenderedPageBreak/>
         <w:t>Conceptual</w:t>
       </w:r>
       <w:r>
@@ -2755,6 +3855,7 @@
           <w:b/>
           <w:bCs/>
         </w:rPr>
+        <w:lastRenderedPageBreak/>
         <w:t>Physical</w:t>
       </w:r>
       <w:r>
@@ -3007,7 +4108,6 @@
           <w:b/>
           <w:bCs/>
         </w:rPr>
-        <w:lastRenderedPageBreak/>
         <w:t>ERD Tools</w:t>
       </w:r>
       <w:r>
@@ -3042,6 +4142,7 @@
           <w:b/>
           <w:bCs/>
         </w:rPr>
+        <w:lastRenderedPageBreak/>
         <w:t>Data Modeling Tools</w:t>
       </w:r>
       <w:r>
@@ -3106,15 +4207,7 @@
       </w:r>
       <w:proofErr w:type="spellEnd"/>
       <w:r>
-        <w:t xml:space="preserve">` </w:t>
-      </w:r>
-      <w:proofErr w:type="gramStart"/>
-      <w:r>
-        <w:t>int(</w:t>
-      </w:r>
-      <w:proofErr w:type="gramEnd"/>
-      <w:r>
-        <w:t>11) NOT NULL,</w:t>
+        <w:t>` int(11) NOT NULL,</w:t>
       </w:r>
     </w:p>
     <w:p>
@@ -3140,15 +4233,7 @@
       </w:r>
       <w:proofErr w:type="spellEnd"/>
       <w:r>
-        <w:t xml:space="preserve">` </w:t>
-      </w:r>
-      <w:proofErr w:type="gramStart"/>
-      <w:r>
-        <w:t>int(</w:t>
-      </w:r>
-      <w:proofErr w:type="gramEnd"/>
-      <w:r>
-        <w:t>11) NOT NULL,</w:t>
+        <w:t>` int(11) NOT NULL,</w:t>
       </w:r>
     </w:p>
     <w:p>
@@ -3330,7 +4415,6 @@
         </w:numPr>
       </w:pPr>
       <w:r>
-        <w:lastRenderedPageBreak/>
         <w:t>This is a rare relationship where each record in Table A links to one and only one record in Table B, and vice versa.</w:t>
       </w:r>
     </w:p>
@@ -3346,6 +4430,7 @@
           <w:b/>
           <w:bCs/>
         </w:rPr>
+        <w:lastRenderedPageBreak/>
         <w:t>Example</w:t>
       </w:r>
       <w:r>
@@ -3408,23 +4493,7 @@
           <w:b/>
           <w:bCs/>
         </w:rPr>
-        <w:t>Many-to-Many (</w:t>
-      </w:r>
-      <w:proofErr w:type="gramStart"/>
-      <w:r>
-        <w:rPr>
-          <w:b/>
-          <w:bCs/>
-        </w:rPr>
-        <w:t>M:N</w:t>
-      </w:r>
-      <w:proofErr w:type="gramEnd"/>
-      <w:r>
-        <w:rPr>
-          <w:b/>
-          <w:bCs/>
-        </w:rPr>
-        <w:t>)</w:t>
+        <w:t>Many-to-Many (M:N)</w:t>
       </w:r>
     </w:p>
     <w:p>
@@ -3435,15 +4504,7 @@
         </w:numPr>
       </w:pPr>
       <w:r>
-        <w:t xml:space="preserve">This type of relationship initially presents itself as 1:M on both sides. To handle </w:t>
-      </w:r>
-      <w:proofErr w:type="gramStart"/>
-      <w:r>
-        <w:t>M:N</w:t>
-      </w:r>
-      <w:proofErr w:type="gramEnd"/>
-      <w:r>
-        <w:t xml:space="preserve"> relationships, a special table, known as a "junction table" or "associate table," is introduced. This table typically consists of composite primary keys, one from each of the two related tables.</w:t>
+        <w:t>This type of relationship initially presents itself as 1:M on both sides. To handle M:N relationships, a special table, known as a "junction table" or "associate table," is introduced. This table typically consists of composite primary keys, one from each of the two related tables.</w:t>
       </w:r>
     </w:p>
     <w:p>
@@ -3461,15 +4522,7 @@
         <w:t>Example</w:t>
       </w:r>
       <w:r>
-        <w:t xml:space="preserve">: In a library database, a book can have multiple authors, and an author can write multiple books. The relationship between the "Book" and "Author" tables is </w:t>
-      </w:r>
-      <w:proofErr w:type="gramStart"/>
-      <w:r>
-        <w:t>M:N</w:t>
-      </w:r>
-      <w:proofErr w:type="gramEnd"/>
-      <w:r>
-        <w:t>, so a junction table, say "</w:t>
+        <w:t>: In a library database, a book can have multiple authors, and an author can write multiple books. The relationship between the "Book" and "Author" tables is M:N, so a junction table, say "</w:t>
       </w:r>
       <w:proofErr w:type="spellStart"/>
       <w:r>
@@ -3668,7 +4721,6 @@
           <w:b/>
           <w:bCs/>
         </w:rPr>
-        <w:lastRenderedPageBreak/>
         <w:t>Foreign Keys</w:t>
       </w:r>
       <w:r>
@@ -3687,6 +4739,7 @@
           <w:b/>
           <w:bCs/>
         </w:rPr>
+        <w:lastRenderedPageBreak/>
         <w:t>Atomicity</w:t>
       </w:r>
       <w:r>
@@ -4388,7 +5441,6 @@
           <w:b/>
           <w:bCs/>
         </w:rPr>
-        <w:lastRenderedPageBreak/>
         <w:t>Benefits</w:t>
       </w:r>
     </w:p>
@@ -4539,13 +5591,8 @@
         <w:t xml:space="preserve">    '</w:t>
       </w:r>
       <w:proofErr w:type="spellStart"/>
-      <w:proofErr w:type="gramStart"/>
-      <w:r>
-        <w:t>date</w:t>
-      </w:r>
-      <w:proofErr w:type="gramEnd"/>
-      <w:r>
-        <w:t>_id</w:t>
+      <w:r>
+        <w:t>date_id</w:t>
       </w:r>
       <w:proofErr w:type="spellEnd"/>
       <w:r>
@@ -4557,13 +5604,8 @@
         <w:t xml:space="preserve">    '</w:t>
       </w:r>
       <w:proofErr w:type="spellStart"/>
-      <w:proofErr w:type="gramStart"/>
-      <w:r>
-        <w:t>product</w:t>
-      </w:r>
-      <w:proofErr w:type="gramEnd"/>
-      <w:r>
-        <w:t>_id</w:t>
+      <w:r>
+        <w:t>product_id</w:t>
       </w:r>
       <w:proofErr w:type="spellEnd"/>
       <w:r>
@@ -4575,13 +5617,8 @@
         <w:t xml:space="preserve">    '</w:t>
       </w:r>
       <w:proofErr w:type="spellStart"/>
-      <w:proofErr w:type="gramStart"/>
-      <w:r>
-        <w:t>customer</w:t>
-      </w:r>
-      <w:proofErr w:type="gramEnd"/>
-      <w:r>
-        <w:t>_id</w:t>
+      <w:r>
+        <w:t>customer_id</w:t>
       </w:r>
       <w:proofErr w:type="spellEnd"/>
       <w:r>
@@ -4593,13 +5630,8 @@
         <w:t xml:space="preserve">    '</w:t>
       </w:r>
       <w:proofErr w:type="spellStart"/>
-      <w:proofErr w:type="gramStart"/>
-      <w:r>
-        <w:t>amount</w:t>
-      </w:r>
-      <w:proofErr w:type="gramEnd"/>
-      <w:r>
-        <w:t>_sold</w:t>
+      <w:r>
+        <w:t>amount_sold</w:t>
       </w:r>
       <w:proofErr w:type="spellEnd"/>
       <w:r>
@@ -4636,21 +5668,20 @@
         <w:rPr>
           <w:lang w:val="fr-FR"/>
         </w:rPr>
-        <w:t xml:space="preserve"># Dimension </w:t>
-      </w:r>
-      <w:proofErr w:type="gramStart"/>
-      <w:r>
+        <w:t># Dimension Table: Date</w:t>
+      </w:r>
+    </w:p>
+    <w:p>
+      <w:pPr>
         <w:rPr>
           <w:lang w:val="fr-FR"/>
         </w:rPr>
-        <w:t>Table:</w:t>
-      </w:r>
-      <w:proofErr w:type="gramEnd"/>
+      </w:pPr>
       <w:r>
         <w:rPr>
           <w:lang w:val="fr-FR"/>
         </w:rPr>
-        <w:t xml:space="preserve"> Date</w:t>
+        <w:t>date = {</w:t>
       </w:r>
     </w:p>
     <w:p>
@@ -4659,65 +5690,75 @@
           <w:lang w:val="fr-FR"/>
         </w:rPr>
       </w:pPr>
-      <w:proofErr w:type="gramStart"/>
       <w:r>
         <w:rPr>
           <w:lang w:val="fr-FR"/>
         </w:rPr>
-        <w:t>date</w:t>
-      </w:r>
-      <w:proofErr w:type="gramEnd"/>
+        <w:t xml:space="preserve">    '</w:t>
+      </w:r>
+      <w:proofErr w:type="spellStart"/>
       <w:r>
         <w:rPr>
           <w:lang w:val="fr-FR"/>
         </w:rPr>
-        <w:t xml:space="preserve"> = {</w:t>
-      </w:r>
-    </w:p>
-    <w:p>
-      <w:pPr>
+        <w:t>date_id</w:t>
+      </w:r>
+      <w:proofErr w:type="spellEnd"/>
+      <w:r>
         <w:rPr>
           <w:lang w:val="fr-FR"/>
         </w:rPr>
-      </w:pPr>
+        <w:t>': [1, 2, 3],</w:t>
+      </w:r>
+    </w:p>
+    <w:p>
       <w:r>
         <w:rPr>
           <w:lang w:val="fr-FR"/>
         </w:rPr>
+        <w:t xml:space="preserve">    </w:t>
+      </w:r>
+      <w:r>
+        <w:t>'date': ['2023-01-01', '2023-01-02', '2023-01-03'],</w:t>
+      </w:r>
+    </w:p>
+    <w:p>
+      <w:r>
         <w:t xml:space="preserve">    '</w:t>
       </w:r>
       <w:proofErr w:type="spellStart"/>
       <w:r>
-        <w:rPr>
-          <w:lang w:val="fr-FR"/>
-        </w:rPr>
-        <w:t>date_id</w:t>
+        <w:t>day_of_week</w:t>
       </w:r>
       <w:proofErr w:type="spellEnd"/>
-      <w:proofErr w:type="gramStart"/>
-      <w:r>
-        <w:rPr>
-          <w:lang w:val="fr-FR"/>
-        </w:rPr>
-        <w:t>':</w:t>
-      </w:r>
-      <w:proofErr w:type="gramEnd"/>
-      <w:r>
-        <w:rPr>
-          <w:lang w:val="fr-FR"/>
-        </w:rPr>
-        <w:t xml:space="preserve"> [1, 2, 3],</w:t>
-      </w:r>
-    </w:p>
-    <w:p>
-      <w:r>
-        <w:rPr>
-          <w:lang w:val="fr-FR"/>
-        </w:rPr>
-        <w:t xml:space="preserve">    </w:t>
-      </w:r>
-      <w:r>
-        <w:t>'date': ['2023-01-01', '2023-01-02', '2023-01-03'],</w:t>
+      <w:r>
+        <w:t>': [1, 2, 3],</w:t>
+      </w:r>
+    </w:p>
+    <w:p>
+      <w:r>
+        <w:t xml:space="preserve">    'month': [1, 1, 1],</w:t>
+      </w:r>
+    </w:p>
+    <w:p>
+      <w:r>
+        <w:t xml:space="preserve">    'quarter': [1, 1, 1]</w:t>
+      </w:r>
+    </w:p>
+    <w:p>
+      <w:r>
+        <w:t>}</w:t>
+      </w:r>
+    </w:p>
+    <w:p/>
+    <w:p>
+      <w:r>
+        <w:t># Dimension Table: Product</w:t>
+      </w:r>
+    </w:p>
+    <w:p>
+      <w:r>
+        <w:t>product = {</w:t>
       </w:r>
     </w:p>
     <w:p>
@@ -4725,28 +5766,38 @@
         <w:t xml:space="preserve">    '</w:t>
       </w:r>
       <w:proofErr w:type="spellStart"/>
-      <w:proofErr w:type="gramStart"/>
-      <w:r>
-        <w:t>day</w:t>
-      </w:r>
-      <w:proofErr w:type="gramEnd"/>
-      <w:r>
-        <w:t>_of_week</w:t>
+      <w:r>
+        <w:t>product_id</w:t>
       </w:r>
       <w:proofErr w:type="spellEnd"/>
       <w:r>
-        <w:t>': [1, 2, 3],</w:t>
-      </w:r>
-    </w:p>
-    <w:p>
-      <w:r>
-        <w:t xml:space="preserve">    'month': [1, 1, 1],</w:t>
-      </w:r>
-    </w:p>
-    <w:p>
-      <w:r>
-        <w:lastRenderedPageBreak/>
-        <w:t xml:space="preserve">    'quarter': [1, 1, 1]</w:t>
+        <w:t>': [101, 102, 103],</w:t>
+      </w:r>
+    </w:p>
+    <w:p>
+      <w:r>
+        <w:t xml:space="preserve">    '</w:t>
+      </w:r>
+      <w:proofErr w:type="spellStart"/>
+      <w:r>
+        <w:t>product_name</w:t>
+      </w:r>
+      <w:proofErr w:type="spellEnd"/>
+      <w:r>
+        <w:t>': ['Product1', 'Product2', 'Product3'],</w:t>
+      </w:r>
+    </w:p>
+    <w:p>
+      <w:r>
+        <w:t xml:space="preserve">    '</w:t>
+      </w:r>
+      <w:proofErr w:type="spellStart"/>
+      <w:r>
+        <w:t>category_id</w:t>
+      </w:r>
+      <w:proofErr w:type="spellEnd"/>
+      <w:r>
+        <w:t>': [301, 302, 303]</w:t>
       </w:r>
     </w:p>
     <w:p>
@@ -4757,12 +5808,12 @@
     <w:p/>
     <w:p>
       <w:r>
-        <w:t># Dimension Table: Product</w:t>
-      </w:r>
-    </w:p>
-    <w:p>
-      <w:r>
-        <w:t>product = {</w:t>
+        <w:t># Dimension Table: Customer</w:t>
+      </w:r>
+    </w:p>
+    <w:p>
+      <w:r>
+        <w:t>customer = {</w:t>
       </w:r>
     </w:p>
     <w:p>
@@ -4770,17 +5821,12 @@
         <w:t xml:space="preserve">    '</w:t>
       </w:r>
       <w:proofErr w:type="spellStart"/>
-      <w:proofErr w:type="gramStart"/>
-      <w:r>
-        <w:t>product</w:t>
-      </w:r>
-      <w:proofErr w:type="gramEnd"/>
-      <w:r>
-        <w:t>_id</w:t>
+      <w:r>
+        <w:t>customer_id</w:t>
       </w:r>
       <w:proofErr w:type="spellEnd"/>
       <w:r>
-        <w:t>': [101, 102, 103],</w:t>
+        <w:t>': [200, 201, 202],</w:t>
       </w:r>
     </w:p>
     <w:p>
@@ -4788,83 +5834,8 @@
         <w:t xml:space="preserve">    '</w:t>
       </w:r>
       <w:proofErr w:type="spellStart"/>
-      <w:proofErr w:type="gramStart"/>
-      <w:r>
-        <w:t>product</w:t>
-      </w:r>
-      <w:proofErr w:type="gramEnd"/>
-      <w:r>
-        <w:t>_name</w:t>
-      </w:r>
-      <w:proofErr w:type="spellEnd"/>
-      <w:r>
-        <w:t>': ['Product1', 'Product2', 'Product3'],</w:t>
-      </w:r>
-    </w:p>
-    <w:p>
-      <w:r>
-        <w:t xml:space="preserve">    '</w:t>
-      </w:r>
-      <w:proofErr w:type="spellStart"/>
-      <w:proofErr w:type="gramStart"/>
-      <w:r>
-        <w:t>category</w:t>
-      </w:r>
-      <w:proofErr w:type="gramEnd"/>
-      <w:r>
-        <w:t>_id</w:t>
-      </w:r>
-      <w:proofErr w:type="spellEnd"/>
-      <w:r>
-        <w:t>': [301, 302, 303]</w:t>
-      </w:r>
-    </w:p>
-    <w:p>
-      <w:r>
-        <w:t>}</w:t>
-      </w:r>
-    </w:p>
-    <w:p/>
-    <w:p>
-      <w:r>
-        <w:t># Dimension Table: Customer</w:t>
-      </w:r>
-    </w:p>
-    <w:p>
-      <w:r>
-        <w:t>customer = {</w:t>
-      </w:r>
-    </w:p>
-    <w:p>
-      <w:r>
-        <w:t xml:space="preserve">    '</w:t>
-      </w:r>
-      <w:proofErr w:type="spellStart"/>
-      <w:proofErr w:type="gramStart"/>
-      <w:r>
-        <w:t>customer</w:t>
-      </w:r>
-      <w:proofErr w:type="gramEnd"/>
-      <w:r>
-        <w:t>_id</w:t>
-      </w:r>
-      <w:proofErr w:type="spellEnd"/>
-      <w:r>
-        <w:t>': [200, 201, 202],</w:t>
-      </w:r>
-    </w:p>
-    <w:p>
-      <w:r>
-        <w:t xml:space="preserve">    '</w:t>
-      </w:r>
-      <w:proofErr w:type="spellStart"/>
-      <w:proofErr w:type="gramStart"/>
-      <w:r>
-        <w:t>customer</w:t>
-      </w:r>
-      <w:proofErr w:type="gramEnd"/>
-      <w:r>
-        <w:t>_name</w:t>
+      <w:r>
+        <w:t>customer_name</w:t>
       </w:r>
       <w:proofErr w:type="spellEnd"/>
       <w:r>
@@ -4995,7 +5966,6 @@
           <w:b/>
           <w:bCs/>
         </w:rPr>
-        <w:lastRenderedPageBreak/>
         <w:t>SCD Type 2</w:t>
       </w:r>
       <w:r>
@@ -5202,19 +6172,11 @@
       </w:r>
       <w:proofErr w:type="spellStart"/>
       <w:r>
-        <w:t>update_</w:t>
-      </w:r>
-      <w:proofErr w:type="gramStart"/>
-      <w:r>
-        <w:t>product</w:t>
+        <w:t>update_product</w:t>
       </w:r>
       <w:proofErr w:type="spellEnd"/>
       <w:r>
-        <w:t>(</w:t>
-      </w:r>
-      <w:proofErr w:type="gramEnd"/>
-      <w:r>
-        <w:t xml:space="preserve">self, </w:t>
+        <w:t xml:space="preserve">(self, </w:t>
       </w:r>
       <w:proofErr w:type="spellStart"/>
       <w:r>
@@ -5253,7 +6215,6 @@
         <w:t xml:space="preserve">        </w:t>
       </w:r>
       <w:proofErr w:type="spellStart"/>
-      <w:proofErr w:type="gramStart"/>
       <w:r>
         <w:rPr>
           <w:lang w:val="fr-FR"/>
@@ -5261,7 +6222,6 @@
         <w:t>pass</w:t>
       </w:r>
       <w:proofErr w:type="spellEnd"/>
-      <w:proofErr w:type="gramEnd"/>
     </w:p>
     <w:p>
       <w:pPr>
@@ -5290,15 +6250,7 @@
     </w:p>
     <w:p>
       <w:r>
-        <w:t>product_dim_scd1.update_</w:t>
-      </w:r>
-      <w:proofErr w:type="gramStart"/>
-      <w:r>
-        <w:t>product(</w:t>
-      </w:r>
-      <w:proofErr w:type="gramEnd"/>
-      <w:r>
-        <w:t>123, {'name': 'New Name', 'category': 'New Category'})</w:t>
+        <w:t>product_dim_scd1.update_product(123, {'name': 'New Name', 'category': 'New Category'})</w:t>
       </w:r>
     </w:p>
     <w:p>
@@ -5355,12 +6307,10 @@
         <w:t xml:space="preserve">        </w:t>
       </w:r>
       <w:proofErr w:type="spellStart"/>
-      <w:proofErr w:type="gramStart"/>
       <w:r>
         <w:t>self.products</w:t>
       </w:r>
       <w:proofErr w:type="spellEnd"/>
-      <w:proofErr w:type="gramEnd"/>
       <w:r>
         <w:t xml:space="preserve"> = {}</w:t>
       </w:r>
@@ -5370,13 +6320,8 @@
         <w:t xml:space="preserve">        </w:t>
       </w:r>
       <w:proofErr w:type="spellStart"/>
-      <w:proofErr w:type="gramStart"/>
-      <w:r>
-        <w:t>self.product</w:t>
-      </w:r>
-      <w:proofErr w:type="gramEnd"/>
-      <w:r>
-        <w:t>_counter</w:t>
+      <w:r>
+        <w:t>self.product_counter</w:t>
       </w:r>
       <w:proofErr w:type="spellEnd"/>
       <w:r>
@@ -5390,19 +6335,11 @@
       </w:r>
       <w:proofErr w:type="spellStart"/>
       <w:r>
-        <w:t>update_</w:t>
-      </w:r>
-      <w:proofErr w:type="gramStart"/>
-      <w:r>
-        <w:t>product</w:t>
+        <w:t>update_product</w:t>
       </w:r>
       <w:proofErr w:type="spellEnd"/>
       <w:r>
-        <w:t>(</w:t>
-      </w:r>
-      <w:proofErr w:type="gramEnd"/>
-      <w:r>
-        <w:t xml:space="preserve">self, </w:t>
+        <w:t xml:space="preserve">(self, </w:t>
       </w:r>
       <w:proofErr w:type="spellStart"/>
       <w:r>
@@ -5426,12 +6363,10 @@
         <w:t xml:space="preserve">        product = </w:t>
       </w:r>
       <w:proofErr w:type="spellStart"/>
-      <w:proofErr w:type="gramStart"/>
       <w:r>
         <w:t>self.products</w:t>
       </w:r>
       <w:proofErr w:type="spellEnd"/>
-      <w:proofErr w:type="gramEnd"/>
       <w:r>
         <w:t>[</w:t>
       </w:r>
@@ -5446,15 +6381,7 @@
     </w:p>
     <w:p>
       <w:r>
-        <w:t xml:space="preserve">        product['current'] = </w:t>
-      </w:r>
-      <w:proofErr w:type="gramStart"/>
-      <w:r>
-        <w:t>False  #</w:t>
-      </w:r>
-      <w:proofErr w:type="gramEnd"/>
-      <w:r>
-        <w:t xml:space="preserve"> Mark current product as expired</w:t>
+        <w:t xml:space="preserve">        product['current'] = False  # Mark current product as expired</w:t>
       </w:r>
     </w:p>
     <w:p>
@@ -5478,12 +6405,10 @@
         <w:t xml:space="preserve">'] = </w:t>
       </w:r>
       <w:proofErr w:type="spellStart"/>
-      <w:proofErr w:type="gramStart"/>
       <w:r>
         <w:t>date.today</w:t>
       </w:r>
       <w:proofErr w:type="spellEnd"/>
-      <w:proofErr w:type="gramEnd"/>
       <w:r>
         <w:t>()</w:t>
       </w:r>
@@ -5506,15 +6431,7 @@
       </w:r>
       <w:proofErr w:type="spellEnd"/>
       <w:r>
-        <w:t xml:space="preserve">'] = </w:t>
-      </w:r>
-      <w:proofErr w:type="gramStart"/>
-      <w:r>
-        <w:t>None  #</w:t>
-      </w:r>
-      <w:proofErr w:type="gramEnd"/>
-      <w:r>
-        <w:t xml:space="preserve"> End date is not set for current record</w:t>
+        <w:t>'] = None  # End date is not set for current record</w:t>
       </w:r>
     </w:p>
     <w:p>
@@ -5523,13 +6440,8 @@
         <w:t xml:space="preserve">        </w:t>
       </w:r>
       <w:proofErr w:type="spellStart"/>
-      <w:proofErr w:type="gramStart"/>
-      <w:r>
-        <w:t>self.product</w:t>
-      </w:r>
-      <w:proofErr w:type="gramEnd"/>
-      <w:r>
-        <w:t>_counter</w:t>
+      <w:r>
+        <w:t>self.product_counter</w:t>
       </w:r>
       <w:proofErr w:type="spellEnd"/>
       <w:r>
@@ -5541,23 +6453,16 @@
         <w:t xml:space="preserve">        </w:t>
       </w:r>
       <w:proofErr w:type="spellStart"/>
-      <w:proofErr w:type="gramStart"/>
       <w:r>
         <w:t>self.products</w:t>
       </w:r>
       <w:proofErr w:type="spellEnd"/>
-      <w:proofErr w:type="gramEnd"/>
       <w:r>
         <w:t>[</w:t>
       </w:r>
       <w:proofErr w:type="spellStart"/>
-      <w:proofErr w:type="gramStart"/>
-      <w:r>
-        <w:t>self.product</w:t>
-      </w:r>
-      <w:proofErr w:type="gramEnd"/>
-      <w:r>
-        <w:t>_counter</w:t>
+      <w:r>
+        <w:t>self.product_counter</w:t>
       </w:r>
       <w:proofErr w:type="spellEnd"/>
       <w:r>
@@ -5579,15 +6484,7 @@
     </w:p>
     <w:p>
       <w:r>
-        <w:t xml:space="preserve">            'current': </w:t>
-      </w:r>
-      <w:proofErr w:type="gramStart"/>
-      <w:r>
-        <w:t>True  #</w:t>
-      </w:r>
-      <w:proofErr w:type="gramEnd"/>
-      <w:r>
-        <w:t xml:space="preserve"> Set the new product record as current</w:t>
+        <w:t xml:space="preserve">            'current': True  # Set the new product record as current</w:t>
       </w:r>
     </w:p>
     <w:p>
@@ -5602,19 +6499,11 @@
       </w:r>
       <w:proofErr w:type="spellStart"/>
       <w:r>
-        <w:t>add_</w:t>
-      </w:r>
-      <w:proofErr w:type="gramStart"/>
-      <w:r>
-        <w:t>product</w:t>
+        <w:t>add_product</w:t>
       </w:r>
       <w:proofErr w:type="spellEnd"/>
       <w:r>
-        <w:t>(</w:t>
-      </w:r>
-      <w:proofErr w:type="gramEnd"/>
-      <w:r>
-        <w:t>self, attributes):</w:t>
+        <w:t>(self, attributes):</w:t>
       </w:r>
     </w:p>
     <w:p>
@@ -5622,13 +6511,8 @@
         <w:t xml:space="preserve">        </w:t>
       </w:r>
       <w:proofErr w:type="spellStart"/>
-      <w:proofErr w:type="gramStart"/>
-      <w:r>
-        <w:t>self.product</w:t>
-      </w:r>
-      <w:proofErr w:type="gramEnd"/>
-      <w:r>
-        <w:t>_counter</w:t>
+      <w:r>
+        <w:t>self.product_counter</w:t>
       </w:r>
       <w:proofErr w:type="spellEnd"/>
       <w:r>
@@ -5648,12 +6532,10 @@
         <w:t xml:space="preserve">'] = </w:t>
       </w:r>
       <w:proofErr w:type="spellStart"/>
-      <w:proofErr w:type="gramStart"/>
       <w:r>
         <w:t>date.today</w:t>
       </w:r>
       <w:proofErr w:type="spellEnd"/>
-      <w:proofErr w:type="gramEnd"/>
       <w:r>
         <w:t>()</w:t>
       </w:r>
@@ -5681,23 +6563,16 @@
         <w:t xml:space="preserve">        </w:t>
       </w:r>
       <w:proofErr w:type="spellStart"/>
-      <w:proofErr w:type="gramStart"/>
       <w:r>
         <w:t>self.products</w:t>
       </w:r>
       <w:proofErr w:type="spellEnd"/>
-      <w:proofErr w:type="gramEnd"/>
       <w:r>
         <w:t>[</w:t>
       </w:r>
       <w:proofErr w:type="spellStart"/>
-      <w:proofErr w:type="gramStart"/>
-      <w:r>
-        <w:t>self.product</w:t>
-      </w:r>
-      <w:proofErr w:type="gramEnd"/>
-      <w:r>
-        <w:t>_counter</w:t>
+      <w:r>
+        <w:t>self.product_counter</w:t>
       </w:r>
       <w:proofErr w:type="spellEnd"/>
       <w:r>
@@ -5725,28 +6600,12 @@
     </w:p>
     <w:p>
       <w:r>
-        <w:t>product_dim_scd2.add_</w:t>
-      </w:r>
-      <w:proofErr w:type="gramStart"/>
-      <w:r>
-        <w:t>product(</w:t>
-      </w:r>
-      <w:proofErr w:type="gramEnd"/>
-      <w:r>
-        <w:t>{'name': 'Product A', 'category': 'Category 1'})</w:t>
-      </w:r>
-    </w:p>
-    <w:p>
-      <w:r>
-        <w:t>product_dim_scd2.update_</w:t>
-      </w:r>
-      <w:proofErr w:type="gramStart"/>
-      <w:r>
-        <w:t>product(</w:t>
-      </w:r>
-      <w:proofErr w:type="gramEnd"/>
-      <w:r>
-        <w:t>1, {'name': 'Product A Renamed', 'category': 'Category 2'})</w:t>
+        <w:t>product_dim_scd2.add_product({'name': 'Product A', 'category': 'Category 1'})</w:t>
+      </w:r>
+    </w:p>
+    <w:p>
+      <w:r>
+        <w:t>product_dim_scd2.update_product(1, {'name': 'Product A Renamed', 'category': 'Category 2'})</w:t>
       </w:r>
     </w:p>
     <w:p>
@@ -5785,19 +6644,11 @@
       </w:r>
       <w:proofErr w:type="spellStart"/>
       <w:r>
-        <w:t>update_</w:t>
-      </w:r>
-      <w:proofErr w:type="gramStart"/>
-      <w:r>
-        <w:t>product</w:t>
+        <w:t>update_product</w:t>
       </w:r>
       <w:proofErr w:type="spellEnd"/>
       <w:r>
-        <w:t>(</w:t>
-      </w:r>
-      <w:proofErr w:type="gramEnd"/>
-      <w:r>
-        <w:t xml:space="preserve">self, </w:t>
+        <w:t xml:space="preserve">(self, </w:t>
       </w:r>
       <w:proofErr w:type="spellStart"/>
       <w:r>
@@ -5834,19 +6685,11 @@
       </w:r>
       <w:proofErr w:type="spellStart"/>
       <w:r>
-        <w:t>get_product_details_over_</w:t>
-      </w:r>
-      <w:proofErr w:type="gramStart"/>
-      <w:r>
-        <w:t>time</w:t>
+        <w:t>get_product_details_over_time</w:t>
       </w:r>
       <w:proofErr w:type="spellEnd"/>
       <w:r>
-        <w:t>(</w:t>
-      </w:r>
-      <w:proofErr w:type="gramEnd"/>
-      <w:r>
-        <w:t xml:space="preserve">self, </w:t>
+        <w:t xml:space="preserve">(self, </w:t>
       </w:r>
       <w:proofErr w:type="spellStart"/>
       <w:r>
@@ -5872,7 +6715,6 @@
         <w:t xml:space="preserve">        </w:t>
       </w:r>
       <w:proofErr w:type="spellStart"/>
-      <w:proofErr w:type="gramStart"/>
       <w:r>
         <w:rPr>
           <w:lang w:val="fr-FR"/>
@@ -5880,7 +6722,6 @@
         <w:t>pass</w:t>
       </w:r>
       <w:proofErr w:type="spellEnd"/>
-      <w:proofErr w:type="gramEnd"/>
     </w:p>
     <w:p>
       <w:pPr>
@@ -5909,15 +6750,7 @@
     </w:p>
     <w:p>
       <w:r>
-        <w:t>product_dim_scd3.update_</w:t>
-      </w:r>
-      <w:proofErr w:type="gramStart"/>
-      <w:r>
-        <w:t>product(</w:t>
-      </w:r>
-      <w:proofErr w:type="gramEnd"/>
-      <w:r>
-        <w:t>123, {'name': 'New Name', '</w:t>
+        <w:t>product_dim_scd3.update_product(123, {'name': 'New Name', '</w:t>
       </w:r>
       <w:proofErr w:type="spellStart"/>
       <w:r>
@@ -5928,12 +6761,10 @@
         <w:t xml:space="preserve">': </w:t>
       </w:r>
       <w:proofErr w:type="spellStart"/>
-      <w:proofErr w:type="gramStart"/>
       <w:r>
         <w:t>date.today</w:t>
       </w:r>
       <w:proofErr w:type="spellEnd"/>
-      <w:proofErr w:type="gramEnd"/>
       <w:r>
         <w:t>()})</w:t>
       </w:r>
@@ -7192,12 +8023,10 @@
         <w:t xml:space="preserve">    return </w:t>
       </w:r>
       <w:proofErr w:type="spellStart"/>
-      <w:proofErr w:type="gramStart"/>
       <w:r>
         <w:t>response.json</w:t>
       </w:r>
       <w:proofErr w:type="spellEnd"/>
-      <w:proofErr w:type="gramEnd"/>
       <w:r>
         <w:t>()</w:t>
       </w:r>
@@ -7266,12 +8095,10 @@
         <w:t xml:space="preserve"> = </w:t>
       </w:r>
       <w:proofErr w:type="spellStart"/>
-      <w:proofErr w:type="gramStart"/>
       <w:r>
         <w:t>pd.DataFrame</w:t>
       </w:r>
       <w:proofErr w:type="spellEnd"/>
-      <w:proofErr w:type="gramEnd"/>
       <w:r>
         <w:t>(</w:t>
       </w:r>
@@ -7336,258 +8163,230 @@
         <w:t xml:space="preserve"> = </w:t>
       </w:r>
       <w:proofErr w:type="spellStart"/>
-      <w:proofErr w:type="gramStart"/>
-      <w:r>
-        <w:t>df.drop</w:t>
-      </w:r>
-      <w:proofErr w:type="gramEnd"/>
-      <w:r>
-        <w:t>_</w:t>
-      </w:r>
-      <w:proofErr w:type="gramStart"/>
-      <w:r>
-        <w:t>duplicates</w:t>
+      <w:r>
+        <w:t>df.drop_duplicates</w:t>
       </w:r>
       <w:proofErr w:type="spellEnd"/>
       <w:r>
+        <w:t>()</w:t>
+      </w:r>
+    </w:p>
+    <w:p>
+      <w:r>
+        <w:t xml:space="preserve">    </w:t>
+      </w:r>
+    </w:p>
+    <w:p>
+      <w:r>
+        <w:t xml:space="preserve">    return </w:t>
+      </w:r>
+      <w:proofErr w:type="spellStart"/>
+      <w:r>
+        <w:t>df</w:t>
+      </w:r>
+      <w:proofErr w:type="spellEnd"/>
+    </w:p>
+    <w:p/>
+    <w:p>
+      <w:r>
+        <w:t># ETL: Load</w:t>
+      </w:r>
+    </w:p>
+    <w:p>
+      <w:r>
+        <w:t xml:space="preserve">def </w:t>
+      </w:r>
+      <w:proofErr w:type="spellStart"/>
+      <w:r>
+        <w:t>load_data_to_database</w:t>
+      </w:r>
+      <w:proofErr w:type="spellEnd"/>
+      <w:r>
         <w:t>(</w:t>
       </w:r>
-      <w:proofErr w:type="gramEnd"/>
+      <w:proofErr w:type="spellStart"/>
+      <w:r>
+        <w:t>dataframe</w:t>
+      </w:r>
+      <w:proofErr w:type="spellEnd"/>
+      <w:r>
+        <w:t xml:space="preserve">, </w:t>
+      </w:r>
+      <w:proofErr w:type="spellStart"/>
+      <w:r>
+        <w:t>table_name</w:t>
+      </w:r>
+      <w:proofErr w:type="spellEnd"/>
+      <w:r>
+        <w:t>):</w:t>
+      </w:r>
+    </w:p>
+    <w:p>
+      <w:r>
+        <w:t xml:space="preserve">    from </w:t>
+      </w:r>
+      <w:proofErr w:type="spellStart"/>
+      <w:r>
+        <w:t>sqlalchemy</w:t>
+      </w:r>
+      <w:proofErr w:type="spellEnd"/>
+      <w:r>
+        <w:t xml:space="preserve"> import </w:t>
+      </w:r>
+      <w:proofErr w:type="spellStart"/>
+      <w:r>
+        <w:t>create_engine</w:t>
+      </w:r>
+      <w:proofErr w:type="spellEnd"/>
+    </w:p>
+    <w:p>
+      <w:r>
+        <w:t xml:space="preserve">    </w:t>
+      </w:r>
+    </w:p>
+    <w:p>
+      <w:r>
+        <w:t xml:space="preserve">    # Initialize database connection</w:t>
+      </w:r>
+    </w:p>
+    <w:p>
+      <w:r>
+        <w:t xml:space="preserve">    engine = </w:t>
+      </w:r>
+      <w:proofErr w:type="spellStart"/>
+      <w:r>
+        <w:t>create_engine</w:t>
+      </w:r>
+      <w:proofErr w:type="spellEnd"/>
+      <w:r>
+        <w:t>('</w:t>
+      </w:r>
+      <w:proofErr w:type="spellStart"/>
+      <w:r>
+        <w:t>sqlite</w:t>
+      </w:r>
+      <w:proofErr w:type="spellEnd"/>
+      <w:r>
+        <w:t>:///:memory:')</w:t>
+      </w:r>
+    </w:p>
+    <w:p>
+      <w:r>
+        <w:t xml:space="preserve">    </w:t>
+      </w:r>
+    </w:p>
+    <w:p>
+      <w:r>
+        <w:t xml:space="preserve">    # Load data into database table</w:t>
+      </w:r>
+    </w:p>
+    <w:p>
+      <w:r>
+        <w:t xml:space="preserve">    </w:t>
+      </w:r>
+      <w:proofErr w:type="spellStart"/>
+      <w:r>
+        <w:t>dataframe.to_sql</w:t>
+      </w:r>
+      <w:proofErr w:type="spellEnd"/>
+      <w:r>
+        <w:t>(</w:t>
+      </w:r>
+      <w:proofErr w:type="spellStart"/>
+      <w:r>
+        <w:t>table_name</w:t>
+      </w:r>
+      <w:proofErr w:type="spellEnd"/>
+      <w:r>
+        <w:t xml:space="preserve">, con=engine, </w:t>
+      </w:r>
+      <w:proofErr w:type="spellStart"/>
+      <w:r>
+        <w:t>if_exists</w:t>
+      </w:r>
+      <w:proofErr w:type="spellEnd"/>
+      <w:r>
+        <w:t>='replace')</w:t>
+      </w:r>
+    </w:p>
+    <w:p/>
+    <w:p>
+      <w:r>
+        <w:t># Execute ETL pipeline</w:t>
+      </w:r>
+    </w:p>
+    <w:p>
+      <w:proofErr w:type="spellStart"/>
+      <w:r>
+        <w:t>source_url</w:t>
+      </w:r>
+      <w:proofErr w:type="spellEnd"/>
+      <w:r>
+        <w:t xml:space="preserve"> = 'https://someapi.com/data'</w:t>
+      </w:r>
+    </w:p>
+    <w:p>
+      <w:proofErr w:type="spellStart"/>
+      <w:r>
+        <w:t>extracted_data</w:t>
+      </w:r>
+      <w:proofErr w:type="spellEnd"/>
+      <w:r>
+        <w:t xml:space="preserve"> = </w:t>
+      </w:r>
+      <w:proofErr w:type="spellStart"/>
+      <w:r>
+        <w:t>extract_data_from_api</w:t>
+      </w:r>
+      <w:proofErr w:type="spellEnd"/>
+      <w:r>
+        <w:t>(</w:t>
+      </w:r>
+      <w:proofErr w:type="spellStart"/>
+      <w:r>
+        <w:t>source_url</w:t>
+      </w:r>
+      <w:proofErr w:type="spellEnd"/>
       <w:r>
         <w:t>)</w:t>
       </w:r>
     </w:p>
     <w:p>
-      <w:r>
-        <w:t xml:space="preserve">    </w:t>
-      </w:r>
-    </w:p>
-    <w:p>
-      <w:r>
-        <w:t xml:space="preserve">    return </w:t>
-      </w:r>
       <w:proofErr w:type="spellStart"/>
       <w:r>
-        <w:t>df</w:t>
+        <w:t>transformed_data</w:t>
       </w:r>
       <w:proofErr w:type="spellEnd"/>
-    </w:p>
-    <w:p/>
-    <w:p>
-      <w:r>
-        <w:t># ETL: Load</w:t>
-      </w:r>
-    </w:p>
-    <w:p>
-      <w:r>
-        <w:t xml:space="preserve">def </w:t>
+      <w:r>
+        <w:t xml:space="preserve"> = </w:t>
       </w:r>
       <w:proofErr w:type="spellStart"/>
       <w:r>
-        <w:t>load_data_to_</w:t>
-      </w:r>
-      <w:proofErr w:type="gramStart"/>
-      <w:r>
-        <w:t>database</w:t>
+        <w:t>transform_data</w:t>
       </w:r>
       <w:proofErr w:type="spellEnd"/>
       <w:r>
         <w:t>(</w:t>
       </w:r>
       <w:proofErr w:type="spellStart"/>
-      <w:proofErr w:type="gramEnd"/>
-      <w:r>
-        <w:t>dataframe</w:t>
+      <w:r>
+        <w:t>extracted_data</w:t>
       </w:r>
       <w:proofErr w:type="spellEnd"/>
       <w:r>
-        <w:t xml:space="preserve">, </w:t>
-      </w:r>
+        <w:t>)</w:t>
+      </w:r>
+    </w:p>
+    <w:p>
       <w:proofErr w:type="spellStart"/>
       <w:r>
-        <w:t>table_name</w:t>
+        <w:t>load_data_to_database</w:t>
       </w:r>
       <w:proofErr w:type="spellEnd"/>
       <w:r>
-        <w:t>):</w:t>
-      </w:r>
-    </w:p>
-    <w:p>
-      <w:r>
-        <w:t xml:space="preserve">    from </w:t>
+        <w:t>(</w:t>
       </w:r>
       <w:proofErr w:type="spellStart"/>
-      <w:r>
-        <w:t>sqlalchemy</w:t>
-      </w:r>
-      <w:proofErr w:type="spellEnd"/>
-      <w:r>
-        <w:t xml:space="preserve"> import </w:t>
-      </w:r>
-      <w:proofErr w:type="spellStart"/>
-      <w:r>
-        <w:t>create_engine</w:t>
-      </w:r>
-      <w:proofErr w:type="spellEnd"/>
-    </w:p>
-    <w:p>
-      <w:r>
-        <w:t xml:space="preserve">    </w:t>
-      </w:r>
-    </w:p>
-    <w:p>
-      <w:r>
-        <w:t xml:space="preserve">    # Initialize database connection</w:t>
-      </w:r>
-    </w:p>
-    <w:p>
-      <w:r>
-        <w:t xml:space="preserve">    engine = </w:t>
-      </w:r>
-      <w:proofErr w:type="spellStart"/>
-      <w:r>
-        <w:t>create_engine</w:t>
-      </w:r>
-      <w:proofErr w:type="spellEnd"/>
-      <w:r>
-        <w:t>('</w:t>
-      </w:r>
-      <w:proofErr w:type="spellStart"/>
-      <w:r>
-        <w:t>sqlite</w:t>
-      </w:r>
-      <w:proofErr w:type="spellEnd"/>
-      <w:r>
-        <w:t>:///:memory:')</w:t>
-      </w:r>
-    </w:p>
-    <w:p>
-      <w:r>
-        <w:t xml:space="preserve">    </w:t>
-      </w:r>
-    </w:p>
-    <w:p>
-      <w:r>
-        <w:t xml:space="preserve">    # Load data into database table</w:t>
-      </w:r>
-    </w:p>
-    <w:p>
-      <w:r>
-        <w:t xml:space="preserve">    </w:t>
-      </w:r>
-      <w:proofErr w:type="spellStart"/>
-      <w:r>
-        <w:t>dataframe.to_</w:t>
-      </w:r>
-      <w:proofErr w:type="gramStart"/>
-      <w:r>
-        <w:t>sql</w:t>
-      </w:r>
-      <w:proofErr w:type="spellEnd"/>
-      <w:r>
-        <w:t>(</w:t>
-      </w:r>
-      <w:proofErr w:type="spellStart"/>
-      <w:proofErr w:type="gramEnd"/>
-      <w:r>
-        <w:t>table_name</w:t>
-      </w:r>
-      <w:proofErr w:type="spellEnd"/>
-      <w:r>
-        <w:t xml:space="preserve">, con=engine, </w:t>
-      </w:r>
-      <w:proofErr w:type="spellStart"/>
-      <w:r>
-        <w:t>if_exists</w:t>
-      </w:r>
-      <w:proofErr w:type="spellEnd"/>
-      <w:r>
-        <w:t>='replace')</w:t>
-      </w:r>
-    </w:p>
-    <w:p/>
-    <w:p>
-      <w:r>
-        <w:t># Execute ETL pipeline</w:t>
-      </w:r>
-    </w:p>
-    <w:p>
-      <w:proofErr w:type="spellStart"/>
-      <w:r>
-        <w:t>source_url</w:t>
-      </w:r>
-      <w:proofErr w:type="spellEnd"/>
-      <w:r>
-        <w:t xml:space="preserve"> = 'https://someapi.com/data'</w:t>
-      </w:r>
-    </w:p>
-    <w:p>
-      <w:proofErr w:type="spellStart"/>
-      <w:r>
-        <w:t>extracted_data</w:t>
-      </w:r>
-      <w:proofErr w:type="spellEnd"/>
-      <w:r>
-        <w:t xml:space="preserve"> = </w:t>
-      </w:r>
-      <w:proofErr w:type="spellStart"/>
-      <w:r>
-        <w:t>extract_data_from_api</w:t>
-      </w:r>
-      <w:proofErr w:type="spellEnd"/>
-      <w:r>
-        <w:t>(</w:t>
-      </w:r>
-      <w:proofErr w:type="spellStart"/>
-      <w:r>
-        <w:t>source_url</w:t>
-      </w:r>
-      <w:proofErr w:type="spellEnd"/>
-      <w:r>
-        <w:t>)</w:t>
-      </w:r>
-    </w:p>
-    <w:p>
-      <w:proofErr w:type="spellStart"/>
-      <w:r>
-        <w:t>transformed_data</w:t>
-      </w:r>
-      <w:proofErr w:type="spellEnd"/>
-      <w:r>
-        <w:t xml:space="preserve"> = </w:t>
-      </w:r>
-      <w:proofErr w:type="spellStart"/>
-      <w:r>
-        <w:t>transform_data</w:t>
-      </w:r>
-      <w:proofErr w:type="spellEnd"/>
-      <w:r>
-        <w:t>(</w:t>
-      </w:r>
-      <w:proofErr w:type="spellStart"/>
-      <w:r>
-        <w:t>extracted_data</w:t>
-      </w:r>
-      <w:proofErr w:type="spellEnd"/>
-      <w:r>
-        <w:t>)</w:t>
-      </w:r>
-    </w:p>
-    <w:p>
-      <w:proofErr w:type="spellStart"/>
-      <w:r>
-        <w:t>load_data_to_</w:t>
-      </w:r>
-      <w:proofErr w:type="gramStart"/>
-      <w:r>
-        <w:t>database</w:t>
-      </w:r>
-      <w:proofErr w:type="spellEnd"/>
-      <w:r>
-        <w:t>(</w:t>
-      </w:r>
-      <w:proofErr w:type="spellStart"/>
-      <w:proofErr w:type="gramEnd"/>
       <w:r>
         <w:t>transformed_data</w:t>
       </w:r>
@@ -7888,360 +8687,248 @@
           <w:lang w:val="fr-FR"/>
         </w:rPr>
       </w:pPr>
-      <w:proofErr w:type="gramStart"/>
       <w:r>
         <w:rPr>
           <w:lang w:val="fr-FR"/>
         </w:rPr>
-        <w:t>import</w:t>
-      </w:r>
-      <w:proofErr w:type="gramEnd"/>
+        <w:t xml:space="preserve">import </w:t>
+      </w:r>
+      <w:proofErr w:type="spellStart"/>
       <w:r>
         <w:rPr>
           <w:lang w:val="fr-FR"/>
         </w:rPr>
-        <w:t xml:space="preserve"> </w:t>
+        <w:t>java.util.Date</w:t>
+      </w:r>
+      <w:proofErr w:type="spellEnd"/>
+      <w:r>
+        <w:rPr>
+          <w:lang w:val="fr-FR"/>
+        </w:rPr>
+        <w:t>;</w:t>
+      </w:r>
+    </w:p>
+    <w:p>
+      <w:pPr>
+        <w:rPr>
+          <w:lang w:val="fr-FR"/>
+        </w:rPr>
+      </w:pPr>
+      <w:r>
+        <w:rPr>
+          <w:lang w:val="fr-FR"/>
+        </w:rPr>
+        <w:t xml:space="preserve">import </w:t>
       </w:r>
       <w:proofErr w:type="spellStart"/>
-      <w:proofErr w:type="gramStart"/>
       <w:r>
         <w:rPr>
           <w:lang w:val="fr-FR"/>
         </w:rPr>
-        <w:t>java.util</w:t>
-      </w:r>
-      <w:proofErr w:type="gramEnd"/>
+        <w:t>java.util.Timer</w:t>
+      </w:r>
+      <w:proofErr w:type="spellEnd"/>
       <w:r>
         <w:rPr>
           <w:lang w:val="fr-FR"/>
         </w:rPr>
-        <w:t>.</w:t>
-      </w:r>
-      <w:proofErr w:type="gramStart"/>
-      <w:r>
-        <w:rPr>
-          <w:lang w:val="fr-FR"/>
-        </w:rPr>
-        <w:t>Date</w:t>
+        <w:t>;</w:t>
+      </w:r>
+    </w:p>
+    <w:p>
+      <w:r>
+        <w:t xml:space="preserve">import </w:t>
+      </w:r>
+      <w:proofErr w:type="spellStart"/>
+      <w:r>
+        <w:t>java.util.TimerTask</w:t>
       </w:r>
       <w:proofErr w:type="spellEnd"/>
       <w:r>
-        <w:rPr>
-          <w:lang w:val="fr-FR"/>
-        </w:rPr>
         <w:t>;</w:t>
       </w:r>
-      <w:proofErr w:type="gramEnd"/>
-    </w:p>
-    <w:p>
-      <w:pPr>
-        <w:rPr>
-          <w:lang w:val="fr-FR"/>
-        </w:rPr>
-      </w:pPr>
-      <w:proofErr w:type="gramStart"/>
-      <w:r>
-        <w:rPr>
-          <w:lang w:val="fr-FR"/>
-        </w:rPr>
-        <w:t>import</w:t>
-      </w:r>
-      <w:proofErr w:type="gramEnd"/>
-      <w:r>
-        <w:rPr>
-          <w:lang w:val="fr-FR"/>
-        </w:rPr>
-        <w:t xml:space="preserve"> </w:t>
+    </w:p>
+    <w:p/>
+    <w:p>
+      <w:r>
+        <w:t xml:space="preserve">public class </w:t>
       </w:r>
       <w:proofErr w:type="spellStart"/>
-      <w:proofErr w:type="gramStart"/>
-      <w:r>
-        <w:rPr>
-          <w:lang w:val="fr-FR"/>
-        </w:rPr>
-        <w:t>java.util</w:t>
-      </w:r>
-      <w:proofErr w:type="gramEnd"/>
-      <w:r>
-        <w:rPr>
-          <w:lang w:val="fr-FR"/>
-        </w:rPr>
-        <w:t>.</w:t>
-      </w:r>
-      <w:proofErr w:type="gramStart"/>
-      <w:r>
-        <w:rPr>
-          <w:lang w:val="fr-FR"/>
-        </w:rPr>
-        <w:t>Timer</w:t>
+      <w:r>
+        <w:t>ETLProcessMonitor</w:t>
       </w:r>
       <w:proofErr w:type="spellEnd"/>
       <w:r>
-        <w:rPr>
-          <w:lang w:val="fr-FR"/>
-        </w:rPr>
-        <w:t>;</w:t>
-      </w:r>
-      <w:proofErr w:type="gramEnd"/>
-    </w:p>
-    <w:p>
-      <w:r>
-        <w:t xml:space="preserve">import </w:t>
+        <w:t xml:space="preserve"> {</w:t>
+      </w:r>
+    </w:p>
+    <w:p/>
+    <w:p>
+      <w:r>
+        <w:t xml:space="preserve">    public void </w:t>
       </w:r>
       <w:proofErr w:type="spellStart"/>
-      <w:proofErr w:type="gramStart"/>
-      <w:r>
-        <w:t>java.util</w:t>
-      </w:r>
-      <w:proofErr w:type="gramEnd"/>
-      <w:r>
-        <w:t>.TimerTask</w:t>
+      <w:r>
+        <w:t>startMonitoringETLProcess</w:t>
       </w:r>
       <w:proofErr w:type="spellEnd"/>
       <w:r>
-        <w:t>;</w:t>
+        <w:t>() {</w:t>
+      </w:r>
+    </w:p>
+    <w:p>
+      <w:r>
+        <w:t xml:space="preserve">        Timer </w:t>
+      </w:r>
+      <w:proofErr w:type="spellStart"/>
+      <w:r>
+        <w:t>timer</w:t>
+      </w:r>
+      <w:proofErr w:type="spellEnd"/>
+      <w:r>
+        <w:t xml:space="preserve"> = new Timer();</w:t>
+      </w:r>
+    </w:p>
+    <w:p>
+      <w:r>
+        <w:t xml:space="preserve">        </w:t>
+      </w:r>
+      <w:proofErr w:type="spellStart"/>
+      <w:r>
+        <w:t>timer.scheduleAtFixedRate</w:t>
+      </w:r>
+      <w:proofErr w:type="spellEnd"/>
+      <w:r>
+        <w:t xml:space="preserve">(new </w:t>
+      </w:r>
+      <w:proofErr w:type="spellStart"/>
+      <w:r>
+        <w:t>ETLTask</w:t>
+      </w:r>
+      <w:proofErr w:type="spellEnd"/>
+      <w:r>
+        <w:t>(), new Date(), 60000); // Monitor every 1 minute</w:t>
+      </w:r>
+    </w:p>
+    <w:p>
+      <w:r>
+        <w:t xml:space="preserve">    }</w:t>
       </w:r>
     </w:p>
     <w:p/>
     <w:p>
       <w:r>
-        <w:t xml:space="preserve">public class </w:t>
+        <w:t xml:space="preserve">    public static void main(String[] </w:t>
       </w:r>
       <w:proofErr w:type="spellStart"/>
       <w:r>
+        <w:t>args</w:t>
+      </w:r>
+      <w:proofErr w:type="spellEnd"/>
+      <w:r>
+        <w:t>) {</w:t>
+      </w:r>
+    </w:p>
+    <w:p>
+      <w:r>
+        <w:t xml:space="preserve">        </w:t>
+      </w:r>
+      <w:proofErr w:type="spellStart"/>
+      <w:r>
         <w:t>ETLProcessMonitor</w:t>
       </w:r>
       <w:proofErr w:type="spellEnd"/>
       <w:r>
+        <w:t xml:space="preserve"> monitor = new </w:t>
+      </w:r>
+      <w:proofErr w:type="spellStart"/>
+      <w:r>
+        <w:t>ETLProcessMonitor</w:t>
+      </w:r>
+      <w:proofErr w:type="spellEnd"/>
+      <w:r>
+        <w:t>();</w:t>
+      </w:r>
+    </w:p>
+    <w:p>
+      <w:r>
+        <w:t xml:space="preserve">        </w:t>
+      </w:r>
+      <w:proofErr w:type="spellStart"/>
+      <w:r>
+        <w:t>monitor.startMonitoringETLProcess</w:t>
+      </w:r>
+      <w:proofErr w:type="spellEnd"/>
+      <w:r>
+        <w:t>();</w:t>
+      </w:r>
+    </w:p>
+    <w:p>
+      <w:r>
+        <w:t xml:space="preserve">    }</w:t>
+      </w:r>
+    </w:p>
+    <w:p/>
+    <w:p>
+      <w:r>
+        <w:t xml:space="preserve">    private class </w:t>
+      </w:r>
+      <w:proofErr w:type="spellStart"/>
+      <w:r>
+        <w:t>ETLTask</w:t>
+      </w:r>
+      <w:proofErr w:type="spellEnd"/>
+      <w:r>
+        <w:t xml:space="preserve"> extends </w:t>
+      </w:r>
+      <w:proofErr w:type="spellStart"/>
+      <w:r>
+        <w:t>TimerTask</w:t>
+      </w:r>
+      <w:proofErr w:type="spellEnd"/>
+      <w:r>
         <w:t xml:space="preserve"> {</w:t>
       </w:r>
     </w:p>
-    <w:p/>
-    <w:p>
-      <w:r>
-        <w:t xml:space="preserve">    public void </w:t>
+    <w:p>
+      <w:r>
+        <w:t xml:space="preserve">        @Override</w:t>
+      </w:r>
+    </w:p>
+    <w:p>
+      <w:r>
+        <w:t xml:space="preserve">        public void run() {</w:t>
+      </w:r>
+    </w:p>
+    <w:p>
+      <w:r>
+        <w:t xml:space="preserve">            // Check ETL process status and specific metrics</w:t>
+      </w:r>
+    </w:p>
+    <w:p>
+      <w:r>
+        <w:t xml:space="preserve">            </w:t>
       </w:r>
       <w:proofErr w:type="spellStart"/>
-      <w:proofErr w:type="gramStart"/>
-      <w:r>
-        <w:t>startMonitoringETLProcess</w:t>
+      <w:r>
+        <w:t>System.out.println</w:t>
       </w:r>
       <w:proofErr w:type="spellEnd"/>
       <w:r>
-        <w:t>(</w:t>
-      </w:r>
-      <w:proofErr w:type="gramEnd"/>
-      <w:r>
-        <w:t>) {</w:t>
-      </w:r>
-    </w:p>
-    <w:p>
-      <w:r>
-        <w:t xml:space="preserve">        Timer </w:t>
+        <w:t>("Monitoring ETL process...");</w:t>
+      </w:r>
+    </w:p>
+    <w:p>
+      <w:r>
+        <w:t xml:space="preserve">            </w:t>
       </w:r>
       <w:proofErr w:type="spellStart"/>
       <w:r>
-        <w:t>timer</w:t>
+        <w:t>System.out.println</w:t>
       </w:r>
       <w:proofErr w:type="spellEnd"/>
       <w:r>
-        <w:t xml:space="preserve"> = new </w:t>
-      </w:r>
-      <w:proofErr w:type="gramStart"/>
-      <w:r>
-        <w:t>Timer(</w:t>
-      </w:r>
-      <w:proofErr w:type="gramEnd"/>
-      <w:r>
-        <w:t>);</w:t>
-      </w:r>
-    </w:p>
-    <w:p>
-      <w:r>
-        <w:t xml:space="preserve">        </w:t>
-      </w:r>
-      <w:proofErr w:type="spellStart"/>
-      <w:proofErr w:type="gramStart"/>
-      <w:r>
-        <w:t>timer.scheduleAtFixedRate</w:t>
-      </w:r>
-      <w:proofErr w:type="spellEnd"/>
-      <w:proofErr w:type="gramEnd"/>
-      <w:r>
-        <w:t xml:space="preserve">(new </w:t>
-      </w:r>
-      <w:proofErr w:type="spellStart"/>
-      <w:proofErr w:type="gramStart"/>
-      <w:r>
-        <w:t>ETLTask</w:t>
-      </w:r>
-      <w:proofErr w:type="spellEnd"/>
-      <w:r>
-        <w:t>(</w:t>
-      </w:r>
-      <w:proofErr w:type="gramEnd"/>
-      <w:r>
-        <w:t xml:space="preserve">), new </w:t>
-      </w:r>
-      <w:proofErr w:type="gramStart"/>
-      <w:r>
-        <w:t>Date(</w:t>
-      </w:r>
-      <w:proofErr w:type="gramEnd"/>
-      <w:r>
-        <w:t>), 60000); // Monitor every 1 minute</w:t>
-      </w:r>
-    </w:p>
-    <w:p>
-      <w:r>
-        <w:t xml:space="preserve">    }</w:t>
-      </w:r>
-    </w:p>
-    <w:p/>
-    <w:p>
-      <w:r>
-        <w:t xml:space="preserve">    public static void </w:t>
-      </w:r>
-      <w:proofErr w:type="gramStart"/>
-      <w:r>
-        <w:t>main(String[</w:t>
-      </w:r>
-      <w:proofErr w:type="gramEnd"/>
-      <w:r>
-        <w:t xml:space="preserve">] </w:t>
-      </w:r>
-      <w:proofErr w:type="spellStart"/>
-      <w:r>
-        <w:t>args</w:t>
-      </w:r>
-      <w:proofErr w:type="spellEnd"/>
-      <w:r>
-        <w:t>) {</w:t>
-      </w:r>
-    </w:p>
-    <w:p>
-      <w:r>
-        <w:t xml:space="preserve">        </w:t>
-      </w:r>
-      <w:proofErr w:type="spellStart"/>
-      <w:r>
-        <w:t>ETLProcessMonitor</w:t>
-      </w:r>
-      <w:proofErr w:type="spellEnd"/>
-      <w:r>
-        <w:t xml:space="preserve"> monitor = new </w:t>
-      </w:r>
-      <w:proofErr w:type="spellStart"/>
-      <w:proofErr w:type="gramStart"/>
-      <w:r>
-        <w:t>ETLProcessMonitor</w:t>
-      </w:r>
-      <w:proofErr w:type="spellEnd"/>
-      <w:r>
-        <w:t>(</w:t>
-      </w:r>
-      <w:proofErr w:type="gramEnd"/>
-      <w:r>
-        <w:t>);</w:t>
-      </w:r>
-    </w:p>
-    <w:p>
-      <w:r>
-        <w:t xml:space="preserve">        </w:t>
-      </w:r>
-      <w:proofErr w:type="spellStart"/>
-      <w:proofErr w:type="gramStart"/>
-      <w:r>
-        <w:t>monitor.startMonitoringETLProcess</w:t>
-      </w:r>
-      <w:proofErr w:type="spellEnd"/>
-      <w:proofErr w:type="gramEnd"/>
-      <w:r>
-        <w:t>();</w:t>
-      </w:r>
-    </w:p>
-    <w:p>
-      <w:r>
-        <w:t xml:space="preserve">    }</w:t>
-      </w:r>
-    </w:p>
-    <w:p/>
-    <w:p>
-      <w:r>
-        <w:t xml:space="preserve">    private class </w:t>
-      </w:r>
-      <w:proofErr w:type="spellStart"/>
-      <w:r>
-        <w:t>ETLTask</w:t>
-      </w:r>
-      <w:proofErr w:type="spellEnd"/>
-      <w:r>
-        <w:t xml:space="preserve"> extends </w:t>
-      </w:r>
-      <w:proofErr w:type="spellStart"/>
-      <w:r>
-        <w:t>TimerTask</w:t>
-      </w:r>
-      <w:proofErr w:type="spellEnd"/>
-      <w:r>
-        <w:t xml:space="preserve"> {</w:t>
-      </w:r>
-    </w:p>
-    <w:p>
-      <w:r>
-        <w:t xml:space="preserve">        @Override</w:t>
-      </w:r>
-    </w:p>
-    <w:p>
-      <w:r>
-        <w:t xml:space="preserve">        public void </w:t>
-      </w:r>
-      <w:proofErr w:type="gramStart"/>
-      <w:r>
-        <w:t>run(</w:t>
-      </w:r>
-      <w:proofErr w:type="gramEnd"/>
-      <w:r>
-        <w:t>) {</w:t>
-      </w:r>
-    </w:p>
-    <w:p>
-      <w:r>
-        <w:t xml:space="preserve">            // Check ETL process status and specific metrics</w:t>
-      </w:r>
-    </w:p>
-    <w:p>
-      <w:r>
-        <w:t xml:space="preserve">            </w:t>
-      </w:r>
-      <w:proofErr w:type="spellStart"/>
-      <w:r>
-        <w:t>System.out.println</w:t>
-      </w:r>
-      <w:proofErr w:type="spellEnd"/>
-      <w:r>
-        <w:t>("Monitoring ETL process...");</w:t>
-      </w:r>
-    </w:p>
-    <w:p>
-      <w:r>
-        <w:t xml:space="preserve">            </w:t>
-      </w:r>
-      <w:proofErr w:type="spellStart"/>
-      <w:r>
-        <w:t>System.out.println</w:t>
-      </w:r>
-      <w:proofErr w:type="spellEnd"/>
-      <w:r>
-        <w:t xml:space="preserve">("Last successful ETL process: " + new </w:t>
-      </w:r>
-      <w:proofErr w:type="gramStart"/>
-      <w:r>
-        <w:t>Date(</w:t>
-      </w:r>
-      <w:proofErr w:type="gramEnd"/>
-      <w:r>
-        <w:t>));</w:t>
+        <w:t>("Last successful ETL process: " + new Date());</w:t>
       </w:r>
     </w:p>
     <w:p>
@@ -8795,18 +9482,13 @@
       </w:r>
       <w:proofErr w:type="spellStart"/>
       <w:r>
-        <w:t>basic_etl_</w:t>
-      </w:r>
-      <w:proofErr w:type="gramStart"/>
-      <w:r>
-        <w:t>process</w:t>
+        <w:t>basic_etl_process</w:t>
       </w:r>
       <w:proofErr w:type="spellEnd"/>
       <w:r>
         <w:t>(</w:t>
       </w:r>
       <w:proofErr w:type="spellStart"/>
-      <w:proofErr w:type="gramEnd"/>
       <w:r>
         <w:t>data_source</w:t>
       </w:r>
@@ -8867,14 +9549,9 @@
     </w:p>
     <w:p>
       <w:r>
-        <w:t xml:space="preserve">    </w:t>
-      </w:r>
-      <w:proofErr w:type="gramStart"/>
-      <w:r>
-        <w:t>load(</w:t>
+        <w:t xml:space="preserve">    load(</w:t>
       </w:r>
       <w:proofErr w:type="spellStart"/>
-      <w:proofErr w:type="gramEnd"/>
       <w:r>
         <w:t>transformed_data</w:t>
       </w:r>
@@ -8904,18 +9581,13 @@
       </w:r>
       <w:proofErr w:type="spellStart"/>
       <w:r>
-        <w:t>staged_etl_</w:t>
-      </w:r>
-      <w:proofErr w:type="gramStart"/>
-      <w:r>
-        <w:t>process</w:t>
+        <w:t>staged_etl_process</w:t>
       </w:r>
       <w:proofErr w:type="spellEnd"/>
       <w:r>
         <w:t>(</w:t>
       </w:r>
       <w:proofErr w:type="spellStart"/>
-      <w:proofErr w:type="gramEnd"/>
       <w:r>
         <w:t>data_source</w:t>
       </w:r>
@@ -8975,269 +9647,204 @@
       </w:r>
       <w:proofErr w:type="spellStart"/>
       <w:r>
-        <w:t>raw_</w:t>
-      </w:r>
-      <w:proofErr w:type="gramStart"/>
-      <w:r>
-        <w:t>data</w:t>
+        <w:t>raw_data</w:t>
       </w:r>
       <w:proofErr w:type="spellEnd"/>
       <w:r>
-        <w:t>)  #</w:t>
-      </w:r>
-      <w:proofErr w:type="gramEnd"/>
-      <w:r>
-        <w:t xml:space="preserve"> Initial data checks in the staging area</w:t>
+        <w:t>)  # Initial data checks in the staging area</w:t>
+      </w:r>
+    </w:p>
+    <w:p>
+      <w:r>
+        <w:t xml:space="preserve">    load(</w:t>
+      </w:r>
+      <w:proofErr w:type="spellStart"/>
+      <w:r>
+        <w:t>raw_data</w:t>
+      </w:r>
+      <w:proofErr w:type="spellEnd"/>
+      <w:r>
+        <w:t xml:space="preserve">, </w:t>
+      </w:r>
+      <w:proofErr w:type="spellStart"/>
+      <w:r>
+        <w:t>staging_area</w:t>
+      </w:r>
+      <w:proofErr w:type="spellEnd"/>
+      <w:r>
+        <w:t>)</w:t>
       </w:r>
     </w:p>
     <w:p>
       <w:r>
         <w:t xml:space="preserve">    </w:t>
       </w:r>
-      <w:proofErr w:type="gramStart"/>
-      <w:r>
-        <w:t>load(</w:t>
+    </w:p>
+    <w:p>
+      <w:r>
+        <w:t xml:space="preserve">    </w:t>
       </w:r>
       <w:proofErr w:type="spellStart"/>
-      <w:proofErr w:type="gramEnd"/>
-      <w:r>
-        <w:t>raw_data</w:t>
+      <w:r>
+        <w:t>staged_data</w:t>
       </w:r>
       <w:proofErr w:type="spellEnd"/>
       <w:r>
+        <w:t xml:space="preserve"> = extract(</w:t>
+      </w:r>
+      <w:proofErr w:type="spellStart"/>
+      <w:r>
+        <w:t>staging_area</w:t>
+      </w:r>
+      <w:proofErr w:type="spellEnd"/>
+      <w:r>
+        <w:t>)</w:t>
+      </w:r>
+    </w:p>
+    <w:p>
+      <w:r>
+        <w:t xml:space="preserve">    </w:t>
+      </w:r>
+      <w:proofErr w:type="spellStart"/>
+      <w:r>
+        <w:t>transformed_data</w:t>
+      </w:r>
+      <w:proofErr w:type="spellEnd"/>
+      <w:r>
+        <w:t xml:space="preserve"> = transform(</w:t>
+      </w:r>
+      <w:proofErr w:type="spellStart"/>
+      <w:r>
+        <w:t>staged_data</w:t>
+      </w:r>
+      <w:proofErr w:type="spellEnd"/>
+      <w:r>
+        <w:t>)</w:t>
+      </w:r>
+    </w:p>
+    <w:p>
+      <w:r>
+        <w:t xml:space="preserve">    </w:t>
+      </w:r>
+    </w:p>
+    <w:p>
+      <w:r>
+        <w:t xml:space="preserve">    load(</w:t>
+      </w:r>
+      <w:proofErr w:type="spellStart"/>
+      <w:r>
+        <w:t>transformed_data</w:t>
+      </w:r>
+      <w:proofErr w:type="spellEnd"/>
+      <w:r>
         <w:t xml:space="preserve">, </w:t>
       </w:r>
       <w:proofErr w:type="spellStart"/>
       <w:r>
-        <w:t>staging_area</w:t>
+        <w:t>data_target</w:t>
       </w:r>
       <w:proofErr w:type="spellEnd"/>
       <w:r>
-        <w:t>)</w:t>
-      </w:r>
-    </w:p>
-    <w:p>
-      <w:r>
-        <w:t xml:space="preserve">    </w:t>
-      </w:r>
-    </w:p>
-    <w:p>
-      <w:r>
-        <w:t xml:space="preserve">    </w:t>
+        <w:t>)  # Final, clean data is loaded to the target</w:t>
+      </w:r>
+    </w:p>
+    <w:p/>
+    <w:p>
+      <w:r>
+        <w:t># Example Functions (simulated, without full implementation)</w:t>
+      </w:r>
+    </w:p>
+    <w:p>
+      <w:r>
+        <w:t>def extract(source):</w:t>
+      </w:r>
+    </w:p>
+    <w:p>
+      <w:r>
+        <w:t xml:space="preserve">    return source</w:t>
+      </w:r>
+    </w:p>
+    <w:p/>
+    <w:p>
+      <w:r>
+        <w:t>def transform(data):</w:t>
+      </w:r>
+    </w:p>
+    <w:p>
+      <w:r>
+        <w:t xml:space="preserve">    return data</w:t>
+      </w:r>
+    </w:p>
+    <w:p/>
+    <w:p>
+      <w:r>
+        <w:t>def load(data, target):</w:t>
+      </w:r>
+    </w:p>
+    <w:p>
+      <w:r>
+        <w:t xml:space="preserve">    print(</w:t>
       </w:r>
       <w:proofErr w:type="spellStart"/>
       <w:r>
-        <w:t>staged_data</w:t>
+        <w:t>f"Loading</w:t>
       </w:r>
       <w:proofErr w:type="spellEnd"/>
       <w:r>
-        <w:t xml:space="preserve"> = extract(</w:t>
-      </w:r>
+        <w:t xml:space="preserve"> data to {target}: {data}")</w:t>
+      </w:r>
+    </w:p>
+    <w:p/>
+    <w:p>
+      <w:r>
+        <w:t># Example</w:t>
+      </w:r>
+    </w:p>
+    <w:p>
+      <w:r>
+        <w:t>print("Basic ETL Process:")</w:t>
+      </w:r>
+    </w:p>
+    <w:p>
       <w:proofErr w:type="spellStart"/>
       <w:r>
-        <w:t>staging_area</w:t>
+        <w:t>basic_etl_process</w:t>
       </w:r>
       <w:proofErr w:type="spellEnd"/>
       <w:r>
-        <w:t>)</w:t>
-      </w:r>
-    </w:p>
-    <w:p>
-      <w:r>
-        <w:t xml:space="preserve">    </w:t>
+        <w:t>("database", "</w:t>
       </w:r>
       <w:proofErr w:type="spellStart"/>
       <w:r>
-        <w:t>transformed_data</w:t>
+        <w:t>data_warehouse</w:t>
       </w:r>
       <w:proofErr w:type="spellEnd"/>
       <w:r>
-        <w:t xml:space="preserve"> = transform(</w:t>
+        <w:t>")</w:t>
+      </w:r>
+    </w:p>
+    <w:p/>
+    <w:p>
+      <w:r>
+        <w:t>print("\</w:t>
       </w:r>
       <w:proofErr w:type="spellStart"/>
       <w:r>
-        <w:t>staged_data</w:t>
+        <w:t>nETL</w:t>
       </w:r>
       <w:proofErr w:type="spellEnd"/>
       <w:r>
-        <w:t>)</w:t>
-      </w:r>
-    </w:p>
-    <w:p>
-      <w:r>
-        <w:t xml:space="preserve">    </w:t>
-      </w:r>
-    </w:p>
-    <w:p>
-      <w:r>
-        <w:t xml:space="preserve">    </w:t>
-      </w:r>
-      <w:proofErr w:type="gramStart"/>
-      <w:r>
-        <w:t>load(</w:t>
-      </w:r>
+        <w:t xml:space="preserve"> Process with Staging Area:")</w:t>
+      </w:r>
+    </w:p>
+    <w:p>
       <w:proofErr w:type="spellStart"/>
-      <w:proofErr w:type="gramEnd"/>
-      <w:r>
-        <w:t>transformed_data</w:t>
+      <w:r>
+        <w:t>staged_etl_process</w:t>
       </w:r>
       <w:proofErr w:type="spellEnd"/>
       <w:r>
-        <w:t xml:space="preserve">, </w:t>
-      </w:r>
-      <w:proofErr w:type="spellStart"/>
-      <w:r>
-        <w:t>data_</w:t>
-      </w:r>
-      <w:proofErr w:type="gramStart"/>
-      <w:r>
-        <w:t>target</w:t>
-      </w:r>
-      <w:proofErr w:type="spellEnd"/>
-      <w:r>
-        <w:t>)  #</w:t>
-      </w:r>
-      <w:proofErr w:type="gramEnd"/>
-      <w:r>
-        <w:t xml:space="preserve"> Final, clean data is loaded to the target</w:t>
-      </w:r>
-    </w:p>
-    <w:p/>
-    <w:p>
-      <w:r>
-        <w:t># Example Functions (simulated, without full implementation)</w:t>
-      </w:r>
-    </w:p>
-    <w:p>
-      <w:r>
-        <w:t>def extract(source):</w:t>
-      </w:r>
-    </w:p>
-    <w:p>
-      <w:r>
-        <w:t xml:space="preserve">    return source</w:t>
-      </w:r>
-    </w:p>
-    <w:p/>
-    <w:p>
-      <w:r>
-        <w:t>def transform(data):</w:t>
-      </w:r>
-    </w:p>
-    <w:p>
-      <w:r>
-        <w:t xml:space="preserve">    return data</w:t>
-      </w:r>
-    </w:p>
-    <w:p/>
-    <w:p>
-      <w:r>
-        <w:t xml:space="preserve">def </w:t>
-      </w:r>
-      <w:proofErr w:type="gramStart"/>
-      <w:r>
-        <w:t>load(</w:t>
-      </w:r>
-      <w:proofErr w:type="gramEnd"/>
-      <w:r>
-        <w:t>data, target):</w:t>
-      </w:r>
-    </w:p>
-    <w:p>
-      <w:r>
-        <w:t xml:space="preserve">    </w:t>
-      </w:r>
-      <w:proofErr w:type="gramStart"/>
-      <w:r>
-        <w:t>print(</w:t>
-      </w:r>
-      <w:proofErr w:type="spellStart"/>
-      <w:proofErr w:type="gramEnd"/>
-      <w:r>
-        <w:t>f"Loading</w:t>
-      </w:r>
-      <w:proofErr w:type="spellEnd"/>
-      <w:r>
-        <w:t xml:space="preserve"> data to {target}: {data}")</w:t>
-      </w:r>
-    </w:p>
-    <w:p/>
-    <w:p>
-      <w:r>
-        <w:t># Example</w:t>
-      </w:r>
-    </w:p>
-    <w:p>
-      <w:proofErr w:type="gramStart"/>
-      <w:r>
-        <w:t>print(</w:t>
-      </w:r>
-      <w:proofErr w:type="gramEnd"/>
-      <w:r>
-        <w:t>"Basic ETL Process:")</w:t>
-      </w:r>
-    </w:p>
-    <w:p>
-      <w:proofErr w:type="spellStart"/>
-      <w:r>
-        <w:t>basic_etl_</w:t>
-      </w:r>
-      <w:proofErr w:type="gramStart"/>
-      <w:r>
-        <w:t>process</w:t>
-      </w:r>
-      <w:proofErr w:type="spellEnd"/>
-      <w:r>
-        <w:t>(</w:t>
-      </w:r>
-      <w:proofErr w:type="gramEnd"/>
-      <w:r>
-        <w:t>"database", "</w:t>
-      </w:r>
-      <w:proofErr w:type="spellStart"/>
-      <w:r>
-        <w:t>data_warehouse</w:t>
-      </w:r>
-      <w:proofErr w:type="spellEnd"/>
-      <w:r>
-        <w:t>")</w:t>
-      </w:r>
-    </w:p>
-    <w:p/>
-    <w:p>
-      <w:proofErr w:type="gramStart"/>
-      <w:r>
-        <w:t>print(</w:t>
-      </w:r>
-      <w:proofErr w:type="gramEnd"/>
-      <w:r>
-        <w:t>"\</w:t>
-      </w:r>
-      <w:proofErr w:type="spellStart"/>
-      <w:r>
-        <w:t>nETL</w:t>
-      </w:r>
-      <w:proofErr w:type="spellEnd"/>
-      <w:r>
-        <w:t xml:space="preserve"> Process with Staging Area:")</w:t>
-      </w:r>
-    </w:p>
-    <w:p>
-      <w:proofErr w:type="spellStart"/>
-      <w:r>
-        <w:t>staged_etl_</w:t>
-      </w:r>
-      <w:proofErr w:type="gramStart"/>
-      <w:r>
-        <w:t>process</w:t>
-      </w:r>
-      <w:proofErr w:type="spellEnd"/>
-      <w:r>
-        <w:t>(</w:t>
-      </w:r>
-      <w:proofErr w:type="gramEnd"/>
-      <w:r>
-        <w:t>"database", "</w:t>
+        <w:t>("database", "</w:t>
       </w:r>
       <w:proofErr w:type="spellStart"/>
       <w:r>
@@ -10017,6 +10624,155 @@
     </w:lvl>
   </w:abstractNum>
   <w:abstractNum w:abstractNumId="5" w15:restartNumberingAfterBreak="0">
+    <w:nsid w:val="0F6A1713"/>
+    <w:multiLevelType w:val="multilevel"/>
+    <w:tmpl w:val="E7E01324"/>
+    <w:lvl w:ilvl="0">
+      <w:start w:val="1"/>
+      <w:numFmt w:val="bullet"/>
+      <w:lvlText w:val=""/>
+      <w:lvlJc w:val="left"/>
+      <w:pPr>
+        <w:tabs>
+          <w:tab w:val="num" w:pos="720"/>
+        </w:tabs>
+        <w:ind w:left="720" w:hanging="360"/>
+      </w:pPr>
+      <w:rPr>
+        <w:rFonts w:ascii="Symbol" w:hAnsi="Symbol" w:hint="default"/>
+        <w:sz w:val="20"/>
+      </w:rPr>
+    </w:lvl>
+    <w:lvl w:ilvl="1" w:tentative="1">
+      <w:start w:val="1"/>
+      <w:numFmt w:val="bullet"/>
+      <w:lvlText w:val="o"/>
+      <w:lvlJc w:val="left"/>
+      <w:pPr>
+        <w:tabs>
+          <w:tab w:val="num" w:pos="1440"/>
+        </w:tabs>
+        <w:ind w:left="1440" w:hanging="360"/>
+      </w:pPr>
+      <w:rPr>
+        <w:rFonts w:ascii="Courier New" w:hAnsi="Courier New" w:hint="default"/>
+        <w:sz w:val="20"/>
+      </w:rPr>
+    </w:lvl>
+    <w:lvl w:ilvl="2" w:tentative="1">
+      <w:start w:val="1"/>
+      <w:numFmt w:val="bullet"/>
+      <w:lvlText w:val=""/>
+      <w:lvlJc w:val="left"/>
+      <w:pPr>
+        <w:tabs>
+          <w:tab w:val="num" w:pos="2160"/>
+        </w:tabs>
+        <w:ind w:left="2160" w:hanging="360"/>
+      </w:pPr>
+      <w:rPr>
+        <w:rFonts w:ascii="Wingdings" w:hAnsi="Wingdings" w:hint="default"/>
+        <w:sz w:val="20"/>
+      </w:rPr>
+    </w:lvl>
+    <w:lvl w:ilvl="3" w:tentative="1">
+      <w:start w:val="1"/>
+      <w:numFmt w:val="bullet"/>
+      <w:lvlText w:val=""/>
+      <w:lvlJc w:val="left"/>
+      <w:pPr>
+        <w:tabs>
+          <w:tab w:val="num" w:pos="2880"/>
+        </w:tabs>
+        <w:ind w:left="2880" w:hanging="360"/>
+      </w:pPr>
+      <w:rPr>
+        <w:rFonts w:ascii="Wingdings" w:hAnsi="Wingdings" w:hint="default"/>
+        <w:sz w:val="20"/>
+      </w:rPr>
+    </w:lvl>
+    <w:lvl w:ilvl="4" w:tentative="1">
+      <w:start w:val="1"/>
+      <w:numFmt w:val="bullet"/>
+      <w:lvlText w:val=""/>
+      <w:lvlJc w:val="left"/>
+      <w:pPr>
+        <w:tabs>
+          <w:tab w:val="num" w:pos="3600"/>
+        </w:tabs>
+        <w:ind w:left="3600" w:hanging="360"/>
+      </w:pPr>
+      <w:rPr>
+        <w:rFonts w:ascii="Wingdings" w:hAnsi="Wingdings" w:hint="default"/>
+        <w:sz w:val="20"/>
+      </w:rPr>
+    </w:lvl>
+    <w:lvl w:ilvl="5" w:tentative="1">
+      <w:start w:val="1"/>
+      <w:numFmt w:val="bullet"/>
+      <w:lvlText w:val=""/>
+      <w:lvlJc w:val="left"/>
+      <w:pPr>
+        <w:tabs>
+          <w:tab w:val="num" w:pos="4320"/>
+        </w:tabs>
+        <w:ind w:left="4320" w:hanging="360"/>
+      </w:pPr>
+      <w:rPr>
+        <w:rFonts w:ascii="Wingdings" w:hAnsi="Wingdings" w:hint="default"/>
+        <w:sz w:val="20"/>
+      </w:rPr>
+    </w:lvl>
+    <w:lvl w:ilvl="6" w:tentative="1">
+      <w:start w:val="1"/>
+      <w:numFmt w:val="bullet"/>
+      <w:lvlText w:val=""/>
+      <w:lvlJc w:val="left"/>
+      <w:pPr>
+        <w:tabs>
+          <w:tab w:val="num" w:pos="5040"/>
+        </w:tabs>
+        <w:ind w:left="5040" w:hanging="360"/>
+      </w:pPr>
+      <w:rPr>
+        <w:rFonts w:ascii="Wingdings" w:hAnsi="Wingdings" w:hint="default"/>
+        <w:sz w:val="20"/>
+      </w:rPr>
+    </w:lvl>
+    <w:lvl w:ilvl="7" w:tentative="1">
+      <w:start w:val="1"/>
+      <w:numFmt w:val="bullet"/>
+      <w:lvlText w:val=""/>
+      <w:lvlJc w:val="left"/>
+      <w:pPr>
+        <w:tabs>
+          <w:tab w:val="num" w:pos="5760"/>
+        </w:tabs>
+        <w:ind w:left="5760" w:hanging="360"/>
+      </w:pPr>
+      <w:rPr>
+        <w:rFonts w:ascii="Wingdings" w:hAnsi="Wingdings" w:hint="default"/>
+        <w:sz w:val="20"/>
+      </w:rPr>
+    </w:lvl>
+    <w:lvl w:ilvl="8" w:tentative="1">
+      <w:start w:val="1"/>
+      <w:numFmt w:val="bullet"/>
+      <w:lvlText w:val=""/>
+      <w:lvlJc w:val="left"/>
+      <w:pPr>
+        <w:tabs>
+          <w:tab w:val="num" w:pos="6480"/>
+        </w:tabs>
+        <w:ind w:left="6480" w:hanging="360"/>
+      </w:pPr>
+      <w:rPr>
+        <w:rFonts w:ascii="Wingdings" w:hAnsi="Wingdings" w:hint="default"/>
+        <w:sz w:val="20"/>
+      </w:rPr>
+    </w:lvl>
+  </w:abstractNum>
+  <w:abstractNum w:abstractNumId="6" w15:restartNumberingAfterBreak="0">
     <w:nsid w:val="0FEE5A6B"/>
     <w:multiLevelType w:val="multilevel"/>
     <w:tmpl w:val="E568574C"/>
@@ -10165,7 +10921,7 @@
       </w:rPr>
     </w:lvl>
   </w:abstractNum>
-  <w:abstractNum w:abstractNumId="6" w15:restartNumberingAfterBreak="0">
+  <w:abstractNum w:abstractNumId="7" w15:restartNumberingAfterBreak="0">
     <w:nsid w:val="104B2FE4"/>
     <w:multiLevelType w:val="multilevel"/>
     <w:tmpl w:val="EDB8592A"/>
@@ -10314,7 +11070,7 @@
       </w:rPr>
     </w:lvl>
   </w:abstractNum>
-  <w:abstractNum w:abstractNumId="7" w15:restartNumberingAfterBreak="0">
+  <w:abstractNum w:abstractNumId="8" w15:restartNumberingAfterBreak="0">
     <w:nsid w:val="12713CB9"/>
     <w:multiLevelType w:val="multilevel"/>
     <w:tmpl w:val="74A665BC"/>
@@ -10427,7 +11183,7 @@
       </w:pPr>
     </w:lvl>
   </w:abstractNum>
-  <w:abstractNum w:abstractNumId="8" w15:restartNumberingAfterBreak="0">
+  <w:abstractNum w:abstractNumId="9" w15:restartNumberingAfterBreak="0">
     <w:nsid w:val="12E91986"/>
     <w:multiLevelType w:val="multilevel"/>
     <w:tmpl w:val="AECE87D0"/>
@@ -10576,7 +11332,305 @@
       </w:rPr>
     </w:lvl>
   </w:abstractNum>
-  <w:abstractNum w:abstractNumId="9" w15:restartNumberingAfterBreak="0">
+  <w:abstractNum w:abstractNumId="10" w15:restartNumberingAfterBreak="0">
+    <w:nsid w:val="14B8155F"/>
+    <w:multiLevelType w:val="multilevel"/>
+    <w:tmpl w:val="3F98FBCA"/>
+    <w:lvl w:ilvl="0">
+      <w:start w:val="1"/>
+      <w:numFmt w:val="bullet"/>
+      <w:lvlText w:val=""/>
+      <w:lvlJc w:val="left"/>
+      <w:pPr>
+        <w:tabs>
+          <w:tab w:val="num" w:pos="720"/>
+        </w:tabs>
+        <w:ind w:left="720" w:hanging="360"/>
+      </w:pPr>
+      <w:rPr>
+        <w:rFonts w:ascii="Symbol" w:hAnsi="Symbol" w:hint="default"/>
+        <w:sz w:val="20"/>
+      </w:rPr>
+    </w:lvl>
+    <w:lvl w:ilvl="1" w:tentative="1">
+      <w:start w:val="1"/>
+      <w:numFmt w:val="bullet"/>
+      <w:lvlText w:val="o"/>
+      <w:lvlJc w:val="left"/>
+      <w:pPr>
+        <w:tabs>
+          <w:tab w:val="num" w:pos="1440"/>
+        </w:tabs>
+        <w:ind w:left="1440" w:hanging="360"/>
+      </w:pPr>
+      <w:rPr>
+        <w:rFonts w:ascii="Courier New" w:hAnsi="Courier New" w:hint="default"/>
+        <w:sz w:val="20"/>
+      </w:rPr>
+    </w:lvl>
+    <w:lvl w:ilvl="2" w:tentative="1">
+      <w:start w:val="1"/>
+      <w:numFmt w:val="bullet"/>
+      <w:lvlText w:val=""/>
+      <w:lvlJc w:val="left"/>
+      <w:pPr>
+        <w:tabs>
+          <w:tab w:val="num" w:pos="2160"/>
+        </w:tabs>
+        <w:ind w:left="2160" w:hanging="360"/>
+      </w:pPr>
+      <w:rPr>
+        <w:rFonts w:ascii="Wingdings" w:hAnsi="Wingdings" w:hint="default"/>
+        <w:sz w:val="20"/>
+      </w:rPr>
+    </w:lvl>
+    <w:lvl w:ilvl="3" w:tentative="1">
+      <w:start w:val="1"/>
+      <w:numFmt w:val="bullet"/>
+      <w:lvlText w:val=""/>
+      <w:lvlJc w:val="left"/>
+      <w:pPr>
+        <w:tabs>
+          <w:tab w:val="num" w:pos="2880"/>
+        </w:tabs>
+        <w:ind w:left="2880" w:hanging="360"/>
+      </w:pPr>
+      <w:rPr>
+        <w:rFonts w:ascii="Wingdings" w:hAnsi="Wingdings" w:hint="default"/>
+        <w:sz w:val="20"/>
+      </w:rPr>
+    </w:lvl>
+    <w:lvl w:ilvl="4" w:tentative="1">
+      <w:start w:val="1"/>
+      <w:numFmt w:val="bullet"/>
+      <w:lvlText w:val=""/>
+      <w:lvlJc w:val="left"/>
+      <w:pPr>
+        <w:tabs>
+          <w:tab w:val="num" w:pos="3600"/>
+        </w:tabs>
+        <w:ind w:left="3600" w:hanging="360"/>
+      </w:pPr>
+      <w:rPr>
+        <w:rFonts w:ascii="Wingdings" w:hAnsi="Wingdings" w:hint="default"/>
+        <w:sz w:val="20"/>
+      </w:rPr>
+    </w:lvl>
+    <w:lvl w:ilvl="5" w:tentative="1">
+      <w:start w:val="1"/>
+      <w:numFmt w:val="bullet"/>
+      <w:lvlText w:val=""/>
+      <w:lvlJc w:val="left"/>
+      <w:pPr>
+        <w:tabs>
+          <w:tab w:val="num" w:pos="4320"/>
+        </w:tabs>
+        <w:ind w:left="4320" w:hanging="360"/>
+      </w:pPr>
+      <w:rPr>
+        <w:rFonts w:ascii="Wingdings" w:hAnsi="Wingdings" w:hint="default"/>
+        <w:sz w:val="20"/>
+      </w:rPr>
+    </w:lvl>
+    <w:lvl w:ilvl="6" w:tentative="1">
+      <w:start w:val="1"/>
+      <w:numFmt w:val="bullet"/>
+      <w:lvlText w:val=""/>
+      <w:lvlJc w:val="left"/>
+      <w:pPr>
+        <w:tabs>
+          <w:tab w:val="num" w:pos="5040"/>
+        </w:tabs>
+        <w:ind w:left="5040" w:hanging="360"/>
+      </w:pPr>
+      <w:rPr>
+        <w:rFonts w:ascii="Wingdings" w:hAnsi="Wingdings" w:hint="default"/>
+        <w:sz w:val="20"/>
+      </w:rPr>
+    </w:lvl>
+    <w:lvl w:ilvl="7" w:tentative="1">
+      <w:start w:val="1"/>
+      <w:numFmt w:val="bullet"/>
+      <w:lvlText w:val=""/>
+      <w:lvlJc w:val="left"/>
+      <w:pPr>
+        <w:tabs>
+          <w:tab w:val="num" w:pos="5760"/>
+        </w:tabs>
+        <w:ind w:left="5760" w:hanging="360"/>
+      </w:pPr>
+      <w:rPr>
+        <w:rFonts w:ascii="Wingdings" w:hAnsi="Wingdings" w:hint="default"/>
+        <w:sz w:val="20"/>
+      </w:rPr>
+    </w:lvl>
+    <w:lvl w:ilvl="8" w:tentative="1">
+      <w:start w:val="1"/>
+      <w:numFmt w:val="bullet"/>
+      <w:lvlText w:val=""/>
+      <w:lvlJc w:val="left"/>
+      <w:pPr>
+        <w:tabs>
+          <w:tab w:val="num" w:pos="6480"/>
+        </w:tabs>
+        <w:ind w:left="6480" w:hanging="360"/>
+      </w:pPr>
+      <w:rPr>
+        <w:rFonts w:ascii="Wingdings" w:hAnsi="Wingdings" w:hint="default"/>
+        <w:sz w:val="20"/>
+      </w:rPr>
+    </w:lvl>
+  </w:abstractNum>
+  <w:abstractNum w:abstractNumId="11" w15:restartNumberingAfterBreak="0">
+    <w:nsid w:val="173D3D9A"/>
+    <w:multiLevelType w:val="multilevel"/>
+    <w:tmpl w:val="EC449EA6"/>
+    <w:lvl w:ilvl="0">
+      <w:start w:val="1"/>
+      <w:numFmt w:val="bullet"/>
+      <w:lvlText w:val=""/>
+      <w:lvlJc w:val="left"/>
+      <w:pPr>
+        <w:tabs>
+          <w:tab w:val="num" w:pos="720"/>
+        </w:tabs>
+        <w:ind w:left="720" w:hanging="360"/>
+      </w:pPr>
+      <w:rPr>
+        <w:rFonts w:ascii="Symbol" w:hAnsi="Symbol" w:hint="default"/>
+        <w:sz w:val="20"/>
+      </w:rPr>
+    </w:lvl>
+    <w:lvl w:ilvl="1" w:tentative="1">
+      <w:start w:val="1"/>
+      <w:numFmt w:val="bullet"/>
+      <w:lvlText w:val="o"/>
+      <w:lvlJc w:val="left"/>
+      <w:pPr>
+        <w:tabs>
+          <w:tab w:val="num" w:pos="1440"/>
+        </w:tabs>
+        <w:ind w:left="1440" w:hanging="360"/>
+      </w:pPr>
+      <w:rPr>
+        <w:rFonts w:ascii="Courier New" w:hAnsi="Courier New" w:hint="default"/>
+        <w:sz w:val="20"/>
+      </w:rPr>
+    </w:lvl>
+    <w:lvl w:ilvl="2" w:tentative="1">
+      <w:start w:val="1"/>
+      <w:numFmt w:val="bullet"/>
+      <w:lvlText w:val=""/>
+      <w:lvlJc w:val="left"/>
+      <w:pPr>
+        <w:tabs>
+          <w:tab w:val="num" w:pos="2160"/>
+        </w:tabs>
+        <w:ind w:left="2160" w:hanging="360"/>
+      </w:pPr>
+      <w:rPr>
+        <w:rFonts w:ascii="Wingdings" w:hAnsi="Wingdings" w:hint="default"/>
+        <w:sz w:val="20"/>
+      </w:rPr>
+    </w:lvl>
+    <w:lvl w:ilvl="3" w:tentative="1">
+      <w:start w:val="1"/>
+      <w:numFmt w:val="bullet"/>
+      <w:lvlText w:val=""/>
+      <w:lvlJc w:val="left"/>
+      <w:pPr>
+        <w:tabs>
+          <w:tab w:val="num" w:pos="2880"/>
+        </w:tabs>
+        <w:ind w:left="2880" w:hanging="360"/>
+      </w:pPr>
+      <w:rPr>
+        <w:rFonts w:ascii="Wingdings" w:hAnsi="Wingdings" w:hint="default"/>
+        <w:sz w:val="20"/>
+      </w:rPr>
+    </w:lvl>
+    <w:lvl w:ilvl="4" w:tentative="1">
+      <w:start w:val="1"/>
+      <w:numFmt w:val="bullet"/>
+      <w:lvlText w:val=""/>
+      <w:lvlJc w:val="left"/>
+      <w:pPr>
+        <w:tabs>
+          <w:tab w:val="num" w:pos="3600"/>
+        </w:tabs>
+        <w:ind w:left="3600" w:hanging="360"/>
+      </w:pPr>
+      <w:rPr>
+        <w:rFonts w:ascii="Wingdings" w:hAnsi="Wingdings" w:hint="default"/>
+        <w:sz w:val="20"/>
+      </w:rPr>
+    </w:lvl>
+    <w:lvl w:ilvl="5" w:tentative="1">
+      <w:start w:val="1"/>
+      <w:numFmt w:val="bullet"/>
+      <w:lvlText w:val=""/>
+      <w:lvlJc w:val="left"/>
+      <w:pPr>
+        <w:tabs>
+          <w:tab w:val="num" w:pos="4320"/>
+        </w:tabs>
+        <w:ind w:left="4320" w:hanging="360"/>
+      </w:pPr>
+      <w:rPr>
+        <w:rFonts w:ascii="Wingdings" w:hAnsi="Wingdings" w:hint="default"/>
+        <w:sz w:val="20"/>
+      </w:rPr>
+    </w:lvl>
+    <w:lvl w:ilvl="6" w:tentative="1">
+      <w:start w:val="1"/>
+      <w:numFmt w:val="bullet"/>
+      <w:lvlText w:val=""/>
+      <w:lvlJc w:val="left"/>
+      <w:pPr>
+        <w:tabs>
+          <w:tab w:val="num" w:pos="5040"/>
+        </w:tabs>
+        <w:ind w:left="5040" w:hanging="360"/>
+      </w:pPr>
+      <w:rPr>
+        <w:rFonts w:ascii="Wingdings" w:hAnsi="Wingdings" w:hint="default"/>
+        <w:sz w:val="20"/>
+      </w:rPr>
+    </w:lvl>
+    <w:lvl w:ilvl="7" w:tentative="1">
+      <w:start w:val="1"/>
+      <w:numFmt w:val="bullet"/>
+      <w:lvlText w:val=""/>
+      <w:lvlJc w:val="left"/>
+      <w:pPr>
+        <w:tabs>
+          <w:tab w:val="num" w:pos="5760"/>
+        </w:tabs>
+        <w:ind w:left="5760" w:hanging="360"/>
+      </w:pPr>
+      <w:rPr>
+        <w:rFonts w:ascii="Wingdings" w:hAnsi="Wingdings" w:hint="default"/>
+        <w:sz w:val="20"/>
+      </w:rPr>
+    </w:lvl>
+    <w:lvl w:ilvl="8" w:tentative="1">
+      <w:start w:val="1"/>
+      <w:numFmt w:val="bullet"/>
+      <w:lvlText w:val=""/>
+      <w:lvlJc w:val="left"/>
+      <w:pPr>
+        <w:tabs>
+          <w:tab w:val="num" w:pos="6480"/>
+        </w:tabs>
+        <w:ind w:left="6480" w:hanging="360"/>
+      </w:pPr>
+      <w:rPr>
+        <w:rFonts w:ascii="Wingdings" w:hAnsi="Wingdings" w:hint="default"/>
+        <w:sz w:val="20"/>
+      </w:rPr>
+    </w:lvl>
+  </w:abstractNum>
+  <w:abstractNum w:abstractNumId="12" w15:restartNumberingAfterBreak="0">
     <w:nsid w:val="17401558"/>
     <w:multiLevelType w:val="multilevel"/>
     <w:tmpl w:val="02DAB442"/>
@@ -10693,7 +11747,7 @@
       </w:pPr>
     </w:lvl>
   </w:abstractNum>
-  <w:abstractNum w:abstractNumId="10" w15:restartNumberingAfterBreak="0">
+  <w:abstractNum w:abstractNumId="13" w15:restartNumberingAfterBreak="0">
     <w:nsid w:val="17D61DA4"/>
     <w:multiLevelType w:val="multilevel"/>
     <w:tmpl w:val="A42EF630"/>
@@ -10806,7 +11860,7 @@
       </w:pPr>
     </w:lvl>
   </w:abstractNum>
-  <w:abstractNum w:abstractNumId="11" w15:restartNumberingAfterBreak="0">
+  <w:abstractNum w:abstractNumId="14" w15:restartNumberingAfterBreak="0">
     <w:nsid w:val="1BF135CC"/>
     <w:multiLevelType w:val="multilevel"/>
     <w:tmpl w:val="350466A0"/>
@@ -10955,7 +12009,7 @@
       </w:rPr>
     </w:lvl>
   </w:abstractNum>
-  <w:abstractNum w:abstractNumId="12" w15:restartNumberingAfterBreak="0">
+  <w:abstractNum w:abstractNumId="15" w15:restartNumberingAfterBreak="0">
     <w:nsid w:val="1E0A1F08"/>
     <w:multiLevelType w:val="multilevel"/>
     <w:tmpl w:val="37981E1A"/>
@@ -11104,7 +12158,7 @@
       </w:rPr>
     </w:lvl>
   </w:abstractNum>
-  <w:abstractNum w:abstractNumId="13" w15:restartNumberingAfterBreak="0">
+  <w:abstractNum w:abstractNumId="16" w15:restartNumberingAfterBreak="0">
     <w:nsid w:val="20896168"/>
     <w:multiLevelType w:val="multilevel"/>
     <w:tmpl w:val="4796ACD2"/>
@@ -11253,7 +12307,7 @@
       </w:rPr>
     </w:lvl>
   </w:abstractNum>
-  <w:abstractNum w:abstractNumId="14" w15:restartNumberingAfterBreak="0">
+  <w:abstractNum w:abstractNumId="17" w15:restartNumberingAfterBreak="0">
     <w:nsid w:val="21BA1B0C"/>
     <w:multiLevelType w:val="multilevel"/>
     <w:tmpl w:val="B8A65FFA"/>
@@ -11402,7 +12456,7 @@
       </w:rPr>
     </w:lvl>
   </w:abstractNum>
-  <w:abstractNum w:abstractNumId="15" w15:restartNumberingAfterBreak="0">
+  <w:abstractNum w:abstractNumId="18" w15:restartNumberingAfterBreak="0">
     <w:nsid w:val="27314FCD"/>
     <w:multiLevelType w:val="multilevel"/>
     <w:tmpl w:val="85743DCA"/>
@@ -11551,7 +12605,7 @@
       </w:rPr>
     </w:lvl>
   </w:abstractNum>
-  <w:abstractNum w:abstractNumId="16" w15:restartNumberingAfterBreak="0">
+  <w:abstractNum w:abstractNumId="19" w15:restartNumberingAfterBreak="0">
     <w:nsid w:val="298E5CA1"/>
     <w:multiLevelType w:val="multilevel"/>
     <w:tmpl w:val="A448DCEC"/>
@@ -11668,7 +12722,305 @@
       </w:pPr>
     </w:lvl>
   </w:abstractNum>
-  <w:abstractNum w:abstractNumId="17" w15:restartNumberingAfterBreak="0">
+  <w:abstractNum w:abstractNumId="20" w15:restartNumberingAfterBreak="0">
+    <w:nsid w:val="2A2A55FC"/>
+    <w:multiLevelType w:val="multilevel"/>
+    <w:tmpl w:val="B798D0FC"/>
+    <w:lvl w:ilvl="0">
+      <w:start w:val="1"/>
+      <w:numFmt w:val="bullet"/>
+      <w:lvlText w:val=""/>
+      <w:lvlJc w:val="left"/>
+      <w:pPr>
+        <w:tabs>
+          <w:tab w:val="num" w:pos="720"/>
+        </w:tabs>
+        <w:ind w:left="720" w:hanging="360"/>
+      </w:pPr>
+      <w:rPr>
+        <w:rFonts w:ascii="Symbol" w:hAnsi="Symbol" w:hint="default"/>
+        <w:sz w:val="20"/>
+      </w:rPr>
+    </w:lvl>
+    <w:lvl w:ilvl="1" w:tentative="1">
+      <w:start w:val="1"/>
+      <w:numFmt w:val="bullet"/>
+      <w:lvlText w:val="o"/>
+      <w:lvlJc w:val="left"/>
+      <w:pPr>
+        <w:tabs>
+          <w:tab w:val="num" w:pos="1440"/>
+        </w:tabs>
+        <w:ind w:left="1440" w:hanging="360"/>
+      </w:pPr>
+      <w:rPr>
+        <w:rFonts w:ascii="Courier New" w:hAnsi="Courier New" w:hint="default"/>
+        <w:sz w:val="20"/>
+      </w:rPr>
+    </w:lvl>
+    <w:lvl w:ilvl="2" w:tentative="1">
+      <w:start w:val="1"/>
+      <w:numFmt w:val="bullet"/>
+      <w:lvlText w:val=""/>
+      <w:lvlJc w:val="left"/>
+      <w:pPr>
+        <w:tabs>
+          <w:tab w:val="num" w:pos="2160"/>
+        </w:tabs>
+        <w:ind w:left="2160" w:hanging="360"/>
+      </w:pPr>
+      <w:rPr>
+        <w:rFonts w:ascii="Wingdings" w:hAnsi="Wingdings" w:hint="default"/>
+        <w:sz w:val="20"/>
+      </w:rPr>
+    </w:lvl>
+    <w:lvl w:ilvl="3" w:tentative="1">
+      <w:start w:val="1"/>
+      <w:numFmt w:val="bullet"/>
+      <w:lvlText w:val=""/>
+      <w:lvlJc w:val="left"/>
+      <w:pPr>
+        <w:tabs>
+          <w:tab w:val="num" w:pos="2880"/>
+        </w:tabs>
+        <w:ind w:left="2880" w:hanging="360"/>
+      </w:pPr>
+      <w:rPr>
+        <w:rFonts w:ascii="Wingdings" w:hAnsi="Wingdings" w:hint="default"/>
+        <w:sz w:val="20"/>
+      </w:rPr>
+    </w:lvl>
+    <w:lvl w:ilvl="4" w:tentative="1">
+      <w:start w:val="1"/>
+      <w:numFmt w:val="bullet"/>
+      <w:lvlText w:val=""/>
+      <w:lvlJc w:val="left"/>
+      <w:pPr>
+        <w:tabs>
+          <w:tab w:val="num" w:pos="3600"/>
+        </w:tabs>
+        <w:ind w:left="3600" w:hanging="360"/>
+      </w:pPr>
+      <w:rPr>
+        <w:rFonts w:ascii="Wingdings" w:hAnsi="Wingdings" w:hint="default"/>
+        <w:sz w:val="20"/>
+      </w:rPr>
+    </w:lvl>
+    <w:lvl w:ilvl="5" w:tentative="1">
+      <w:start w:val="1"/>
+      <w:numFmt w:val="bullet"/>
+      <w:lvlText w:val=""/>
+      <w:lvlJc w:val="left"/>
+      <w:pPr>
+        <w:tabs>
+          <w:tab w:val="num" w:pos="4320"/>
+        </w:tabs>
+        <w:ind w:left="4320" w:hanging="360"/>
+      </w:pPr>
+      <w:rPr>
+        <w:rFonts w:ascii="Wingdings" w:hAnsi="Wingdings" w:hint="default"/>
+        <w:sz w:val="20"/>
+      </w:rPr>
+    </w:lvl>
+    <w:lvl w:ilvl="6" w:tentative="1">
+      <w:start w:val="1"/>
+      <w:numFmt w:val="bullet"/>
+      <w:lvlText w:val=""/>
+      <w:lvlJc w:val="left"/>
+      <w:pPr>
+        <w:tabs>
+          <w:tab w:val="num" w:pos="5040"/>
+        </w:tabs>
+        <w:ind w:left="5040" w:hanging="360"/>
+      </w:pPr>
+      <w:rPr>
+        <w:rFonts w:ascii="Wingdings" w:hAnsi="Wingdings" w:hint="default"/>
+        <w:sz w:val="20"/>
+      </w:rPr>
+    </w:lvl>
+    <w:lvl w:ilvl="7" w:tentative="1">
+      <w:start w:val="1"/>
+      <w:numFmt w:val="bullet"/>
+      <w:lvlText w:val=""/>
+      <w:lvlJc w:val="left"/>
+      <w:pPr>
+        <w:tabs>
+          <w:tab w:val="num" w:pos="5760"/>
+        </w:tabs>
+        <w:ind w:left="5760" w:hanging="360"/>
+      </w:pPr>
+      <w:rPr>
+        <w:rFonts w:ascii="Wingdings" w:hAnsi="Wingdings" w:hint="default"/>
+        <w:sz w:val="20"/>
+      </w:rPr>
+    </w:lvl>
+    <w:lvl w:ilvl="8" w:tentative="1">
+      <w:start w:val="1"/>
+      <w:numFmt w:val="bullet"/>
+      <w:lvlText w:val=""/>
+      <w:lvlJc w:val="left"/>
+      <w:pPr>
+        <w:tabs>
+          <w:tab w:val="num" w:pos="6480"/>
+        </w:tabs>
+        <w:ind w:left="6480" w:hanging="360"/>
+      </w:pPr>
+      <w:rPr>
+        <w:rFonts w:ascii="Wingdings" w:hAnsi="Wingdings" w:hint="default"/>
+        <w:sz w:val="20"/>
+      </w:rPr>
+    </w:lvl>
+  </w:abstractNum>
+  <w:abstractNum w:abstractNumId="21" w15:restartNumberingAfterBreak="0">
+    <w:nsid w:val="2DA42D40"/>
+    <w:multiLevelType w:val="multilevel"/>
+    <w:tmpl w:val="7504BE1A"/>
+    <w:lvl w:ilvl="0">
+      <w:start w:val="1"/>
+      <w:numFmt w:val="bullet"/>
+      <w:lvlText w:val=""/>
+      <w:lvlJc w:val="left"/>
+      <w:pPr>
+        <w:tabs>
+          <w:tab w:val="num" w:pos="720"/>
+        </w:tabs>
+        <w:ind w:left="720" w:hanging="360"/>
+      </w:pPr>
+      <w:rPr>
+        <w:rFonts w:ascii="Symbol" w:hAnsi="Symbol" w:hint="default"/>
+        <w:sz w:val="20"/>
+      </w:rPr>
+    </w:lvl>
+    <w:lvl w:ilvl="1" w:tentative="1">
+      <w:start w:val="1"/>
+      <w:numFmt w:val="bullet"/>
+      <w:lvlText w:val="o"/>
+      <w:lvlJc w:val="left"/>
+      <w:pPr>
+        <w:tabs>
+          <w:tab w:val="num" w:pos="1440"/>
+        </w:tabs>
+        <w:ind w:left="1440" w:hanging="360"/>
+      </w:pPr>
+      <w:rPr>
+        <w:rFonts w:ascii="Courier New" w:hAnsi="Courier New" w:hint="default"/>
+        <w:sz w:val="20"/>
+      </w:rPr>
+    </w:lvl>
+    <w:lvl w:ilvl="2" w:tentative="1">
+      <w:start w:val="1"/>
+      <w:numFmt w:val="bullet"/>
+      <w:lvlText w:val=""/>
+      <w:lvlJc w:val="left"/>
+      <w:pPr>
+        <w:tabs>
+          <w:tab w:val="num" w:pos="2160"/>
+        </w:tabs>
+        <w:ind w:left="2160" w:hanging="360"/>
+      </w:pPr>
+      <w:rPr>
+        <w:rFonts w:ascii="Wingdings" w:hAnsi="Wingdings" w:hint="default"/>
+        <w:sz w:val="20"/>
+      </w:rPr>
+    </w:lvl>
+    <w:lvl w:ilvl="3" w:tentative="1">
+      <w:start w:val="1"/>
+      <w:numFmt w:val="bullet"/>
+      <w:lvlText w:val=""/>
+      <w:lvlJc w:val="left"/>
+      <w:pPr>
+        <w:tabs>
+          <w:tab w:val="num" w:pos="2880"/>
+        </w:tabs>
+        <w:ind w:left="2880" w:hanging="360"/>
+      </w:pPr>
+      <w:rPr>
+        <w:rFonts w:ascii="Wingdings" w:hAnsi="Wingdings" w:hint="default"/>
+        <w:sz w:val="20"/>
+      </w:rPr>
+    </w:lvl>
+    <w:lvl w:ilvl="4" w:tentative="1">
+      <w:start w:val="1"/>
+      <w:numFmt w:val="bullet"/>
+      <w:lvlText w:val=""/>
+      <w:lvlJc w:val="left"/>
+      <w:pPr>
+        <w:tabs>
+          <w:tab w:val="num" w:pos="3600"/>
+        </w:tabs>
+        <w:ind w:left="3600" w:hanging="360"/>
+      </w:pPr>
+      <w:rPr>
+        <w:rFonts w:ascii="Wingdings" w:hAnsi="Wingdings" w:hint="default"/>
+        <w:sz w:val="20"/>
+      </w:rPr>
+    </w:lvl>
+    <w:lvl w:ilvl="5" w:tentative="1">
+      <w:start w:val="1"/>
+      <w:numFmt w:val="bullet"/>
+      <w:lvlText w:val=""/>
+      <w:lvlJc w:val="left"/>
+      <w:pPr>
+        <w:tabs>
+          <w:tab w:val="num" w:pos="4320"/>
+        </w:tabs>
+        <w:ind w:left="4320" w:hanging="360"/>
+      </w:pPr>
+      <w:rPr>
+        <w:rFonts w:ascii="Wingdings" w:hAnsi="Wingdings" w:hint="default"/>
+        <w:sz w:val="20"/>
+      </w:rPr>
+    </w:lvl>
+    <w:lvl w:ilvl="6" w:tentative="1">
+      <w:start w:val="1"/>
+      <w:numFmt w:val="bullet"/>
+      <w:lvlText w:val=""/>
+      <w:lvlJc w:val="left"/>
+      <w:pPr>
+        <w:tabs>
+          <w:tab w:val="num" w:pos="5040"/>
+        </w:tabs>
+        <w:ind w:left="5040" w:hanging="360"/>
+      </w:pPr>
+      <w:rPr>
+        <w:rFonts w:ascii="Wingdings" w:hAnsi="Wingdings" w:hint="default"/>
+        <w:sz w:val="20"/>
+      </w:rPr>
+    </w:lvl>
+    <w:lvl w:ilvl="7" w:tentative="1">
+      <w:start w:val="1"/>
+      <w:numFmt w:val="bullet"/>
+      <w:lvlText w:val=""/>
+      <w:lvlJc w:val="left"/>
+      <w:pPr>
+        <w:tabs>
+          <w:tab w:val="num" w:pos="5760"/>
+        </w:tabs>
+        <w:ind w:left="5760" w:hanging="360"/>
+      </w:pPr>
+      <w:rPr>
+        <w:rFonts w:ascii="Wingdings" w:hAnsi="Wingdings" w:hint="default"/>
+        <w:sz w:val="20"/>
+      </w:rPr>
+    </w:lvl>
+    <w:lvl w:ilvl="8" w:tentative="1">
+      <w:start w:val="1"/>
+      <w:numFmt w:val="bullet"/>
+      <w:lvlText w:val=""/>
+      <w:lvlJc w:val="left"/>
+      <w:pPr>
+        <w:tabs>
+          <w:tab w:val="num" w:pos="6480"/>
+        </w:tabs>
+        <w:ind w:left="6480" w:hanging="360"/>
+      </w:pPr>
+      <w:rPr>
+        <w:rFonts w:ascii="Wingdings" w:hAnsi="Wingdings" w:hint="default"/>
+        <w:sz w:val="20"/>
+      </w:rPr>
+    </w:lvl>
+  </w:abstractNum>
+  <w:abstractNum w:abstractNumId="22" w15:restartNumberingAfterBreak="0">
     <w:nsid w:val="34BE0B0E"/>
     <w:multiLevelType w:val="multilevel"/>
     <w:tmpl w:val="6E5887CC"/>
@@ -11817,7 +13169,7 @@
       </w:rPr>
     </w:lvl>
   </w:abstractNum>
-  <w:abstractNum w:abstractNumId="18" w15:restartNumberingAfterBreak="0">
+  <w:abstractNum w:abstractNumId="23" w15:restartNumberingAfterBreak="0">
     <w:nsid w:val="34FD0FE2"/>
     <w:multiLevelType w:val="multilevel"/>
     <w:tmpl w:val="0A7CB378"/>
@@ -11930,7 +13282,7 @@
       </w:pPr>
     </w:lvl>
   </w:abstractNum>
-  <w:abstractNum w:abstractNumId="19" w15:restartNumberingAfterBreak="0">
+  <w:abstractNum w:abstractNumId="24" w15:restartNumberingAfterBreak="0">
     <w:nsid w:val="37E92DD2"/>
     <w:multiLevelType w:val="multilevel"/>
     <w:tmpl w:val="2014ED0C"/>
@@ -12079,7 +13431,7 @@
       </w:rPr>
     </w:lvl>
   </w:abstractNum>
-  <w:abstractNum w:abstractNumId="20" w15:restartNumberingAfterBreak="0">
+  <w:abstractNum w:abstractNumId="25" w15:restartNumberingAfterBreak="0">
     <w:nsid w:val="3B9874D8"/>
     <w:multiLevelType w:val="multilevel"/>
     <w:tmpl w:val="CC84596A"/>
@@ -12228,7 +13580,7 @@
       </w:rPr>
     </w:lvl>
   </w:abstractNum>
-  <w:abstractNum w:abstractNumId="21" w15:restartNumberingAfterBreak="0">
+  <w:abstractNum w:abstractNumId="26" w15:restartNumberingAfterBreak="0">
     <w:nsid w:val="3FC53B7A"/>
     <w:multiLevelType w:val="multilevel"/>
     <w:tmpl w:val="0974EF98"/>
@@ -12377,7 +13729,7 @@
       </w:rPr>
     </w:lvl>
   </w:abstractNum>
-  <w:abstractNum w:abstractNumId="22" w15:restartNumberingAfterBreak="0">
+  <w:abstractNum w:abstractNumId="27" w15:restartNumberingAfterBreak="0">
     <w:nsid w:val="41982F8B"/>
     <w:multiLevelType w:val="multilevel"/>
     <w:tmpl w:val="60C4DAFC"/>
@@ -12494,7 +13846,7 @@
       </w:pPr>
     </w:lvl>
   </w:abstractNum>
-  <w:abstractNum w:abstractNumId="23" w15:restartNumberingAfterBreak="0">
+  <w:abstractNum w:abstractNumId="28" w15:restartNumberingAfterBreak="0">
     <w:nsid w:val="4A6D0C21"/>
     <w:multiLevelType w:val="multilevel"/>
     <w:tmpl w:val="DF321ABC"/>
@@ -12643,7 +13995,7 @@
       </w:rPr>
     </w:lvl>
   </w:abstractNum>
-  <w:abstractNum w:abstractNumId="24" w15:restartNumberingAfterBreak="0">
+  <w:abstractNum w:abstractNumId="29" w15:restartNumberingAfterBreak="0">
     <w:nsid w:val="4C9243C0"/>
     <w:multiLevelType w:val="multilevel"/>
     <w:tmpl w:val="ACAA985E"/>
@@ -12792,7 +14144,7 @@
       </w:rPr>
     </w:lvl>
   </w:abstractNum>
-  <w:abstractNum w:abstractNumId="25" w15:restartNumberingAfterBreak="0">
+  <w:abstractNum w:abstractNumId="30" w15:restartNumberingAfterBreak="0">
     <w:nsid w:val="4EA1310E"/>
     <w:multiLevelType w:val="multilevel"/>
     <w:tmpl w:val="5CC08E00"/>
@@ -12941,7 +14293,156 @@
       </w:rPr>
     </w:lvl>
   </w:abstractNum>
-  <w:abstractNum w:abstractNumId="26" w15:restartNumberingAfterBreak="0">
+  <w:abstractNum w:abstractNumId="31" w15:restartNumberingAfterBreak="0">
+    <w:nsid w:val="4EF66A2D"/>
+    <w:multiLevelType w:val="multilevel"/>
+    <w:tmpl w:val="3920D420"/>
+    <w:lvl w:ilvl="0">
+      <w:start w:val="1"/>
+      <w:numFmt w:val="bullet"/>
+      <w:lvlText w:val=""/>
+      <w:lvlJc w:val="left"/>
+      <w:pPr>
+        <w:tabs>
+          <w:tab w:val="num" w:pos="720"/>
+        </w:tabs>
+        <w:ind w:left="720" w:hanging="360"/>
+      </w:pPr>
+      <w:rPr>
+        <w:rFonts w:ascii="Symbol" w:hAnsi="Symbol" w:hint="default"/>
+        <w:sz w:val="20"/>
+      </w:rPr>
+    </w:lvl>
+    <w:lvl w:ilvl="1" w:tentative="1">
+      <w:start w:val="1"/>
+      <w:numFmt w:val="bullet"/>
+      <w:lvlText w:val="o"/>
+      <w:lvlJc w:val="left"/>
+      <w:pPr>
+        <w:tabs>
+          <w:tab w:val="num" w:pos="1440"/>
+        </w:tabs>
+        <w:ind w:left="1440" w:hanging="360"/>
+      </w:pPr>
+      <w:rPr>
+        <w:rFonts w:ascii="Courier New" w:hAnsi="Courier New" w:hint="default"/>
+        <w:sz w:val="20"/>
+      </w:rPr>
+    </w:lvl>
+    <w:lvl w:ilvl="2" w:tentative="1">
+      <w:start w:val="1"/>
+      <w:numFmt w:val="bullet"/>
+      <w:lvlText w:val=""/>
+      <w:lvlJc w:val="left"/>
+      <w:pPr>
+        <w:tabs>
+          <w:tab w:val="num" w:pos="2160"/>
+        </w:tabs>
+        <w:ind w:left="2160" w:hanging="360"/>
+      </w:pPr>
+      <w:rPr>
+        <w:rFonts w:ascii="Wingdings" w:hAnsi="Wingdings" w:hint="default"/>
+        <w:sz w:val="20"/>
+      </w:rPr>
+    </w:lvl>
+    <w:lvl w:ilvl="3" w:tentative="1">
+      <w:start w:val="1"/>
+      <w:numFmt w:val="bullet"/>
+      <w:lvlText w:val=""/>
+      <w:lvlJc w:val="left"/>
+      <w:pPr>
+        <w:tabs>
+          <w:tab w:val="num" w:pos="2880"/>
+        </w:tabs>
+        <w:ind w:left="2880" w:hanging="360"/>
+      </w:pPr>
+      <w:rPr>
+        <w:rFonts w:ascii="Wingdings" w:hAnsi="Wingdings" w:hint="default"/>
+        <w:sz w:val="20"/>
+      </w:rPr>
+    </w:lvl>
+    <w:lvl w:ilvl="4" w:tentative="1">
+      <w:start w:val="1"/>
+      <w:numFmt w:val="bullet"/>
+      <w:lvlText w:val=""/>
+      <w:lvlJc w:val="left"/>
+      <w:pPr>
+        <w:tabs>
+          <w:tab w:val="num" w:pos="3600"/>
+        </w:tabs>
+        <w:ind w:left="3600" w:hanging="360"/>
+      </w:pPr>
+      <w:rPr>
+        <w:rFonts w:ascii="Wingdings" w:hAnsi="Wingdings" w:hint="default"/>
+        <w:sz w:val="20"/>
+      </w:rPr>
+    </w:lvl>
+    <w:lvl w:ilvl="5" w:tentative="1">
+      <w:start w:val="1"/>
+      <w:numFmt w:val="bullet"/>
+      <w:lvlText w:val=""/>
+      <w:lvlJc w:val="left"/>
+      <w:pPr>
+        <w:tabs>
+          <w:tab w:val="num" w:pos="4320"/>
+        </w:tabs>
+        <w:ind w:left="4320" w:hanging="360"/>
+      </w:pPr>
+      <w:rPr>
+        <w:rFonts w:ascii="Wingdings" w:hAnsi="Wingdings" w:hint="default"/>
+        <w:sz w:val="20"/>
+      </w:rPr>
+    </w:lvl>
+    <w:lvl w:ilvl="6" w:tentative="1">
+      <w:start w:val="1"/>
+      <w:numFmt w:val="bullet"/>
+      <w:lvlText w:val=""/>
+      <w:lvlJc w:val="left"/>
+      <w:pPr>
+        <w:tabs>
+          <w:tab w:val="num" w:pos="5040"/>
+        </w:tabs>
+        <w:ind w:left="5040" w:hanging="360"/>
+      </w:pPr>
+      <w:rPr>
+        <w:rFonts w:ascii="Wingdings" w:hAnsi="Wingdings" w:hint="default"/>
+        <w:sz w:val="20"/>
+      </w:rPr>
+    </w:lvl>
+    <w:lvl w:ilvl="7" w:tentative="1">
+      <w:start w:val="1"/>
+      <w:numFmt w:val="bullet"/>
+      <w:lvlText w:val=""/>
+      <w:lvlJc w:val="left"/>
+      <w:pPr>
+        <w:tabs>
+          <w:tab w:val="num" w:pos="5760"/>
+        </w:tabs>
+        <w:ind w:left="5760" w:hanging="360"/>
+      </w:pPr>
+      <w:rPr>
+        <w:rFonts w:ascii="Wingdings" w:hAnsi="Wingdings" w:hint="default"/>
+        <w:sz w:val="20"/>
+      </w:rPr>
+    </w:lvl>
+    <w:lvl w:ilvl="8" w:tentative="1">
+      <w:start w:val="1"/>
+      <w:numFmt w:val="bullet"/>
+      <w:lvlText w:val=""/>
+      <w:lvlJc w:val="left"/>
+      <w:pPr>
+        <w:tabs>
+          <w:tab w:val="num" w:pos="6480"/>
+        </w:tabs>
+        <w:ind w:left="6480" w:hanging="360"/>
+      </w:pPr>
+      <w:rPr>
+        <w:rFonts w:ascii="Wingdings" w:hAnsi="Wingdings" w:hint="default"/>
+        <w:sz w:val="20"/>
+      </w:rPr>
+    </w:lvl>
+  </w:abstractNum>
+  <w:abstractNum w:abstractNumId="32" w15:restartNumberingAfterBreak="0">
     <w:nsid w:val="4FFC4840"/>
     <w:multiLevelType w:val="multilevel"/>
     <w:tmpl w:val="E948FDA6"/>
@@ -13054,7 +14555,7 @@
       </w:pPr>
     </w:lvl>
   </w:abstractNum>
-  <w:abstractNum w:abstractNumId="27" w15:restartNumberingAfterBreak="0">
+  <w:abstractNum w:abstractNumId="33" w15:restartNumberingAfterBreak="0">
     <w:nsid w:val="522C2331"/>
     <w:multiLevelType w:val="multilevel"/>
     <w:tmpl w:val="6ED0994E"/>
@@ -13203,7 +14704,7 @@
       </w:rPr>
     </w:lvl>
   </w:abstractNum>
-  <w:abstractNum w:abstractNumId="28" w15:restartNumberingAfterBreak="0">
+  <w:abstractNum w:abstractNumId="34" w15:restartNumberingAfterBreak="0">
     <w:nsid w:val="53A22F9F"/>
     <w:multiLevelType w:val="multilevel"/>
     <w:tmpl w:val="44DC04EA"/>
@@ -13352,7 +14853,7 @@
       </w:rPr>
     </w:lvl>
   </w:abstractNum>
-  <w:abstractNum w:abstractNumId="29" w15:restartNumberingAfterBreak="0">
+  <w:abstractNum w:abstractNumId="35" w15:restartNumberingAfterBreak="0">
     <w:nsid w:val="569E3415"/>
     <w:multiLevelType w:val="multilevel"/>
     <w:tmpl w:val="807EE80E"/>
@@ -13501,7 +15002,7 @@
       </w:rPr>
     </w:lvl>
   </w:abstractNum>
-  <w:abstractNum w:abstractNumId="30" w15:restartNumberingAfterBreak="0">
+  <w:abstractNum w:abstractNumId="36" w15:restartNumberingAfterBreak="0">
     <w:nsid w:val="57A354E9"/>
     <w:multiLevelType w:val="multilevel"/>
     <w:tmpl w:val="68FC18F0"/>
@@ -13650,7 +15151,156 @@
       </w:rPr>
     </w:lvl>
   </w:abstractNum>
-  <w:abstractNum w:abstractNumId="31" w15:restartNumberingAfterBreak="0">
+  <w:abstractNum w:abstractNumId="37" w15:restartNumberingAfterBreak="0">
+    <w:nsid w:val="5B1452ED"/>
+    <w:multiLevelType w:val="multilevel"/>
+    <w:tmpl w:val="3A263B14"/>
+    <w:lvl w:ilvl="0">
+      <w:start w:val="1"/>
+      <w:numFmt w:val="bullet"/>
+      <w:lvlText w:val=""/>
+      <w:lvlJc w:val="left"/>
+      <w:pPr>
+        <w:tabs>
+          <w:tab w:val="num" w:pos="720"/>
+        </w:tabs>
+        <w:ind w:left="720" w:hanging="360"/>
+      </w:pPr>
+      <w:rPr>
+        <w:rFonts w:ascii="Symbol" w:hAnsi="Symbol" w:hint="default"/>
+        <w:sz w:val="20"/>
+      </w:rPr>
+    </w:lvl>
+    <w:lvl w:ilvl="1" w:tentative="1">
+      <w:start w:val="1"/>
+      <w:numFmt w:val="bullet"/>
+      <w:lvlText w:val="o"/>
+      <w:lvlJc w:val="left"/>
+      <w:pPr>
+        <w:tabs>
+          <w:tab w:val="num" w:pos="1440"/>
+        </w:tabs>
+        <w:ind w:left="1440" w:hanging="360"/>
+      </w:pPr>
+      <w:rPr>
+        <w:rFonts w:ascii="Courier New" w:hAnsi="Courier New" w:hint="default"/>
+        <w:sz w:val="20"/>
+      </w:rPr>
+    </w:lvl>
+    <w:lvl w:ilvl="2" w:tentative="1">
+      <w:start w:val="1"/>
+      <w:numFmt w:val="bullet"/>
+      <w:lvlText w:val=""/>
+      <w:lvlJc w:val="left"/>
+      <w:pPr>
+        <w:tabs>
+          <w:tab w:val="num" w:pos="2160"/>
+        </w:tabs>
+        <w:ind w:left="2160" w:hanging="360"/>
+      </w:pPr>
+      <w:rPr>
+        <w:rFonts w:ascii="Wingdings" w:hAnsi="Wingdings" w:hint="default"/>
+        <w:sz w:val="20"/>
+      </w:rPr>
+    </w:lvl>
+    <w:lvl w:ilvl="3" w:tentative="1">
+      <w:start w:val="1"/>
+      <w:numFmt w:val="bullet"/>
+      <w:lvlText w:val=""/>
+      <w:lvlJc w:val="left"/>
+      <w:pPr>
+        <w:tabs>
+          <w:tab w:val="num" w:pos="2880"/>
+        </w:tabs>
+        <w:ind w:left="2880" w:hanging="360"/>
+      </w:pPr>
+      <w:rPr>
+        <w:rFonts w:ascii="Wingdings" w:hAnsi="Wingdings" w:hint="default"/>
+        <w:sz w:val="20"/>
+      </w:rPr>
+    </w:lvl>
+    <w:lvl w:ilvl="4" w:tentative="1">
+      <w:start w:val="1"/>
+      <w:numFmt w:val="bullet"/>
+      <w:lvlText w:val=""/>
+      <w:lvlJc w:val="left"/>
+      <w:pPr>
+        <w:tabs>
+          <w:tab w:val="num" w:pos="3600"/>
+        </w:tabs>
+        <w:ind w:left="3600" w:hanging="360"/>
+      </w:pPr>
+      <w:rPr>
+        <w:rFonts w:ascii="Wingdings" w:hAnsi="Wingdings" w:hint="default"/>
+        <w:sz w:val="20"/>
+      </w:rPr>
+    </w:lvl>
+    <w:lvl w:ilvl="5" w:tentative="1">
+      <w:start w:val="1"/>
+      <w:numFmt w:val="bullet"/>
+      <w:lvlText w:val=""/>
+      <w:lvlJc w:val="left"/>
+      <w:pPr>
+        <w:tabs>
+          <w:tab w:val="num" w:pos="4320"/>
+        </w:tabs>
+        <w:ind w:left="4320" w:hanging="360"/>
+      </w:pPr>
+      <w:rPr>
+        <w:rFonts w:ascii="Wingdings" w:hAnsi="Wingdings" w:hint="default"/>
+        <w:sz w:val="20"/>
+      </w:rPr>
+    </w:lvl>
+    <w:lvl w:ilvl="6" w:tentative="1">
+      <w:start w:val="1"/>
+      <w:numFmt w:val="bullet"/>
+      <w:lvlText w:val=""/>
+      <w:lvlJc w:val="left"/>
+      <w:pPr>
+        <w:tabs>
+          <w:tab w:val="num" w:pos="5040"/>
+        </w:tabs>
+        <w:ind w:left="5040" w:hanging="360"/>
+      </w:pPr>
+      <w:rPr>
+        <w:rFonts w:ascii="Wingdings" w:hAnsi="Wingdings" w:hint="default"/>
+        <w:sz w:val="20"/>
+      </w:rPr>
+    </w:lvl>
+    <w:lvl w:ilvl="7" w:tentative="1">
+      <w:start w:val="1"/>
+      <w:numFmt w:val="bullet"/>
+      <w:lvlText w:val=""/>
+      <w:lvlJc w:val="left"/>
+      <w:pPr>
+        <w:tabs>
+          <w:tab w:val="num" w:pos="5760"/>
+        </w:tabs>
+        <w:ind w:left="5760" w:hanging="360"/>
+      </w:pPr>
+      <w:rPr>
+        <w:rFonts w:ascii="Wingdings" w:hAnsi="Wingdings" w:hint="default"/>
+        <w:sz w:val="20"/>
+      </w:rPr>
+    </w:lvl>
+    <w:lvl w:ilvl="8" w:tentative="1">
+      <w:start w:val="1"/>
+      <w:numFmt w:val="bullet"/>
+      <w:lvlText w:val=""/>
+      <w:lvlJc w:val="left"/>
+      <w:pPr>
+        <w:tabs>
+          <w:tab w:val="num" w:pos="6480"/>
+        </w:tabs>
+        <w:ind w:left="6480" w:hanging="360"/>
+      </w:pPr>
+      <w:rPr>
+        <w:rFonts w:ascii="Wingdings" w:hAnsi="Wingdings" w:hint="default"/>
+        <w:sz w:val="20"/>
+      </w:rPr>
+    </w:lvl>
+  </w:abstractNum>
+  <w:abstractNum w:abstractNumId="38" w15:restartNumberingAfterBreak="0">
     <w:nsid w:val="5C0E4FFE"/>
     <w:multiLevelType w:val="multilevel"/>
     <w:tmpl w:val="2AB48BD6"/>
@@ -13799,7 +15449,305 @@
       </w:rPr>
     </w:lvl>
   </w:abstractNum>
-  <w:abstractNum w:abstractNumId="32" w15:restartNumberingAfterBreak="0">
+  <w:abstractNum w:abstractNumId="39" w15:restartNumberingAfterBreak="0">
+    <w:nsid w:val="632002E7"/>
+    <w:multiLevelType w:val="multilevel"/>
+    <w:tmpl w:val="1C6000A6"/>
+    <w:lvl w:ilvl="0">
+      <w:start w:val="1"/>
+      <w:numFmt w:val="bullet"/>
+      <w:lvlText w:val=""/>
+      <w:lvlJc w:val="left"/>
+      <w:pPr>
+        <w:tabs>
+          <w:tab w:val="num" w:pos="720"/>
+        </w:tabs>
+        <w:ind w:left="720" w:hanging="360"/>
+      </w:pPr>
+      <w:rPr>
+        <w:rFonts w:ascii="Symbol" w:hAnsi="Symbol" w:hint="default"/>
+        <w:sz w:val="20"/>
+      </w:rPr>
+    </w:lvl>
+    <w:lvl w:ilvl="1" w:tentative="1">
+      <w:start w:val="1"/>
+      <w:numFmt w:val="bullet"/>
+      <w:lvlText w:val="o"/>
+      <w:lvlJc w:val="left"/>
+      <w:pPr>
+        <w:tabs>
+          <w:tab w:val="num" w:pos="1440"/>
+        </w:tabs>
+        <w:ind w:left="1440" w:hanging="360"/>
+      </w:pPr>
+      <w:rPr>
+        <w:rFonts w:ascii="Courier New" w:hAnsi="Courier New" w:hint="default"/>
+        <w:sz w:val="20"/>
+      </w:rPr>
+    </w:lvl>
+    <w:lvl w:ilvl="2" w:tentative="1">
+      <w:start w:val="1"/>
+      <w:numFmt w:val="bullet"/>
+      <w:lvlText w:val=""/>
+      <w:lvlJc w:val="left"/>
+      <w:pPr>
+        <w:tabs>
+          <w:tab w:val="num" w:pos="2160"/>
+        </w:tabs>
+        <w:ind w:left="2160" w:hanging="360"/>
+      </w:pPr>
+      <w:rPr>
+        <w:rFonts w:ascii="Wingdings" w:hAnsi="Wingdings" w:hint="default"/>
+        <w:sz w:val="20"/>
+      </w:rPr>
+    </w:lvl>
+    <w:lvl w:ilvl="3" w:tentative="1">
+      <w:start w:val="1"/>
+      <w:numFmt w:val="bullet"/>
+      <w:lvlText w:val=""/>
+      <w:lvlJc w:val="left"/>
+      <w:pPr>
+        <w:tabs>
+          <w:tab w:val="num" w:pos="2880"/>
+        </w:tabs>
+        <w:ind w:left="2880" w:hanging="360"/>
+      </w:pPr>
+      <w:rPr>
+        <w:rFonts w:ascii="Wingdings" w:hAnsi="Wingdings" w:hint="default"/>
+        <w:sz w:val="20"/>
+      </w:rPr>
+    </w:lvl>
+    <w:lvl w:ilvl="4" w:tentative="1">
+      <w:start w:val="1"/>
+      <w:numFmt w:val="bullet"/>
+      <w:lvlText w:val=""/>
+      <w:lvlJc w:val="left"/>
+      <w:pPr>
+        <w:tabs>
+          <w:tab w:val="num" w:pos="3600"/>
+        </w:tabs>
+        <w:ind w:left="3600" w:hanging="360"/>
+      </w:pPr>
+      <w:rPr>
+        <w:rFonts w:ascii="Wingdings" w:hAnsi="Wingdings" w:hint="default"/>
+        <w:sz w:val="20"/>
+      </w:rPr>
+    </w:lvl>
+    <w:lvl w:ilvl="5" w:tentative="1">
+      <w:start w:val="1"/>
+      <w:numFmt w:val="bullet"/>
+      <w:lvlText w:val=""/>
+      <w:lvlJc w:val="left"/>
+      <w:pPr>
+        <w:tabs>
+          <w:tab w:val="num" w:pos="4320"/>
+        </w:tabs>
+        <w:ind w:left="4320" w:hanging="360"/>
+      </w:pPr>
+      <w:rPr>
+        <w:rFonts w:ascii="Wingdings" w:hAnsi="Wingdings" w:hint="default"/>
+        <w:sz w:val="20"/>
+      </w:rPr>
+    </w:lvl>
+    <w:lvl w:ilvl="6" w:tentative="1">
+      <w:start w:val="1"/>
+      <w:numFmt w:val="bullet"/>
+      <w:lvlText w:val=""/>
+      <w:lvlJc w:val="left"/>
+      <w:pPr>
+        <w:tabs>
+          <w:tab w:val="num" w:pos="5040"/>
+        </w:tabs>
+        <w:ind w:left="5040" w:hanging="360"/>
+      </w:pPr>
+      <w:rPr>
+        <w:rFonts w:ascii="Wingdings" w:hAnsi="Wingdings" w:hint="default"/>
+        <w:sz w:val="20"/>
+      </w:rPr>
+    </w:lvl>
+    <w:lvl w:ilvl="7" w:tentative="1">
+      <w:start w:val="1"/>
+      <w:numFmt w:val="bullet"/>
+      <w:lvlText w:val=""/>
+      <w:lvlJc w:val="left"/>
+      <w:pPr>
+        <w:tabs>
+          <w:tab w:val="num" w:pos="5760"/>
+        </w:tabs>
+        <w:ind w:left="5760" w:hanging="360"/>
+      </w:pPr>
+      <w:rPr>
+        <w:rFonts w:ascii="Wingdings" w:hAnsi="Wingdings" w:hint="default"/>
+        <w:sz w:val="20"/>
+      </w:rPr>
+    </w:lvl>
+    <w:lvl w:ilvl="8" w:tentative="1">
+      <w:start w:val="1"/>
+      <w:numFmt w:val="bullet"/>
+      <w:lvlText w:val=""/>
+      <w:lvlJc w:val="left"/>
+      <w:pPr>
+        <w:tabs>
+          <w:tab w:val="num" w:pos="6480"/>
+        </w:tabs>
+        <w:ind w:left="6480" w:hanging="360"/>
+      </w:pPr>
+      <w:rPr>
+        <w:rFonts w:ascii="Wingdings" w:hAnsi="Wingdings" w:hint="default"/>
+        <w:sz w:val="20"/>
+      </w:rPr>
+    </w:lvl>
+  </w:abstractNum>
+  <w:abstractNum w:abstractNumId="40" w15:restartNumberingAfterBreak="0">
+    <w:nsid w:val="63EE6C79"/>
+    <w:multiLevelType w:val="multilevel"/>
+    <w:tmpl w:val="350EE35C"/>
+    <w:lvl w:ilvl="0">
+      <w:start w:val="1"/>
+      <w:numFmt w:val="bullet"/>
+      <w:lvlText w:val=""/>
+      <w:lvlJc w:val="left"/>
+      <w:pPr>
+        <w:tabs>
+          <w:tab w:val="num" w:pos="720"/>
+        </w:tabs>
+        <w:ind w:left="720" w:hanging="360"/>
+      </w:pPr>
+      <w:rPr>
+        <w:rFonts w:ascii="Symbol" w:hAnsi="Symbol" w:hint="default"/>
+        <w:sz w:val="20"/>
+      </w:rPr>
+    </w:lvl>
+    <w:lvl w:ilvl="1" w:tentative="1">
+      <w:start w:val="1"/>
+      <w:numFmt w:val="bullet"/>
+      <w:lvlText w:val="o"/>
+      <w:lvlJc w:val="left"/>
+      <w:pPr>
+        <w:tabs>
+          <w:tab w:val="num" w:pos="1440"/>
+        </w:tabs>
+        <w:ind w:left="1440" w:hanging="360"/>
+      </w:pPr>
+      <w:rPr>
+        <w:rFonts w:ascii="Courier New" w:hAnsi="Courier New" w:hint="default"/>
+        <w:sz w:val="20"/>
+      </w:rPr>
+    </w:lvl>
+    <w:lvl w:ilvl="2" w:tentative="1">
+      <w:start w:val="1"/>
+      <w:numFmt w:val="bullet"/>
+      <w:lvlText w:val=""/>
+      <w:lvlJc w:val="left"/>
+      <w:pPr>
+        <w:tabs>
+          <w:tab w:val="num" w:pos="2160"/>
+        </w:tabs>
+        <w:ind w:left="2160" w:hanging="360"/>
+      </w:pPr>
+      <w:rPr>
+        <w:rFonts w:ascii="Wingdings" w:hAnsi="Wingdings" w:hint="default"/>
+        <w:sz w:val="20"/>
+      </w:rPr>
+    </w:lvl>
+    <w:lvl w:ilvl="3" w:tentative="1">
+      <w:start w:val="1"/>
+      <w:numFmt w:val="bullet"/>
+      <w:lvlText w:val=""/>
+      <w:lvlJc w:val="left"/>
+      <w:pPr>
+        <w:tabs>
+          <w:tab w:val="num" w:pos="2880"/>
+        </w:tabs>
+        <w:ind w:left="2880" w:hanging="360"/>
+      </w:pPr>
+      <w:rPr>
+        <w:rFonts w:ascii="Wingdings" w:hAnsi="Wingdings" w:hint="default"/>
+        <w:sz w:val="20"/>
+      </w:rPr>
+    </w:lvl>
+    <w:lvl w:ilvl="4" w:tentative="1">
+      <w:start w:val="1"/>
+      <w:numFmt w:val="bullet"/>
+      <w:lvlText w:val=""/>
+      <w:lvlJc w:val="left"/>
+      <w:pPr>
+        <w:tabs>
+          <w:tab w:val="num" w:pos="3600"/>
+        </w:tabs>
+        <w:ind w:left="3600" w:hanging="360"/>
+      </w:pPr>
+      <w:rPr>
+        <w:rFonts w:ascii="Wingdings" w:hAnsi="Wingdings" w:hint="default"/>
+        <w:sz w:val="20"/>
+      </w:rPr>
+    </w:lvl>
+    <w:lvl w:ilvl="5" w:tentative="1">
+      <w:start w:val="1"/>
+      <w:numFmt w:val="bullet"/>
+      <w:lvlText w:val=""/>
+      <w:lvlJc w:val="left"/>
+      <w:pPr>
+        <w:tabs>
+          <w:tab w:val="num" w:pos="4320"/>
+        </w:tabs>
+        <w:ind w:left="4320" w:hanging="360"/>
+      </w:pPr>
+      <w:rPr>
+        <w:rFonts w:ascii="Wingdings" w:hAnsi="Wingdings" w:hint="default"/>
+        <w:sz w:val="20"/>
+      </w:rPr>
+    </w:lvl>
+    <w:lvl w:ilvl="6" w:tentative="1">
+      <w:start w:val="1"/>
+      <w:numFmt w:val="bullet"/>
+      <w:lvlText w:val=""/>
+      <w:lvlJc w:val="left"/>
+      <w:pPr>
+        <w:tabs>
+          <w:tab w:val="num" w:pos="5040"/>
+        </w:tabs>
+        <w:ind w:left="5040" w:hanging="360"/>
+      </w:pPr>
+      <w:rPr>
+        <w:rFonts w:ascii="Wingdings" w:hAnsi="Wingdings" w:hint="default"/>
+        <w:sz w:val="20"/>
+      </w:rPr>
+    </w:lvl>
+    <w:lvl w:ilvl="7" w:tentative="1">
+      <w:start w:val="1"/>
+      <w:numFmt w:val="bullet"/>
+      <w:lvlText w:val=""/>
+      <w:lvlJc w:val="left"/>
+      <w:pPr>
+        <w:tabs>
+          <w:tab w:val="num" w:pos="5760"/>
+        </w:tabs>
+        <w:ind w:left="5760" w:hanging="360"/>
+      </w:pPr>
+      <w:rPr>
+        <w:rFonts w:ascii="Wingdings" w:hAnsi="Wingdings" w:hint="default"/>
+        <w:sz w:val="20"/>
+      </w:rPr>
+    </w:lvl>
+    <w:lvl w:ilvl="8" w:tentative="1">
+      <w:start w:val="1"/>
+      <w:numFmt w:val="bullet"/>
+      <w:lvlText w:val=""/>
+      <w:lvlJc w:val="left"/>
+      <w:pPr>
+        <w:tabs>
+          <w:tab w:val="num" w:pos="6480"/>
+        </w:tabs>
+        <w:ind w:left="6480" w:hanging="360"/>
+      </w:pPr>
+      <w:rPr>
+        <w:rFonts w:ascii="Wingdings" w:hAnsi="Wingdings" w:hint="default"/>
+        <w:sz w:val="20"/>
+      </w:rPr>
+    </w:lvl>
+  </w:abstractNum>
+  <w:abstractNum w:abstractNumId="41" w15:restartNumberingAfterBreak="0">
     <w:nsid w:val="664E139D"/>
     <w:multiLevelType w:val="multilevel"/>
     <w:tmpl w:val="22AC779C"/>
@@ -13948,7 +15896,7 @@
       </w:rPr>
     </w:lvl>
   </w:abstractNum>
-  <w:abstractNum w:abstractNumId="33" w15:restartNumberingAfterBreak="0">
+  <w:abstractNum w:abstractNumId="42" w15:restartNumberingAfterBreak="0">
     <w:nsid w:val="686F24B0"/>
     <w:multiLevelType w:val="multilevel"/>
     <w:tmpl w:val="6BD07CC2"/>
@@ -14097,7 +16045,7 @@
       </w:rPr>
     </w:lvl>
   </w:abstractNum>
-  <w:abstractNum w:abstractNumId="34" w15:restartNumberingAfterBreak="0">
+  <w:abstractNum w:abstractNumId="43" w15:restartNumberingAfterBreak="0">
     <w:nsid w:val="6BFB4E69"/>
     <w:multiLevelType w:val="multilevel"/>
     <w:tmpl w:val="CE867C30"/>
@@ -14246,7 +16194,7 @@
       </w:rPr>
     </w:lvl>
   </w:abstractNum>
-  <w:abstractNum w:abstractNumId="35" w15:restartNumberingAfterBreak="0">
+  <w:abstractNum w:abstractNumId="44" w15:restartNumberingAfterBreak="0">
     <w:nsid w:val="725A42C6"/>
     <w:multiLevelType w:val="multilevel"/>
     <w:tmpl w:val="ABB61A32"/>
@@ -14359,7 +16307,7 @@
       </w:pPr>
     </w:lvl>
   </w:abstractNum>
-  <w:abstractNum w:abstractNumId="36" w15:restartNumberingAfterBreak="0">
+  <w:abstractNum w:abstractNumId="45" w15:restartNumberingAfterBreak="0">
     <w:nsid w:val="78215766"/>
     <w:multiLevelType w:val="multilevel"/>
     <w:tmpl w:val="7F2C4BA4"/>
@@ -14508,7 +16456,7 @@
       </w:rPr>
     </w:lvl>
   </w:abstractNum>
-  <w:abstractNum w:abstractNumId="37" w15:restartNumberingAfterBreak="0">
+  <w:abstractNum w:abstractNumId="46" w15:restartNumberingAfterBreak="0">
     <w:nsid w:val="7B232E33"/>
     <w:multiLevelType w:val="multilevel"/>
     <w:tmpl w:val="217632C2"/>
@@ -14622,13 +16570,13 @@
     </w:lvl>
   </w:abstractNum>
   <w:num w:numId="1" w16cid:durableId="301741082">
-    <w:abstractNumId w:val="29"/>
+    <w:abstractNumId w:val="35"/>
   </w:num>
   <w:num w:numId="2" w16cid:durableId="1014913879">
-    <w:abstractNumId w:val="18"/>
+    <w:abstractNumId w:val="23"/>
   </w:num>
   <w:num w:numId="3" w16cid:durableId="2133016902">
-    <w:abstractNumId w:val="16"/>
+    <w:abstractNumId w:val="19"/>
   </w:num>
   <w:num w:numId="4" w16cid:durableId="302081720">
     <w:abstractNumId w:val="0"/>
@@ -14637,103 +16585,130 @@
     <w:abstractNumId w:val="1"/>
   </w:num>
   <w:num w:numId="6" w16cid:durableId="1542594249">
-    <w:abstractNumId w:val="33"/>
+    <w:abstractNumId w:val="42"/>
   </w:num>
   <w:num w:numId="7" w16cid:durableId="809249974">
-    <w:abstractNumId w:val="5"/>
+    <w:abstractNumId w:val="6"/>
   </w:num>
   <w:num w:numId="8" w16cid:durableId="1522236343">
-    <w:abstractNumId w:val="9"/>
+    <w:abstractNumId w:val="12"/>
   </w:num>
   <w:num w:numId="9" w16cid:durableId="1147892831">
-    <w:abstractNumId w:val="13"/>
+    <w:abstractNumId w:val="16"/>
   </w:num>
   <w:num w:numId="10" w16cid:durableId="306974297">
     <w:abstractNumId w:val="4"/>
   </w:num>
   <w:num w:numId="11" w16cid:durableId="300622354">
-    <w:abstractNumId w:val="17"/>
+    <w:abstractNumId w:val="22"/>
   </w:num>
   <w:num w:numId="12" w16cid:durableId="105470262">
     <w:abstractNumId w:val="3"/>
   </w:num>
   <w:num w:numId="13" w16cid:durableId="129632262">
-    <w:abstractNumId w:val="25"/>
+    <w:abstractNumId w:val="30"/>
   </w:num>
   <w:num w:numId="14" w16cid:durableId="2101952616">
+    <w:abstractNumId w:val="29"/>
+  </w:num>
+  <w:num w:numId="15" w16cid:durableId="666833867">
+    <w:abstractNumId w:val="44"/>
+  </w:num>
+  <w:num w:numId="16" w16cid:durableId="351610198">
+    <w:abstractNumId w:val="36"/>
+  </w:num>
+  <w:num w:numId="17" w16cid:durableId="336466193">
+    <w:abstractNumId w:val="26"/>
+  </w:num>
+  <w:num w:numId="18" w16cid:durableId="1385056738">
+    <w:abstractNumId w:val="9"/>
+  </w:num>
+  <w:num w:numId="19" w16cid:durableId="1236935744">
+    <w:abstractNumId w:val="17"/>
+  </w:num>
+  <w:num w:numId="20" w16cid:durableId="576669479">
+    <w:abstractNumId w:val="15"/>
+  </w:num>
+  <w:num w:numId="21" w16cid:durableId="79908244">
+    <w:abstractNumId w:val="7"/>
+  </w:num>
+  <w:num w:numId="22" w16cid:durableId="1219824175">
+    <w:abstractNumId w:val="46"/>
+  </w:num>
+  <w:num w:numId="23" w16cid:durableId="1168251279">
+    <w:abstractNumId w:val="27"/>
+  </w:num>
+  <w:num w:numId="24" w16cid:durableId="1892039370">
+    <w:abstractNumId w:val="18"/>
+  </w:num>
+  <w:num w:numId="25" w16cid:durableId="2125075307">
+    <w:abstractNumId w:val="41"/>
+  </w:num>
+  <w:num w:numId="26" w16cid:durableId="952593419">
+    <w:abstractNumId w:val="32"/>
+  </w:num>
+  <w:num w:numId="27" w16cid:durableId="973604299">
+    <w:abstractNumId w:val="14"/>
+  </w:num>
+  <w:num w:numId="28" w16cid:durableId="1410536202">
     <w:abstractNumId w:val="24"/>
   </w:num>
-  <w:num w:numId="15" w16cid:durableId="666833867">
-    <w:abstractNumId w:val="35"/>
-  </w:num>
-  <w:num w:numId="16" w16cid:durableId="351610198">
-    <w:abstractNumId w:val="30"/>
-  </w:num>
-  <w:num w:numId="17" w16cid:durableId="336466193">
-    <w:abstractNumId w:val="21"/>
-  </w:num>
-  <w:num w:numId="18" w16cid:durableId="1385056738">
-    <w:abstractNumId w:val="8"/>
-  </w:num>
-  <w:num w:numId="19" w16cid:durableId="1236935744">
-    <w:abstractNumId w:val="14"/>
-  </w:num>
-  <w:num w:numId="20" w16cid:durableId="576669479">
-    <w:abstractNumId w:val="12"/>
-  </w:num>
-  <w:num w:numId="21" w16cid:durableId="79908244">
-    <w:abstractNumId w:val="6"/>
-  </w:num>
-  <w:num w:numId="22" w16cid:durableId="1219824175">
-    <w:abstractNumId w:val="37"/>
-  </w:num>
-  <w:num w:numId="23" w16cid:durableId="1168251279">
-    <w:abstractNumId w:val="22"/>
-  </w:num>
-  <w:num w:numId="24" w16cid:durableId="1892039370">
-    <w:abstractNumId w:val="15"/>
-  </w:num>
-  <w:num w:numId="25" w16cid:durableId="2125075307">
-    <w:abstractNumId w:val="32"/>
-  </w:num>
-  <w:num w:numId="26" w16cid:durableId="952593419">
-    <w:abstractNumId w:val="26"/>
-  </w:num>
-  <w:num w:numId="27" w16cid:durableId="973604299">
-    <w:abstractNumId w:val="11"/>
-  </w:num>
-  <w:num w:numId="28" w16cid:durableId="1410536202">
-    <w:abstractNumId w:val="19"/>
-  </w:num>
   <w:num w:numId="29" w16cid:durableId="762070260">
-    <w:abstractNumId w:val="36"/>
+    <w:abstractNumId w:val="45"/>
   </w:num>
   <w:num w:numId="30" w16cid:durableId="437061724">
-    <w:abstractNumId w:val="31"/>
+    <w:abstractNumId w:val="38"/>
   </w:num>
   <w:num w:numId="31" w16cid:durableId="1356424293">
-    <w:abstractNumId w:val="20"/>
+    <w:abstractNumId w:val="25"/>
   </w:num>
   <w:num w:numId="32" w16cid:durableId="718360639">
     <w:abstractNumId w:val="2"/>
   </w:num>
   <w:num w:numId="33" w16cid:durableId="827794674">
-    <w:abstractNumId w:val="23"/>
+    <w:abstractNumId w:val="28"/>
   </w:num>
   <w:num w:numId="34" w16cid:durableId="1089502120">
-    <w:abstractNumId w:val="28"/>
+    <w:abstractNumId w:val="34"/>
   </w:num>
   <w:num w:numId="35" w16cid:durableId="978918194">
-    <w:abstractNumId w:val="7"/>
+    <w:abstractNumId w:val="8"/>
   </w:num>
   <w:num w:numId="36" w16cid:durableId="173689874">
+    <w:abstractNumId w:val="13"/>
+  </w:num>
+  <w:num w:numId="37" w16cid:durableId="1785272490">
+    <w:abstractNumId w:val="33"/>
+  </w:num>
+  <w:num w:numId="38" w16cid:durableId="979185628">
+    <w:abstractNumId w:val="43"/>
+  </w:num>
+  <w:num w:numId="39" w16cid:durableId="693193867">
+    <w:abstractNumId w:val="39"/>
+  </w:num>
+  <w:num w:numId="40" w16cid:durableId="391391966">
     <w:abstractNumId w:val="10"/>
   </w:num>
-  <w:num w:numId="37" w16cid:durableId="1785272490">
-    <w:abstractNumId w:val="27"/>
+  <w:num w:numId="41" w16cid:durableId="1002270921">
+    <w:abstractNumId w:val="21"/>
   </w:num>
-  <w:num w:numId="38" w16cid:durableId="979185628">
-    <w:abstractNumId w:val="34"/>
+  <w:num w:numId="42" w16cid:durableId="1863594935">
+    <w:abstractNumId w:val="40"/>
+  </w:num>
+  <w:num w:numId="43" w16cid:durableId="74278598">
+    <w:abstractNumId w:val="20"/>
+  </w:num>
+  <w:num w:numId="44" w16cid:durableId="1541016569">
+    <w:abstractNumId w:val="11"/>
+  </w:num>
+  <w:num w:numId="45" w16cid:durableId="1391003433">
+    <w:abstractNumId w:val="5"/>
+  </w:num>
+  <w:num w:numId="46" w16cid:durableId="1108280181">
+    <w:abstractNumId w:val="31"/>
+  </w:num>
+  <w:num w:numId="47" w16cid:durableId="1694765348">
+    <w:abstractNumId w:val="37"/>
   </w:num>
 </w:numbering>
 </file>
